--- a/cv_guidia_sv.docx
+++ b/cv_guidia_sv.docx
@@ -16,19 +16,20 @@
         </w:tblCellMar>
       </w:tblPr>
       <w:tblGrid>
-        <w:gridCol w:w="3690"/>
+        <w:gridCol w:w="3689"/>
         <w:gridCol w:w="7020"/>
       </w:tblGrid>
       <w:tr>
         <w:trPr/>
         <w:tc>
           <w:tcPr>
-            <w:tcW w:w="3690" w:type="dxa"/>
+            <w:tcW w:w="3689" w:type="dxa"/>
             <w:tcBorders/>
           </w:tcPr>
           <w:p>
             <w:pPr>
               <w:pStyle w:val="Normal"/>
+              <w:widowControl w:val="false"/>
               <w:spacing w:before="0" w:after="0"/>
               <w:jc w:val="left"/>
               <w:rPr>
@@ -48,6 +49,7 @@
           <w:p>
             <w:pPr>
               <w:pStyle w:val="Normal"/>
+              <w:widowControl w:val="false"/>
               <w:spacing w:before="0" w:after="0"/>
               <w:jc w:val="left"/>
               <w:rPr/>
@@ -75,6 +77,7 @@
           <w:p>
             <w:pPr>
               <w:pStyle w:val="Normal"/>
+              <w:widowControl w:val="false"/>
               <w:spacing w:before="0" w:after="0"/>
               <w:jc w:val="left"/>
               <w:rPr/>
@@ -100,6 +103,7 @@
           <w:p>
             <w:pPr>
               <w:pStyle w:val="Normal"/>
+              <w:widowControl w:val="false"/>
               <w:spacing w:before="0" w:after="160"/>
               <w:jc w:val="left"/>
               <w:rPr/>
@@ -232,34 +236,7 @@
           <w:b/>
           <w:bCs/>
         </w:rPr>
-        <w:t xml:space="preserve">Jul </w:t>
-      </w:r>
-      <w:r>
-        <w:rPr>
-          <w:rStyle w:val="T14"/>
-          <w:rFonts w:cs="Segoe UI" w:ascii="Segoe UI" w:hAnsi="Segoe UI"/>
-          <w:b/>
-          <w:bCs/>
-        </w:rPr>
-        <w:t>201</w:t>
-      </w:r>
-      <w:r>
-        <w:rPr>
-          <w:rStyle w:val="T14"/>
-          <w:rFonts w:cs="Segoe UI" w:ascii="Segoe UI" w:hAnsi="Segoe UI"/>
-          <w:b/>
-          <w:bCs/>
-        </w:rPr>
-        <w:t>6</w:t>
-      </w:r>
-      <w:r>
-        <w:rPr>
-          <w:rStyle w:val="T14"/>
-          <w:rFonts w:cs="Segoe UI" w:ascii="Segoe UI" w:hAnsi="Segoe UI"/>
-          <w:b/>
-          <w:bCs/>
-        </w:rPr>
-        <w:t xml:space="preserve"> - Apr 2022</w:t>
+        <w:t>Jul 2016 - Apr 2022</w:t>
       </w:r>
       <w:r>
         <w:rPr>
@@ -366,16 +343,7 @@
           <w:b/>
           <w:bCs/>
         </w:rPr>
-        <w:t>Oct 2013 - Jul 201</w:t>
-      </w:r>
-      <w:r>
-        <w:rPr>
-          <w:rStyle w:val="T14"/>
-          <w:rFonts w:cs="Segoe UI" w:ascii="Segoe UI" w:hAnsi="Segoe UI"/>
-          <w:b/>
-          <w:bCs/>
-        </w:rPr>
-        <w:t>6</w:t>
+        <w:t>Oct 2013 - Jul 2016</w:t>
       </w:r>
       <w:r>
         <w:rPr>
@@ -454,7 +422,9 @@
         </w:rPr>
       </w:pPr>
       <w:r>
-        <w:rPr/>
+        <w:rPr>
+          <w:rFonts w:cs="Segoe UI" w:ascii="Segoe UI" w:hAnsi="Segoe UI"/>
+        </w:rPr>
       </w:r>
     </w:p>
     <w:p>
@@ -512,7 +482,9 @@
         </w:rPr>
       </w:pPr>
       <w:r>
-        <w:rPr/>
+        <w:rPr>
+          <w:rFonts w:cs="Segoe UI" w:ascii="Segoe UI" w:hAnsi="Segoe UI"/>
+        </w:rPr>
       </w:r>
     </w:p>
     <w:p>
@@ -554,7 +526,7 @@
             <wp:positionV relativeFrom="paragraph">
               <wp:posOffset>109855</wp:posOffset>
             </wp:positionV>
-            <wp:extent cx="718820" cy="681355"/>
+            <wp:extent cx="886460" cy="840105"/>
             <wp:effectExtent l="0" t="0" r="0" b="0"/>
             <wp:wrapSquare wrapText="largest"/>
             <wp:docPr id="1" name="Image1" descr=""/>
@@ -579,7 +551,53 @@
                   <pic:spPr bwMode="auto">
                     <a:xfrm>
                       <a:off x="0" y="0"/>
-                      <a:ext cx="718820" cy="681355"/>
+                      <a:ext cx="886460" cy="840105"/>
+                    </a:xfrm>
+                    <a:prstGeom prst="rect">
+                      <a:avLst/>
+                    </a:prstGeom>
+                  </pic:spPr>
+                </pic:pic>
+              </a:graphicData>
+            </a:graphic>
+          </wp:anchor>
+        </w:drawing>
+        <w:drawing>
+          <wp:anchor behindDoc="0" distT="0" distB="0" distL="0" distR="0" simplePos="0" locked="0" layoutInCell="0" allowOverlap="1" relativeHeight="3">
+            <wp:simplePos x="0" y="0"/>
+            <wp:positionH relativeFrom="column">
+              <wp:posOffset>922655</wp:posOffset>
+            </wp:positionH>
+            <wp:positionV relativeFrom="paragraph">
+              <wp:posOffset>63500</wp:posOffset>
+            </wp:positionV>
+            <wp:extent cx="859790" cy="859790"/>
+            <wp:effectExtent l="0" t="0" r="0" b="0"/>
+            <wp:wrapSquare wrapText="largest"/>
+            <wp:docPr id="2" name="Image2" descr=""/>
+            <wp:cNvGraphicFramePr>
+              <a:graphicFrameLocks xmlns:a="http://schemas.openxmlformats.org/drawingml/2006/main" noChangeAspect="1"/>
+            </wp:cNvGraphicFramePr>
+            <a:graphic xmlns:a="http://schemas.openxmlformats.org/drawingml/2006/main">
+              <a:graphicData uri="http://schemas.openxmlformats.org/drawingml/2006/picture">
+                <pic:pic xmlns:pic="http://schemas.openxmlformats.org/drawingml/2006/picture">
+                  <pic:nvPicPr>
+                    <pic:cNvPr id="2" name="Image2" descr=""/>
+                    <pic:cNvPicPr>
+                      <a:picLocks noChangeAspect="1" noChangeArrowheads="1"/>
+                    </pic:cNvPicPr>
+                  </pic:nvPicPr>
+                  <pic:blipFill>
+                    <a:blip r:embed="rId5"/>
+                    <a:srcRect l="2823" t="2823" r="2823" b="2823"/>
+                    <a:stretch>
+                      <a:fillRect/>
+                    </a:stretch>
+                  </pic:blipFill>
+                  <pic:spPr bwMode="auto">
+                    <a:xfrm>
+                      <a:off x="0" y="0"/>
+                      <a:ext cx="859790" cy="859790"/>
                     </a:xfrm>
                     <a:prstGeom prst="rect">
                       <a:avLst/>
@@ -1005,6 +1023,7 @@
     <w:qFormat/>
     <w:pPr>
       <w:widowControl/>
+      <w:suppressAutoHyphens w:val="true"/>
       <w:bidi w:val="0"/>
       <w:spacing w:lineRule="auto" w:line="259" w:before="0" w:after="160"/>
       <w:jc w:val="left"/>

--- a/cv_guidia_sv.docx
+++ b/cv_guidia_sv.docx
@@ -20,7 +20,9 @@
         <w:gridCol w:w="7020"/>
       </w:tblGrid>
       <w:tr>
-        <w:trPr/>
+        <w:trPr>
+          <w:trHeight w:val="319" w:hRule="atLeast"/>
+        </w:trPr>
         <w:tc>
           <w:tcPr>
             <w:tcW w:w="3689" w:type="dxa"/>
@@ -32,10 +34,7 @@
               <w:widowControl w:val="false"/>
               <w:spacing w:before="0" w:after="0"/>
               <w:jc w:val="left"/>
-              <w:rPr>
-                <w:sz w:val="18"/>
-                <w:szCs w:val="18"/>
-              </w:rPr>
+              <w:rPr/>
             </w:pPr>
             <w:r>
               <w:rPr>
@@ -65,7 +64,7 @@
             <w:hyperlink r:id="rId2">
               <w:r>
                 <w:rPr>
-                  <w:rStyle w:val="InternetLink"/>
+                  <w:rStyle w:val="Hyperlink"/>
                   <w:rFonts w:cs="Segoe UI" w:ascii="Segoe UI" w:hAnsi="Segoe UI"/>
                   <w:sz w:val="18"/>
                   <w:szCs w:val="18"/>
@@ -85,7 +84,7 @@
             <w:hyperlink r:id="rId3">
               <w:r>
                 <w:rPr>
-                  <w:rStyle w:val="InternetLink"/>
+                  <w:rStyle w:val="Hyperlink"/>
                   <w:rFonts w:cs="Segoe UI" w:ascii="Segoe UI" w:hAnsi="Segoe UI"/>
                   <w:sz w:val="18"/>
                   <w:szCs w:val="18"/>
@@ -149,9 +148,8 @@
       <w:pPr>
         <w:pStyle w:val="Normal"/>
         <w:rPr>
-          <w:rStyle w:val="InternetLink"/>
+          <w:rStyle w:val="Hyperlink"/>
           <w:rFonts w:ascii="Segoe UI" w:hAnsi="Segoe UI" w:cs="Segoe UI"/>
-          <w:b/>
           <w:b/>
           <w:bCs/>
           <w:color w:val="auto"/>
@@ -173,11 +171,10 @@
     </w:p>
     <w:p>
       <w:pPr>
-        <w:pStyle w:val="Artdecolistitem"/>
+        <w:pStyle w:val="Artdeco-listitem"/>
         <w:spacing w:beforeAutospacing="0" w:before="0" w:afterAutospacing="0" w:after="0"/>
         <w:rPr>
           <w:rFonts w:ascii="Segoe UI" w:hAnsi="Segoe UI" w:cs="Segoe UI"/>
-          <w:b/>
           <w:b/>
           <w:bCs/>
         </w:rPr>
@@ -201,75 +198,63 @@
     </w:p>
     <w:p>
       <w:pPr>
-        <w:pStyle w:val="Artdecolistitem"/>
+        <w:pStyle w:val="Artdeco-listitem"/>
         <w:spacing w:beforeAutospacing="0" w:before="0" w:afterAutospacing="0" w:after="0"/>
         <w:rPr>
           <w:rFonts w:ascii="Segoe UI" w:hAnsi="Segoe UI" w:cs="Segoe UI"/>
           <w:b/>
+          <w:bCs/>
+        </w:rPr>
+      </w:pPr>
+      <w:r>
+        <w:rPr>
+          <w:rFonts w:cs="Segoe UI" w:ascii="Segoe UI" w:hAnsi="Segoe UI"/>
           <w:b/>
           <w:bCs/>
         </w:rPr>
-      </w:pPr>
-      <w:r>
-        <w:rPr>
+        <w:t>Technician</w:t>
+        <w:br/>
+      </w:r>
+      <w:r>
+        <w:rPr>
+          <w:rStyle w:val="T-14"/>
           <w:rFonts w:cs="Segoe UI" w:ascii="Segoe UI" w:hAnsi="Segoe UI"/>
           <w:b/>
           <w:bCs/>
         </w:rPr>
-        <w:t>Technician</w:t>
-        <w:br/>
+        <w:t>Jul 2016 - Apr 2022</w:t>
+      </w:r>
+      <w:r>
+        <w:rPr>
+          <w:rStyle w:val="T-14"/>
+          <w:rFonts w:cs="Segoe UI" w:ascii="Segoe UI" w:hAnsi="Segoe UI"/>
+        </w:rPr>
+        <w:t>, TrueFood LLC, Vladivostok, Primorye region, Russia</w:t>
       </w:r>
     </w:p>
     <w:p>
       <w:pPr>
-        <w:pStyle w:val="Artdecolistitem"/>
+        <w:pStyle w:val="Artdeco-listitem"/>
         <w:spacing w:beforeAutospacing="0" w:before="0" w:afterAutospacing="0" w:after="0"/>
         <w:rPr>
-          <w:rStyle w:val="T14"/>
+          <w:rStyle w:val="T-14"/>
           <w:rFonts w:ascii="Segoe UI" w:hAnsi="Segoe UI" w:cs="Segoe UI"/>
-        </w:rPr>
-      </w:pPr>
-      <w:r>
-        <w:rPr>
-          <w:rStyle w:val="T14"/>
-          <w:rFonts w:cs="Segoe UI" w:ascii="Segoe UI" w:hAnsi="Segoe UI"/>
           <w:b/>
           <w:bCs/>
         </w:rPr>
-        <w:t>Jul 2016 - Apr 2022</w:t>
-      </w:r>
-      <w:r>
-        <w:rPr>
-          <w:rStyle w:val="T14"/>
-          <w:rFonts w:cs="Segoe UI" w:ascii="Segoe UI" w:hAnsi="Segoe UI"/>
-        </w:rPr>
-        <w:t>, TrueFood LLC, Vladivostok, Primorye region, Russia</w:t>
-      </w:r>
-    </w:p>
-    <w:p>
-      <w:pPr>
-        <w:pStyle w:val="Artdecolistitem"/>
-        <w:spacing w:beforeAutospacing="0" w:before="0" w:afterAutospacing="0" w:after="0"/>
-        <w:rPr>
-          <w:rStyle w:val="T14"/>
-          <w:rFonts w:ascii="Segoe UI" w:hAnsi="Segoe UI" w:cs="Segoe UI"/>
-          <w:b/>
+      </w:pPr>
+      <w:r>
+        <w:rPr>
+          <w:rStyle w:val="T-14"/>
+          <w:rFonts w:cs="Segoe UI" w:ascii="Segoe UI" w:hAnsi="Segoe UI"/>
           <w:b/>
           <w:bCs/>
         </w:rPr>
-      </w:pPr>
-      <w:r>
-        <w:rPr>
-          <w:rStyle w:val="T14"/>
-          <w:rFonts w:cs="Segoe UI" w:ascii="Segoe UI" w:hAnsi="Segoe UI"/>
-          <w:b/>
-          <w:bCs/>
-        </w:rPr>
         <w:t xml:space="preserve">Business Owner: </w:t>
       </w:r>
       <w:r>
         <w:rPr>
-          <w:rStyle w:val="T14"/>
+          <w:rStyle w:val="T-14"/>
           <w:rFonts w:cs="Segoe UI" w:ascii="Segoe UI" w:hAnsi="Segoe UI"/>
           <w:b w:val="false"/>
           <w:bCs w:val="false"/>
@@ -278,7 +263,7 @@
       </w:r>
       <w:r>
         <w:rPr>
-          <w:rStyle w:val="T14"/>
+          <w:rStyle w:val="T-14"/>
           <w:rFonts w:cs="Segoe UI" w:ascii="S hne;ui-sans-serif;system-ui;apple-system;Segoe UI;Roboto;Ubuntu;Cantarell;Noto Sans;sans-serif;Helvetica Neue;Arial;Apple Color Emoji;Segoe UI Emoji;Segoe UI Symbol;Noto Color Emoji" w:hAnsi="S hne;ui-sans-serif;system-ui;apple-system;Segoe UI;Roboto;Ubuntu;Cantarell;Noto Sans;sans-serif;Helvetica Neue;Arial;Apple Color Emoji;Segoe UI Emoji;Segoe UI Symbol;Noto Color Emoji"/>
           <w:b w:val="false"/>
           <w:bCs w:val="false"/>
@@ -293,7 +278,7 @@
       </w:r>
       <w:r>
         <w:rPr>
-          <w:rStyle w:val="T14"/>
+          <w:rStyle w:val="T-14"/>
           <w:rFonts w:cs="Segoe UI" w:ascii="Segoe UI" w:hAnsi="Segoe UI"/>
           <w:b w:val="false"/>
           <w:bCs w:val="false"/>
@@ -302,7 +287,7 @@
       </w:r>
       <w:r>
         <w:rPr>
-          <w:rStyle w:val="T14"/>
+          <w:rStyle w:val="T-14"/>
           <w:rFonts w:cs="Segoe UI" w:ascii="Segoe UI" w:hAnsi="Segoe UI"/>
           <w:b w:val="false"/>
           <w:bCs w:val="false"/>
@@ -312,7 +297,7 @@
       </w:r>
       <w:r>
         <w:rPr>
-          <w:rStyle w:val="T14"/>
+          <w:rStyle w:val="T-14"/>
           <w:rFonts w:cs="Segoe UI" w:ascii="S hne;ui-sans-serif;system-ui;apple-system;Segoe UI;Roboto;Ubuntu;Cantarell;Noto Sans;sans-serif;Helvetica Neue;Arial;Apple Color Emoji;Segoe UI Emoji;Segoe UI Symbol;Noto Color Emoji" w:hAnsi="S hne;ui-sans-serif;system-ui;apple-system;Segoe UI;Roboto;Ubuntu;Cantarell;Noto Sans;sans-serif;Helvetica Neue;Arial;Apple Color Emoji;Segoe UI Emoji;Segoe UI Symbol;Noto Color Emoji"/>
           <w:b w:val="false"/>
           <w:bCs w:val="false"/>
@@ -326,116 +311,105 @@
         <w:t>To accomplish the milestones mentioned above, a profound understanding of IT played a pivotal role. This encompassed the effective deployment of cutting-edge information solutions and the automation of key processes, which were instrumental in ensuring the company's operational efficiency and overall success.</w:t>
         <w:br/>
       </w:r>
+      <w:r>
+        <w:rPr>
+          <w:rStyle w:val="T-14"/>
+          <w:rFonts w:cs="Segoe UI" w:ascii="Segoe UI" w:hAnsi="Segoe UI"/>
+          <w:b/>
+          <w:bCs/>
+        </w:rPr>
+        <w:t>Oct 2013 - Jul 2016</w:t>
+      </w:r>
+      <w:r>
+        <w:rPr>
+          <w:rStyle w:val="T-14"/>
+          <w:rFonts w:cs="Segoe UI" w:ascii="Segoe UI" w:hAnsi="Segoe UI"/>
+        </w:rPr>
+        <w:t>, FAR EASTERN FEDERAL UNIVERSITY FAR EASTERN FEDERAL UNIVERSITY, Vladivostok, Primorye region, Russia</w:t>
+      </w:r>
     </w:p>
     <w:p>
       <w:pPr>
-        <w:pStyle w:val="Artdecolistitem"/>
+        <w:pStyle w:val="Artdeco-listitem"/>
         <w:spacing w:beforeAutospacing="0" w:before="0" w:afterAutospacing="0" w:after="0"/>
         <w:rPr>
-          <w:rStyle w:val="T14"/>
+          <w:rStyle w:val="T-14"/>
           <w:rFonts w:ascii="Segoe UI" w:hAnsi="Segoe UI" w:cs="Segoe UI"/>
         </w:rPr>
       </w:pPr>
       <w:r>
         <w:rPr>
-          <w:rStyle w:val="T14"/>
           <w:rFonts w:cs="Segoe UI" w:ascii="Segoe UI" w:hAnsi="Segoe UI"/>
           <w:b/>
           <w:bCs/>
         </w:rPr>
-        <w:t>Oct 2013 - Jul 2016</w:t>
-      </w:r>
-      <w:r>
-        <w:rPr>
-          <w:rStyle w:val="T14"/>
-          <w:rFonts w:cs="Segoe UI" w:ascii="Segoe UI" w:hAnsi="Segoe UI"/>
-        </w:rPr>
-        <w:t>, FAR EASTERN FEDERAL UNIVERSITY FAR EASTERN FEDERAL UNIVERSITY, Vladivostok, Primorye region, Russia</w:t>
+        <w:t xml:space="preserve">Lead Engineer: </w:t>
+      </w:r>
+      <w:r>
+        <w:rPr>
+          <w:rFonts w:cs="Segoe UI" w:ascii="Segoe UI" w:hAnsi="Segoe UI"/>
+        </w:rPr>
+        <w:t xml:space="preserve">Own Tier II Data Center, Genesys call center, SAP Medical Information System, Laboratory information system 1C: LIS, PACS Image archiving and transmission system, PERCO Building security management system, including control of electronic locks and video surveillance, Integrated television reception system, Telemedicine system, Website of the medical center </w:t>
+        <w:br/>
+      </w:r>
+      <w:r>
+        <w:rPr>
+          <w:rStyle w:val="T-14"/>
+          <w:rFonts w:cs="Segoe UI" w:ascii="Segoe UI" w:hAnsi="Segoe UI"/>
+          <w:b/>
+          <w:bCs/>
+        </w:rPr>
+        <w:t>Nov 2011 - Oct 2013</w:t>
+      </w:r>
+      <w:r>
+        <w:rPr>
+          <w:rStyle w:val="T-14"/>
+          <w:rFonts w:cs="Segoe UI" w:ascii="Segoe UI" w:hAnsi="Segoe UI"/>
+        </w:rPr>
+        <w:t>, FAR EASTERN FEDERAL UNIVERSITYFAR EASTERN FEDERAL UNIVERSITY, Vladivostok, Primorye region, Russia</w:t>
+        <w:br/>
+      </w:r>
+      <w:r>
+        <w:rPr>
+          <w:rStyle w:val="T-14"/>
+          <w:rFonts w:cs="Segoe UI" w:ascii="Segoe UI" w:hAnsi="Segoe UI"/>
+          <w:b/>
+          <w:bCs/>
+        </w:rPr>
+        <w:t>Information Technology Engineer:</w:t>
+      </w:r>
+      <w:r>
+        <w:rPr>
+          <w:rStyle w:val="T-14"/>
+          <w:rFonts w:cs="Segoe UI" w:ascii="Segoe UI" w:hAnsi="Segoe UI"/>
+        </w:rPr>
+        <w:t xml:space="preserve"> Monitoring and Responding to All Help Desk Requests in a Professional, Thorough and Timely Manner, Providing Technical Support for Issues Related to IT Systems, Phone Systems, Software and Hardware, Resolving Routine Office IT Issue Including Phone, Fax, Printer, AV, Access Control and Email Issues, Assisting Remote Employees, Providing Technical Support and Assistance for Call Center, Thoroughly Documenting Internal Procedures, Create Step-By-Step Training Materials with Screenshots for Employees, Set Up New Employees, Suggest Possible Improvements on Procedures, Report Significant and Recurring Issues for Higher Level of Support</w:t>
       </w:r>
     </w:p>
     <w:p>
       <w:pPr>
-        <w:pStyle w:val="Artdecolistitem"/>
+        <w:pStyle w:val="Artdeco-listitem"/>
         <w:spacing w:beforeAutospacing="0" w:before="0" w:afterAutospacing="0" w:after="0"/>
         <w:rPr>
-          <w:rStyle w:val="T14"/>
+          <w:rStyle w:val="T-14"/>
           <w:rFonts w:ascii="Segoe UI" w:hAnsi="Segoe UI" w:cs="Segoe UI"/>
         </w:rPr>
       </w:pPr>
       <w:r>
         <w:rPr>
           <w:rFonts w:cs="Segoe UI" w:ascii="Segoe UI" w:hAnsi="Segoe UI"/>
-          <w:b/>
-          <w:bCs/>
-        </w:rPr>
-        <w:t xml:space="preserve">Lead Engineer: </w:t>
-      </w:r>
-      <w:r>
-        <w:rPr>
-          <w:rFonts w:cs="Segoe UI" w:ascii="Segoe UI" w:hAnsi="Segoe UI"/>
-        </w:rPr>
-        <w:t xml:space="preserve">Own Tier II Data Center, Genesys call center, SAP Medical Information System, Laboratory information system 1C: LIS, PACS Image archiving and transmission system, PERCO Building security management system, including control of electronic locks and video surveillance, Integrated television reception system, Telemedicine system, Website of the medical center </w:t>
-        <w:br/>
-        <w:br/>
-      </w:r>
-      <w:r>
-        <w:rPr>
-          <w:rStyle w:val="T14"/>
-          <w:rFonts w:cs="Segoe UI" w:ascii="Segoe UI" w:hAnsi="Segoe UI"/>
-          <w:b/>
-          <w:bCs/>
-        </w:rPr>
-        <w:t>Nov 2011 - Oct 2013</w:t>
-      </w:r>
-      <w:r>
-        <w:rPr>
-          <w:rStyle w:val="T14"/>
-          <w:rFonts w:cs="Segoe UI" w:ascii="Segoe UI" w:hAnsi="Segoe UI"/>
-        </w:rPr>
-        <w:t>, FAR EASTERN FEDERAL UNIVERSITYFAR EASTERN FEDERAL UNIVERSITY, Vladivostok, Primorye region, Russia</w:t>
-        <w:br/>
-      </w:r>
-      <w:r>
-        <w:rPr>
-          <w:rStyle w:val="T14"/>
-          <w:rFonts w:cs="Segoe UI" w:ascii="Segoe UI" w:hAnsi="Segoe UI"/>
-          <w:b/>
-          <w:bCs/>
-        </w:rPr>
-        <w:t>Information Technology Engineer:</w:t>
-      </w:r>
-      <w:r>
-        <w:rPr>
-          <w:rStyle w:val="T14"/>
-          <w:rFonts w:cs="Segoe UI" w:ascii="Segoe UI" w:hAnsi="Segoe UI"/>
-        </w:rPr>
-        <w:t xml:space="preserve"> Monitoring and Responding to All Help Desk Requests in a Professional, Thorough and Timely Manner, Providing Technical Support for Issues Related to IT Systems, Phone Systems, Software and Hardware, Resolving Routine Office IT Issue Including Phone, Fax, Printer, AV, Access Control and Email Issues, Assisting Remote Employees, Providing Technical Support and Assistance for Call Center, Thoroughly Documenting Internal Procedures, Create Step-By-Step Training Materials with Screenshots for Employees, Set Up New Employees, Suggest Possible Improvements on Procedures, Report Significant and Recurring Issues for Higher Level of Support</w:t>
+        </w:rPr>
       </w:r>
     </w:p>
     <w:p>
       <w:pPr>
-        <w:pStyle w:val="Artdecolistitem"/>
-        <w:spacing w:beforeAutospacing="0" w:before="0" w:afterAutospacing="0" w:after="0"/>
-        <w:rPr>
-          <w:rStyle w:val="T14"/>
-          <w:rFonts w:ascii="Segoe UI" w:hAnsi="Segoe UI" w:cs="Segoe UI"/>
-        </w:rPr>
-      </w:pPr>
-      <w:r>
-        <w:rPr>
-          <w:rFonts w:cs="Segoe UI" w:ascii="Segoe UI" w:hAnsi="Segoe UI"/>
-        </w:rPr>
-      </w:r>
-    </w:p>
-    <w:p>
-      <w:pPr>
-        <w:pStyle w:val="Artdecolistitem"/>
+        <w:pStyle w:val="Artdeco-listitem"/>
         <w:spacing w:beforeAutospacing="0" w:before="0" w:afterAutospacing="0" w:after="0"/>
         <w:rPr/>
       </w:pPr>
       <w:r>
         <w:rPr>
-          <w:rStyle w:val="T14"/>
+          <w:rStyle w:val="T-14"/>
           <w:rFonts w:cs="Segoe UI" w:ascii="Segoe UI" w:hAnsi="Segoe UI"/>
           <w:b/>
           <w:bCs/>
@@ -447,16 +421,16 @@
     </w:p>
     <w:p>
       <w:pPr>
-        <w:pStyle w:val="Artdecolistitem"/>
+        <w:pStyle w:val="Artdeco-listitem"/>
         <w:spacing w:beforeAutospacing="0" w:before="0" w:afterAutospacing="0" w:after="0"/>
         <w:rPr>
-          <w:rStyle w:val="T14"/>
+          <w:rStyle w:val="T-14"/>
           <w:rFonts w:ascii="Segoe UI" w:hAnsi="Segoe UI" w:cs="Segoe UI"/>
         </w:rPr>
       </w:pPr>
       <w:r>
         <w:rPr>
-          <w:rStyle w:val="T14"/>
+          <w:rStyle w:val="T-14"/>
           <w:rFonts w:cs="Segoe UI" w:ascii="Segoe UI" w:hAnsi="Segoe UI"/>
           <w:b/>
           <w:bCs/>
@@ -465,7 +439,7 @@
       </w:r>
       <w:r>
         <w:rPr>
-          <w:rStyle w:val="T14"/>
+          <w:rStyle w:val="T-14"/>
           <w:rFonts w:cs="Segoe UI" w:ascii="Segoe UI" w:hAnsi="Segoe UI"/>
         </w:rPr>
         <w:tab/>
@@ -474,10 +448,10 @@
     </w:p>
     <w:p>
       <w:pPr>
-        <w:pStyle w:val="Artdecolistitem"/>
+        <w:pStyle w:val="Artdeco-listitem"/>
         <w:spacing w:beforeAutospacing="0" w:before="0" w:afterAutospacing="0" w:after="0"/>
         <w:rPr>
-          <w:rStyle w:val="T14"/>
+          <w:rStyle w:val="T-14"/>
           <w:rFonts w:ascii="Segoe UI" w:hAnsi="Segoe UI" w:cs="Segoe UI"/>
         </w:rPr>
       </w:pPr>
@@ -489,13 +463,13 @@
     </w:p>
     <w:p>
       <w:pPr>
-        <w:pStyle w:val="Artdecolistitem"/>
+        <w:pStyle w:val="Artdeco-listitem"/>
         <w:spacing w:beforeAutospacing="0" w:before="0" w:afterAutospacing="0" w:after="0"/>
         <w:rPr/>
       </w:pPr>
       <w:r>
         <w:rPr>
-          <w:rStyle w:val="T14"/>
+          <w:rStyle w:val="T-14"/>
           <w:rFonts w:cs="Segoe UI" w:ascii="Segoe UI" w:hAnsi="Segoe UI"/>
           <w:b/>
           <w:bCs/>
@@ -508,25 +482,27 @@
     </w:p>
     <w:p>
       <w:pPr>
-        <w:pStyle w:val="Artdecolistitem"/>
+        <w:pStyle w:val="Artdeco-listitem"/>
         <w:spacing w:beforeAutospacing="0" w:before="0" w:afterAutospacing="0" w:after="0"/>
         <w:rPr>
-          <w:rStyle w:val="T14"/>
+          <w:rStyle w:val="T-14"/>
           <w:rFonts w:ascii="Segoe UI" w:hAnsi="Segoe UI" w:cs="Segoe UI"/>
         </w:rPr>
       </w:pPr>
       <w:r>
-        <w:rPr/>
+        <w:rPr>
+          <w:rFonts w:cs="Segoe UI" w:ascii="Segoe UI" w:hAnsi="Segoe UI"/>
+        </w:rPr>
         <w:drawing>
           <wp:anchor behindDoc="0" distT="0" distB="0" distL="0" distR="0" simplePos="0" locked="0" layoutInCell="0" allowOverlap="1" relativeHeight="2">
             <wp:simplePos x="0" y="0"/>
             <wp:positionH relativeFrom="column">
-              <wp:posOffset>36830</wp:posOffset>
+              <wp:posOffset>-38735</wp:posOffset>
             </wp:positionH>
             <wp:positionV relativeFrom="paragraph">
-              <wp:posOffset>109855</wp:posOffset>
+              <wp:posOffset>65405</wp:posOffset>
             </wp:positionV>
-            <wp:extent cx="886460" cy="840105"/>
+            <wp:extent cx="935355" cy="886460"/>
             <wp:effectExtent l="0" t="0" r="0" b="0"/>
             <wp:wrapSquare wrapText="largest"/>
             <wp:docPr id="1" name="Image1" descr=""/>
@@ -551,7 +527,7 @@
                   <pic:spPr bwMode="auto">
                     <a:xfrm>
                       <a:off x="0" y="0"/>
-                      <a:ext cx="886460" cy="840105"/>
+                      <a:ext cx="935355" cy="886460"/>
                     </a:xfrm>
                     <a:prstGeom prst="rect">
                       <a:avLst/>
@@ -566,12 +542,12 @@
           <wp:anchor behindDoc="0" distT="0" distB="0" distL="0" distR="0" simplePos="0" locked="0" layoutInCell="0" allowOverlap="1" relativeHeight="3">
             <wp:simplePos x="0" y="0"/>
             <wp:positionH relativeFrom="column">
-              <wp:posOffset>922655</wp:posOffset>
+              <wp:posOffset>2812415</wp:posOffset>
             </wp:positionH>
             <wp:positionV relativeFrom="paragraph">
-              <wp:posOffset>63500</wp:posOffset>
+              <wp:posOffset>72390</wp:posOffset>
             </wp:positionV>
-            <wp:extent cx="859790" cy="859790"/>
+            <wp:extent cx="885825" cy="885825"/>
             <wp:effectExtent l="0" t="0" r="0" b="0"/>
             <wp:wrapSquare wrapText="largest"/>
             <wp:docPr id="2" name="Image2" descr=""/>
@@ -597,7 +573,97 @@
                   <pic:spPr bwMode="auto">
                     <a:xfrm>
                       <a:off x="0" y="0"/>
-                      <a:ext cx="859790" cy="859790"/>
+                      <a:ext cx="885825" cy="885825"/>
+                    </a:xfrm>
+                    <a:prstGeom prst="rect">
+                      <a:avLst/>
+                    </a:prstGeom>
+                  </pic:spPr>
+                </pic:pic>
+              </a:graphicData>
+            </a:graphic>
+          </wp:anchor>
+        </w:drawing>
+        <w:drawing>
+          <wp:anchor behindDoc="0" distT="0" distB="0" distL="0" distR="0" simplePos="0" locked="0" layoutInCell="0" allowOverlap="1" relativeHeight="4">
+            <wp:simplePos x="0" y="0"/>
+            <wp:positionH relativeFrom="column">
+              <wp:posOffset>1880870</wp:posOffset>
+            </wp:positionH>
+            <wp:positionV relativeFrom="paragraph">
+              <wp:posOffset>76835</wp:posOffset>
+            </wp:positionV>
+            <wp:extent cx="889000" cy="889000"/>
+            <wp:effectExtent l="0" t="0" r="0" b="0"/>
+            <wp:wrapSquare wrapText="largest"/>
+            <wp:docPr id="3" name="Image3" descr=""/>
+            <wp:cNvGraphicFramePr>
+              <a:graphicFrameLocks xmlns:a="http://schemas.openxmlformats.org/drawingml/2006/main" noChangeAspect="1"/>
+            </wp:cNvGraphicFramePr>
+            <a:graphic xmlns:a="http://schemas.openxmlformats.org/drawingml/2006/main">
+              <a:graphicData uri="http://schemas.openxmlformats.org/drawingml/2006/picture">
+                <pic:pic xmlns:pic="http://schemas.openxmlformats.org/drawingml/2006/picture">
+                  <pic:nvPicPr>
+                    <pic:cNvPr id="3" name="Image3" descr=""/>
+                    <pic:cNvPicPr>
+                      <a:picLocks noChangeAspect="1" noChangeArrowheads="1"/>
+                    </pic:cNvPicPr>
+                  </pic:nvPicPr>
+                  <pic:blipFill>
+                    <a:blip r:embed="rId6"/>
+                    <a:stretch>
+                      <a:fillRect/>
+                    </a:stretch>
+                  </pic:blipFill>
+                  <pic:spPr bwMode="auto">
+                    <a:xfrm>
+                      <a:off x="0" y="0"/>
+                      <a:ext cx="889000" cy="889000"/>
+                    </a:xfrm>
+                    <a:prstGeom prst="rect">
+                      <a:avLst/>
+                    </a:prstGeom>
+                  </pic:spPr>
+                </pic:pic>
+              </a:graphicData>
+            </a:graphic>
+          </wp:anchor>
+        </w:drawing>
+        <w:drawing>
+          <wp:anchor behindDoc="0" distT="0" distB="0" distL="0" distR="0" simplePos="0" locked="0" layoutInCell="0" allowOverlap="1" relativeHeight="5">
+            <wp:simplePos x="0" y="0"/>
+            <wp:positionH relativeFrom="column">
+              <wp:posOffset>934085</wp:posOffset>
+            </wp:positionH>
+            <wp:positionV relativeFrom="paragraph">
+              <wp:posOffset>63500</wp:posOffset>
+            </wp:positionV>
+            <wp:extent cx="903605" cy="903605"/>
+            <wp:effectExtent l="0" t="0" r="0" b="0"/>
+            <wp:wrapSquare wrapText="largest"/>
+            <wp:docPr id="4" name="Image4" descr=""/>
+            <wp:cNvGraphicFramePr>
+              <a:graphicFrameLocks xmlns:a="http://schemas.openxmlformats.org/drawingml/2006/main" noChangeAspect="1"/>
+            </wp:cNvGraphicFramePr>
+            <a:graphic xmlns:a="http://schemas.openxmlformats.org/drawingml/2006/main">
+              <a:graphicData uri="http://schemas.openxmlformats.org/drawingml/2006/picture">
+                <pic:pic xmlns:pic="http://schemas.openxmlformats.org/drawingml/2006/picture">
+                  <pic:nvPicPr>
+                    <pic:cNvPr id="4" name="Image4" descr=""/>
+                    <pic:cNvPicPr>
+                      <a:picLocks noChangeAspect="1" noChangeArrowheads="1"/>
+                    </pic:cNvPicPr>
+                  </pic:nvPicPr>
+                  <pic:blipFill>
+                    <a:blip r:embed="rId7"/>
+                    <a:stretch>
+                      <a:fillRect/>
+                    </a:stretch>
+                  </pic:blipFill>
+                  <pic:spPr bwMode="auto">
+                    <a:xfrm>
+                      <a:off x="0" y="0"/>
+                      <a:ext cx="903605" cy="903605"/>
                     </a:xfrm>
                     <a:prstGeom prst="rect">
                       <a:avLst/>
@@ -1063,14 +1129,14 @@
     <w:qFormat/>
     <w:rPr/>
   </w:style>
-  <w:style w:type="character" w:styleId="InternetLink">
+  <w:style w:type="character" w:styleId="Hyperlink">
     <w:name w:val="Hyperlink"/>
     <w:basedOn w:val="DefaultParagraphFont"/>
     <w:uiPriority w:val="99"/>
     <w:unhideWhenUsed/>
     <w:rsid w:val="00885fa8"/>
     <w:rPr>
-      <w:color w:val="0563C1" w:themeColor="hyperlink"/>
+      <w:color w:themeColor="hyperlink" w:val="0563C1"/>
       <w:u w:val="single"/>
     </w:rPr>
   </w:style>
@@ -1102,21 +1168,21 @@
       <w:szCs w:val="36"/>
     </w:rPr>
   </w:style>
-  <w:style w:type="character" w:styleId="Visuallyhidden" w:customStyle="1">
+  <w:style w:type="character" w:styleId="Visually-hidden" w:customStyle="1">
     <w:name w:val="visually-hidden"/>
     <w:basedOn w:val="DefaultParagraphFont"/>
     <w:qFormat/>
     <w:rsid w:val="00d06549"/>
     <w:rPr/>
   </w:style>
-  <w:style w:type="character" w:styleId="T14" w:customStyle="1">
+  <w:style w:type="character" w:styleId="T-14" w:customStyle="1">
     <w:name w:val="t-14"/>
     <w:basedOn w:val="DefaultParagraphFont"/>
     <w:qFormat/>
     <w:rsid w:val="00d06549"/>
     <w:rPr/>
   </w:style>
-  <w:style w:type="character" w:styleId="Inlineshowmoretextlinkcontainercollapsed" w:customStyle="1">
+  <w:style w:type="character" w:styleId="Inline-show-more-textlink-container-collapsed" w:customStyle="1">
     <w:name w:val="inline-show-more-text__link-container-collapsed"/>
     <w:basedOn w:val="DefaultParagraphFont"/>
     <w:qFormat/>
@@ -1134,7 +1200,7 @@
       <w:bCs/>
     </w:rPr>
   </w:style>
-  <w:style w:type="character" w:styleId="Whitespacepre" w:customStyle="1">
+  <w:style w:type="character" w:styleId="White-space-pre" w:customStyle="1">
     <w:name w:val="white-space-pre"/>
     <w:basedOn w:val="DefaultParagraphFont"/>
     <w:qFormat/>
@@ -1159,7 +1225,7 @@
   <w:style w:type="paragraph" w:styleId="Heading">
     <w:name w:val="Heading"/>
     <w:basedOn w:val="Normal"/>
-    <w:next w:val="TextBody"/>
+    <w:next w:val="BodyText"/>
     <w:qFormat/>
     <w:pPr>
       <w:keepNext w:val="true"/>
@@ -1171,7 +1237,7 @@
       <w:szCs w:val="28"/>
     </w:rPr>
   </w:style>
-  <w:style w:type="paragraph" w:styleId="TextBody">
+  <w:style w:type="paragraph" w:styleId="BodyText">
     <w:name w:val="Body Text"/>
     <w:basedOn w:val="Normal"/>
     <w:pPr>
@@ -1181,7 +1247,7 @@
   </w:style>
   <w:style w:type="paragraph" w:styleId="List">
     <w:name w:val="List"/>
-    <w:basedOn w:val="TextBody"/>
+    <w:basedOn w:val="BodyText"/>
     <w:pPr/>
     <w:rPr>
       <w:rFonts w:cs="Lohit Devanagari"/>
@@ -1214,7 +1280,7 @@
       <w:rFonts w:cs="Lohit Devanagari"/>
     </w:rPr>
   </w:style>
-  <w:style w:type="paragraph" w:styleId="Artdecolistitem" w:customStyle="1">
+  <w:style w:type="paragraph" w:styleId="Artdeco-listitem" w:customStyle="1">
     <w:name w:val="artdeco-list__item"/>
     <w:basedOn w:val="Normal"/>
     <w:qFormat/>
@@ -1228,7 +1294,7 @@
       <w:szCs w:val="24"/>
     </w:rPr>
   </w:style>
-  <w:style w:type="paragraph" w:styleId="Pvslistitemwithtoppadding" w:customStyle="1">
+  <w:style w:type="paragraph" w:styleId="Pvs-listitem--with-top-padding" w:customStyle="1">
     <w:name w:val="pvs-list__item--with-top-padding"/>
     <w:basedOn w:val="Normal"/>
     <w:qFormat/>
@@ -1290,195 +1356,97 @@
 </file>
 
 <file path=word/theme/theme1.xml><?xml version="1.0" encoding="utf-8"?>
-<a:theme xmlns:a="http://schemas.openxmlformats.org/drawingml/2006/main" name="Office Theme">
+<a:theme xmlns:a="http://schemas.openxmlformats.org/drawingml/2006/main" xmlns:r="http://schemas.openxmlformats.org/officeDocument/2006/relationships" name="Office Theme">
   <a:themeElements>
     <a:clrScheme name="Office">
       <a:dk1>
-        <a:sysClr val="windowText" lastClr="000000"/>
+        <a:srgbClr val="000000"/>
       </a:dk1>
       <a:lt1>
-        <a:sysClr val="window" lastClr="FFFFFF"/>
+        <a:srgbClr val="ffffff"/>
       </a:lt1>
       <a:dk2>
-        <a:srgbClr val="44546A"/>
+        <a:srgbClr val="44546a"/>
       </a:dk2>
       <a:lt2>
-        <a:srgbClr val="E7E6E6"/>
+        <a:srgbClr val="e7e6e6"/>
       </a:lt2>
       <a:accent1>
-        <a:srgbClr val="4472C4"/>
+        <a:srgbClr val="4472c4"/>
       </a:accent1>
       <a:accent2>
-        <a:srgbClr val="ED7D31"/>
+        <a:srgbClr val="ed7d31"/>
       </a:accent2>
       <a:accent3>
-        <a:srgbClr val="A5A5A5"/>
+        <a:srgbClr val="a5a5a5"/>
       </a:accent3>
       <a:accent4>
-        <a:srgbClr val="FFC000"/>
+        <a:srgbClr val="ffc000"/>
       </a:accent4>
       <a:accent5>
-        <a:srgbClr val="5B9BD5"/>
+        <a:srgbClr val="5b9bd5"/>
       </a:accent5>
       <a:accent6>
-        <a:srgbClr val="70AD47"/>
+        <a:srgbClr val="70ad47"/>
       </a:accent6>
       <a:hlink>
-        <a:srgbClr val="0563C1"/>
+        <a:srgbClr val="0563c1"/>
       </a:hlink>
       <a:folHlink>
-        <a:srgbClr val="954F72"/>
+        <a:srgbClr val="954f72"/>
       </a:folHlink>
     </a:clrScheme>
     <a:fontScheme name="Office">
       <a:majorFont>
-        <a:latin typeface="Calibri Light" panose="020F0302020204030204"/>
+        <a:latin typeface="Calibri Light" panose="020F0302020204030204" pitchFamily="0" charset="1"/>
         <a:ea typeface=""/>
         <a:cs typeface=""/>
-        <a:font script="Jpan" typeface="游ゴシック Light"/>
-        <a:font script="Hang" typeface="맑은 고딕"/>
-        <a:font script="Hans" typeface="等线 Light"/>
-        <a:font script="Hant" typeface="新細明體"/>
-        <a:font script="Arab" typeface="Times New Roman"/>
-        <a:font script="Hebr" typeface="Times New Roman"/>
-        <a:font script="Thai" typeface="Angsana New"/>
-        <a:font script="Ethi" typeface="Nyala"/>
-        <a:font script="Beng" typeface="Vrinda"/>
-        <a:font script="Gujr" typeface="Shruti"/>
-        <a:font script="Khmr" typeface="MoolBoran"/>
-        <a:font script="Knda" typeface="Tunga"/>
-        <a:font script="Guru" typeface="Raavi"/>
-        <a:font script="Cans" typeface="Euphemia"/>
-        <a:font script="Cher" typeface="Plantagenet Cherokee"/>
-        <a:font script="Yiii" typeface="Microsoft Yi Baiti"/>
-        <a:font script="Tibt" typeface="Microsoft Himalaya"/>
-        <a:font script="Thaa" typeface="MV Boli"/>
-        <a:font script="Deva" typeface="Mangal"/>
-        <a:font script="Telu" typeface="Gautami"/>
-        <a:font script="Taml" typeface="Latha"/>
-        <a:font script="Syrc" typeface="Estrangelo Edessa"/>
-        <a:font script="Orya" typeface="Kalinga"/>
-        <a:font script="Mlym" typeface="Kartika"/>
-        <a:font script="Laoo" typeface="DokChampa"/>
-        <a:font script="Sinh" typeface="Iskoola Pota"/>
-        <a:font script="Mong" typeface="Mongolian Baiti"/>
-        <a:font script="Viet" typeface="Times New Roman"/>
-        <a:font script="Uigh" typeface="Microsoft Uighur"/>
-        <a:font script="Geor" typeface="Sylfaen"/>
-        <a:font script="Armn" typeface="Arial"/>
-        <a:font script="Bugi" typeface="Leelawadee UI"/>
-        <a:font script="Bopo" typeface="Microsoft JhengHei"/>
-        <a:font script="Java" typeface="Javanese Text"/>
-        <a:font script="Lisu" typeface="Segoe UI"/>
-        <a:font script="Mymr" typeface="Myanmar Text"/>
-        <a:font script="Nkoo" typeface="Ebrima"/>
-        <a:font script="Olck" typeface="Nirmala UI"/>
-        <a:font script="Osma" typeface="Ebrima"/>
-        <a:font script="Phag" typeface="Phagspa"/>
-        <a:font script="Syrn" typeface="Estrangelo Edessa"/>
-        <a:font script="Syrj" typeface="Estrangelo Edessa"/>
-        <a:font script="Syre" typeface="Estrangelo Edessa"/>
-        <a:font script="Sora" typeface="Nirmala UI"/>
-        <a:font script="Tale" typeface="Microsoft Tai Le"/>
-        <a:font script="Talu" typeface="Microsoft New Tai Lue"/>
-        <a:font script="Tfng" typeface="Ebrima"/>
       </a:majorFont>
       <a:minorFont>
-        <a:latin typeface="Calibri" panose="020F0502020204030204"/>
+        <a:latin typeface="Calibri" panose="020F0502020204030204" pitchFamily="0" charset="1"/>
         <a:ea typeface=""/>
         <a:cs typeface=""/>
-        <a:font script="Jpan" typeface="游明朝"/>
-        <a:font script="Hang" typeface="맑은 고딕"/>
-        <a:font script="Hans" typeface="等线"/>
-        <a:font script="Hant" typeface="新細明體"/>
-        <a:font script="Arab" typeface="Arial"/>
-        <a:font script="Hebr" typeface="Arial"/>
-        <a:font script="Thai" typeface="Cordia New"/>
-        <a:font script="Ethi" typeface="Nyala"/>
-        <a:font script="Beng" typeface="Vrinda"/>
-        <a:font script="Gujr" typeface="Shruti"/>
-        <a:font script="Khmr" typeface="DaunPenh"/>
-        <a:font script="Knda" typeface="Tunga"/>
-        <a:font script="Guru" typeface="Raavi"/>
-        <a:font script="Cans" typeface="Euphemia"/>
-        <a:font script="Cher" typeface="Plantagenet Cherokee"/>
-        <a:font script="Yiii" typeface="Microsoft Yi Baiti"/>
-        <a:font script="Tibt" typeface="Microsoft Himalaya"/>
-        <a:font script="Thaa" typeface="MV Boli"/>
-        <a:font script="Deva" typeface="Mangal"/>
-        <a:font script="Telu" typeface="Gautami"/>
-        <a:font script="Taml" typeface="Latha"/>
-        <a:font script="Syrc" typeface="Estrangelo Edessa"/>
-        <a:font script="Orya" typeface="Kalinga"/>
-        <a:font script="Mlym" typeface="Kartika"/>
-        <a:font script="Laoo" typeface="DokChampa"/>
-        <a:font script="Sinh" typeface="Iskoola Pota"/>
-        <a:font script="Mong" typeface="Mongolian Baiti"/>
-        <a:font script="Viet" typeface="Arial"/>
-        <a:font script="Uigh" typeface="Microsoft Uighur"/>
-        <a:font script="Geor" typeface="Sylfaen"/>
-        <a:font script="Armn" typeface="Arial"/>
-        <a:font script="Bugi" typeface="Leelawadee UI"/>
-        <a:font script="Bopo" typeface="Microsoft JhengHei"/>
-        <a:font script="Java" typeface="Javanese Text"/>
-        <a:font script="Lisu" typeface="Segoe UI"/>
-        <a:font script="Mymr" typeface="Myanmar Text"/>
-        <a:font script="Nkoo" typeface="Ebrima"/>
-        <a:font script="Olck" typeface="Nirmala UI"/>
-        <a:font script="Osma" typeface="Ebrima"/>
-        <a:font script="Phag" typeface="Phagspa"/>
-        <a:font script="Syrn" typeface="Estrangelo Edessa"/>
-        <a:font script="Syrj" typeface="Estrangelo Edessa"/>
-        <a:font script="Syre" typeface="Estrangelo Edessa"/>
-        <a:font script="Sora" typeface="Nirmala UI"/>
-        <a:font script="Tale" typeface="Microsoft Tai Le"/>
-        <a:font script="Talu" typeface="Microsoft New Tai Lue"/>
-        <a:font script="Tfng" typeface="Ebrima"/>
       </a:minorFont>
     </a:fontScheme>
-    <a:fmtScheme name="Office">
+    <a:fmtScheme>
       <a:fillStyleLst>
         <a:solidFill>
           <a:schemeClr val="phClr"/>
         </a:solidFill>
-        <a:gradFill rotWithShape="1">
+        <a:gradFill>
           <a:gsLst>
             <a:gs pos="0">
               <a:schemeClr val="phClr">
                 <a:lumMod val="110000"/>
-                <a:satMod val="105000"/>
                 <a:tint val="67000"/>
               </a:schemeClr>
             </a:gs>
             <a:gs pos="50000">
               <a:schemeClr val="phClr">
                 <a:lumMod val="105000"/>
-                <a:satMod val="103000"/>
                 <a:tint val="73000"/>
               </a:schemeClr>
             </a:gs>
             <a:gs pos="100000">
               <a:schemeClr val="phClr">
                 <a:lumMod val="105000"/>
-                <a:satMod val="109000"/>
                 <a:tint val="81000"/>
               </a:schemeClr>
             </a:gs>
           </a:gsLst>
           <a:lin ang="5400000" scaled="0"/>
+          <a:tileRect l="0" t="0" r="0" b="0"/>
         </a:gradFill>
-        <a:gradFill rotWithShape="1">
+        <a:gradFill>
           <a:gsLst>
             <a:gs pos="0">
               <a:schemeClr val="phClr">
-                <a:satMod val="103000"/>
                 <a:lumMod val="102000"/>
                 <a:tint val="94000"/>
               </a:schemeClr>
             </a:gs>
             <a:gs pos="50000">
               <a:schemeClr val="phClr">
-                <a:satMod val="110000"/>
                 <a:lumMod val="100000"/>
                 <a:shade val="100000"/>
               </a:schemeClr>
@@ -1486,33 +1454,24 @@
             <a:gs pos="100000">
               <a:schemeClr val="phClr">
                 <a:lumMod val="99000"/>
-                <a:satMod val="120000"/>
                 <a:shade val="78000"/>
               </a:schemeClr>
             </a:gs>
           </a:gsLst>
           <a:lin ang="5400000" scaled="0"/>
+          <a:tileRect l="0" t="0" r="0" b="0"/>
         </a:gradFill>
       </a:fillStyleLst>
       <a:lnStyleLst>
         <a:ln w="6350" cap="flat" cmpd="sng" algn="ctr">
-          <a:solidFill>
-            <a:schemeClr val="phClr"/>
-          </a:solidFill>
           <a:prstDash val="solid"/>
           <a:miter lim="800000"/>
         </a:ln>
         <a:ln w="12700" cap="flat" cmpd="sng" algn="ctr">
-          <a:solidFill>
-            <a:schemeClr val="phClr"/>
-          </a:solidFill>
           <a:prstDash val="solid"/>
           <a:miter lim="800000"/>
         </a:ln>
         <a:ln w="19050" cap="flat" cmpd="sng" algn="ctr">
-          <a:solidFill>
-            <a:schemeClr val="phClr"/>
-          </a:solidFill>
           <a:prstDash val="solid"/>
           <a:miter lim="800000"/>
         </a:ln>
@@ -1525,13 +1484,7 @@
           <a:effectLst/>
         </a:effectStyle>
         <a:effectStyle>
-          <a:effectLst>
-            <a:outerShdw blurRad="57150" dist="19050" dir="5400000" algn="ctr" rotWithShape="0">
-              <a:srgbClr val="000000">
-                <a:alpha val="63000"/>
-              </a:srgbClr>
-            </a:outerShdw>
-          </a:effectLst>
+          <a:effectLst/>
         </a:effectStyle>
       </a:effectStyleLst>
       <a:bgFillStyleLst>
@@ -1541,15 +1494,13 @@
         <a:solidFill>
           <a:schemeClr val="phClr">
             <a:tint val="95000"/>
-            <a:satMod val="170000"/>
           </a:schemeClr>
         </a:solidFill>
-        <a:gradFill rotWithShape="1">
+        <a:gradFill>
           <a:gsLst>
             <a:gs pos="0">
               <a:schemeClr val="phClr">
                 <a:tint val="93000"/>
-                <a:satMod val="150000"/>
                 <a:shade val="98000"/>
                 <a:lumMod val="102000"/>
               </a:schemeClr>
@@ -1557,7 +1508,6 @@
             <a:gs pos="50000">
               <a:schemeClr val="phClr">
                 <a:tint val="98000"/>
-                <a:satMod val="130000"/>
                 <a:shade val="90000"/>
                 <a:lumMod val="103000"/>
               </a:schemeClr>
@@ -1565,21 +1515,14 @@
             <a:gs pos="100000">
               <a:schemeClr val="phClr">
                 <a:shade val="63000"/>
-                <a:satMod val="120000"/>
               </a:schemeClr>
             </a:gs>
           </a:gsLst>
           <a:lin ang="5400000" scaled="0"/>
+          <a:tileRect l="0" t="0" r="0" b="0"/>
         </a:gradFill>
       </a:bgFillStyleLst>
     </a:fmtScheme>
   </a:themeElements>
-  <a:objectDefaults/>
-  <a:extraClrSchemeLst/>
-  <a:extLst>
-    <a:ext uri="{05A4C25C-085E-4340-85A3-A5531E510DB2}">
-      <thm15:themeFamily xmlns:thm15="http://schemas.microsoft.com/office/thememl/2012/main" name="Office Theme" id="{62F939B6-93AF-4DB8-9C6B-D6C7DFDC589F}" vid="{4A3C46E8-61CC-4603-A589-7422A47A8E4A}"/>
-    </a:ext>
-  </a:extLst>
 </a:theme>
 </file>
--- a/cv_guidia_sv.docx
+++ b/cv_guidia_sv.docx
@@ -81,17 +81,36 @@
               <w:jc w:val="left"/>
               <w:rPr/>
             </w:pPr>
-            <w:hyperlink r:id="rId3">
-              <w:r>
-                <w:rPr>
-                  <w:rStyle w:val="Hyperlink"/>
-                  <w:rFonts w:cs="Segoe UI" w:ascii="Segoe UI" w:hAnsi="Segoe UI"/>
-                  <w:sz w:val="18"/>
-                  <w:szCs w:val="18"/>
-                </w:rPr>
-                <w:t>https://www.linkedin.com/in/sv-guidia/</w:t>
-              </w:r>
-            </w:hyperlink>
+            <w:r>
+              <w:rPr>
+                <w:rStyle w:val="Hyperlink"/>
+                <w:rFonts w:cs="Segoe UI" w:ascii="Segoe UI" w:hAnsi="Segoe UI"/>
+                <w:sz w:val="18"/>
+                <w:szCs w:val="18"/>
+              </w:rPr>
+              <w:t>https://www.linkedin.com/in/sv-guidia/</w:t>
+            </w:r>
+          </w:p>
+          <w:p>
+            <w:pPr>
+              <w:pStyle w:val="Normal"/>
+              <w:widowControl w:val="false"/>
+              <w:spacing w:before="0" w:after="0"/>
+              <w:jc w:val="left"/>
+              <w:rPr>
+                <w:rStyle w:val="Hyperlink"/>
+                <w:rFonts w:ascii="Segoe UI" w:hAnsi="Segoe UI" w:cs="Segoe UI"/>
+                <w:sz w:val="18"/>
+                <w:szCs w:val="18"/>
+              </w:rPr>
+            </w:pPr>
+            <w:r>
+              <w:rPr>
+                <w:rFonts w:cs="Segoe UI" w:ascii="Segoe UI" w:hAnsi="Segoe UI"/>
+                <w:sz w:val="18"/>
+                <w:szCs w:val="18"/>
+              </w:rPr>
+            </w:r>
           </w:p>
         </w:tc>
         <w:tc>
@@ -188,6 +207,53 @@
         <w:t>Aug 2022 – Present</w:t>
       </w:r>
       <w:r>
+        <w:drawing>
+          <wp:anchor behindDoc="0" distT="0" distB="0" distL="0" distR="0" simplePos="0" locked="0" layoutInCell="0" allowOverlap="1" relativeHeight="7">
+            <wp:simplePos x="0" y="0"/>
+            <wp:positionH relativeFrom="column">
+              <wp:posOffset>5819775</wp:posOffset>
+            </wp:positionH>
+            <wp:positionV relativeFrom="paragraph">
+              <wp:posOffset>-81915</wp:posOffset>
+            </wp:positionV>
+            <wp:extent cx="800735" cy="661035"/>
+            <wp:effectExtent l="0" t="0" r="0" b="0"/>
+            <wp:wrapSquare wrapText="largest"/>
+            <wp:docPr id="1" name="Image6" descr=""/>
+            <wp:cNvGraphicFramePr>
+              <a:graphicFrameLocks xmlns:a="http://schemas.openxmlformats.org/drawingml/2006/main" noChangeAspect="1"/>
+            </wp:cNvGraphicFramePr>
+            <a:graphic xmlns:a="http://schemas.openxmlformats.org/drawingml/2006/main">
+              <a:graphicData uri="http://schemas.openxmlformats.org/drawingml/2006/picture">
+                <pic:pic xmlns:pic="http://schemas.openxmlformats.org/drawingml/2006/picture">
+                  <pic:nvPicPr>
+                    <pic:cNvPr id="1" name="Image6" descr=""/>
+                    <pic:cNvPicPr>
+                      <a:picLocks noChangeAspect="1" noChangeArrowheads="1"/>
+                    </pic:cNvPicPr>
+                  </pic:nvPicPr>
+                  <pic:blipFill>
+                    <a:blip r:embed="rId3"/>
+                    <a:stretch>
+                      <a:fillRect/>
+                    </a:stretch>
+                  </pic:blipFill>
+                  <pic:spPr bwMode="auto">
+                    <a:xfrm>
+                      <a:off x="0" y="0"/>
+                      <a:ext cx="800735" cy="661035"/>
+                    </a:xfrm>
+                    <a:prstGeom prst="rect">
+                      <a:avLst/>
+                    </a:prstGeom>
+                  </pic:spPr>
+                </pic:pic>
+              </a:graphicData>
+            </a:graphic>
+          </wp:anchor>
+        </w:drawing>
+      </w:r>
+      <w:r>
         <w:rPr>
           <w:rFonts w:cs="Segoe UI" w:ascii="Segoe UI" w:hAnsi="Segoe UI"/>
           <w:b w:val="false"/>
@@ -213,54 +279,123 @@
           <w:bCs/>
         </w:rPr>
         <w:t>Technician</w:t>
+      </w:r>
+    </w:p>
+    <w:p>
+      <w:pPr>
+        <w:pStyle w:val="Artdeco-listitem"/>
+        <w:spacing w:beforeAutospacing="0" w:before="0" w:afterAutospacing="0" w:after="0"/>
+        <w:rPr>
+          <w:rFonts w:ascii="Segoe UI" w:hAnsi="Segoe UI" w:cs="Segoe UI"/>
+          <w:b/>
+          <w:bCs/>
+        </w:rPr>
+      </w:pPr>
+      <w:r>
+        <w:drawing>
+          <wp:anchor behindDoc="0" distT="0" distB="0" distL="0" distR="0" simplePos="0" locked="0" layoutInCell="0" allowOverlap="1" relativeHeight="6">
+            <wp:simplePos x="0" y="0"/>
+            <wp:positionH relativeFrom="column">
+              <wp:posOffset>5334635</wp:posOffset>
+            </wp:positionH>
+            <wp:positionV relativeFrom="paragraph">
+              <wp:posOffset>276225</wp:posOffset>
+            </wp:positionV>
+            <wp:extent cx="1299210" cy="367665"/>
+            <wp:effectExtent l="0" t="0" r="0" b="0"/>
+            <wp:wrapSquare wrapText="largest"/>
+            <wp:docPr id="2" name="Image5" descr=""/>
+            <wp:cNvGraphicFramePr>
+              <a:graphicFrameLocks xmlns:a="http://schemas.openxmlformats.org/drawingml/2006/main" noChangeAspect="1"/>
+            </wp:cNvGraphicFramePr>
+            <a:graphic xmlns:a="http://schemas.openxmlformats.org/drawingml/2006/main">
+              <a:graphicData uri="http://schemas.openxmlformats.org/drawingml/2006/picture">
+                <pic:pic xmlns:pic="http://schemas.openxmlformats.org/drawingml/2006/picture">
+                  <pic:nvPicPr>
+                    <pic:cNvPr id="2" name="Image5" descr=""/>
+                    <pic:cNvPicPr>
+                      <a:picLocks noChangeAspect="1" noChangeArrowheads="1"/>
+                    </pic:cNvPicPr>
+                  </pic:nvPicPr>
+                  <pic:blipFill>
+                    <a:blip r:embed="rId4"/>
+                    <a:stretch>
+                      <a:fillRect/>
+                    </a:stretch>
+                  </pic:blipFill>
+                  <pic:spPr bwMode="auto">
+                    <a:xfrm>
+                      <a:off x="0" y="0"/>
+                      <a:ext cx="1299210" cy="367665"/>
+                    </a:xfrm>
+                    <a:prstGeom prst="rect">
+                      <a:avLst/>
+                    </a:prstGeom>
+                  </pic:spPr>
+                </pic:pic>
+              </a:graphicData>
+            </a:graphic>
+          </wp:anchor>
+        </w:drawing>
+      </w:r>
+      <w:r>
+        <w:rPr>
+          <w:rFonts w:cs="Segoe UI" w:ascii="Segoe UI" w:hAnsi="Segoe UI"/>
+          <w:b/>
+          <w:bCs/>
+        </w:rPr>
         <w:br/>
-      </w:r>
-      <w:r>
-        <w:rPr>
-          <w:rStyle w:val="T-14"/>
-          <w:rFonts w:cs="Segoe UI" w:ascii="Segoe UI" w:hAnsi="Segoe UI"/>
-          <w:b/>
-          <w:bCs/>
-        </w:rPr>
-        <w:t>Jul 2016 - Apr 2022</w:t>
-      </w:r>
-      <w:r>
-        <w:rPr>
-          <w:rStyle w:val="T-14"/>
-          <w:rFonts w:cs="Segoe UI" w:ascii="Segoe UI" w:hAnsi="Segoe UI"/>
-        </w:rPr>
-        <w:t>, TrueFood LLC, Vladivostok, Primorye region, Russia</w:t>
-      </w:r>
-    </w:p>
-    <w:p>
-      <w:pPr>
-        <w:pStyle w:val="Artdeco-listitem"/>
-        <w:spacing w:beforeAutospacing="0" w:before="0" w:afterAutospacing="0" w:after="0"/>
-        <w:rPr>
-          <w:rStyle w:val="T-14"/>
-          <w:rFonts w:ascii="Segoe UI" w:hAnsi="Segoe UI" w:cs="Segoe UI"/>
-          <w:b/>
-          <w:bCs/>
-        </w:rPr>
-      </w:pPr>
-      <w:r>
-        <w:rPr>
-          <w:rStyle w:val="T-14"/>
-          <w:rFonts w:cs="Segoe UI" w:ascii="Segoe UI" w:hAnsi="Segoe UI"/>
-          <w:b/>
-          <w:bCs/>
-        </w:rPr>
-        <w:t xml:space="preserve">Business Owner: </w:t>
-      </w:r>
-      <w:r>
-        <w:rPr>
-          <w:rStyle w:val="T-14"/>
-          <w:rFonts w:cs="Segoe UI" w:ascii="Segoe UI" w:hAnsi="Segoe UI"/>
-          <w:b w:val="false"/>
-          <w:bCs w:val="false"/>
-        </w:rPr>
-        <w:t xml:space="preserve">Launch of production of original rice triangle "onigiri." Expansion of production to include lunches, sandwiches, wraps, and salads. Successful product sales in all major regional networks and stores. </w:t>
-      </w:r>
+        <w:t>Dec</w:t>
+      </w:r>
+      <w:r>
+        <w:rPr>
+          <w:rStyle w:val="T-14"/>
+          <w:rFonts w:cs="Segoe UI" w:ascii="Segoe UI" w:hAnsi="Segoe UI"/>
+          <w:b/>
+          <w:bCs/>
+        </w:rPr>
+        <w:t xml:space="preserve"> 2020 - Apr 2022</w:t>
+      </w:r>
+      <w:r>
+        <w:rPr>
+          <w:rStyle w:val="T-14"/>
+          <w:rFonts w:cs="Segoe UI" w:ascii="Segoe UI" w:hAnsi="Segoe UI"/>
+        </w:rPr>
+        <w:t>, Vladlink LLC, Vladivostok, Russia</w:t>
+      </w:r>
+    </w:p>
+    <w:p>
+      <w:pPr>
+        <w:pStyle w:val="Artdeco-listitem"/>
+        <w:spacing w:beforeAutospacing="0" w:before="0" w:afterAutospacing="0" w:after="0"/>
+        <w:rPr>
+          <w:rStyle w:val="T-14"/>
+          <w:rFonts w:ascii="Segoe UI" w:hAnsi="Segoe UI" w:cs="Segoe UI"/>
+          <w:b/>
+          <w:bCs/>
+        </w:rPr>
+      </w:pPr>
+      <w:r>
+        <w:rPr>
+          <w:rStyle w:val="T-14"/>
+          <w:rFonts w:cs="Segoe UI" w:ascii="Segoe UI" w:hAnsi="Segoe UI"/>
+          <w:b/>
+          <w:bCs/>
+        </w:rPr>
+        <w:t xml:space="preserve">DevOps Engineer  </w:t>
+      </w:r>
+    </w:p>
+    <w:p>
+      <w:pPr>
+        <w:pStyle w:val="Artdeco-listitem"/>
+        <w:spacing w:beforeAutospacing="0" w:before="0" w:afterAutospacing="0" w:after="0"/>
+        <w:rPr>
+          <w:rStyle w:val="T-14"/>
+          <w:rFonts w:ascii="Segoe UI" w:hAnsi="Segoe UI" w:cs="Segoe UI"/>
+          <w:b/>
+          <w:bCs/>
+        </w:rPr>
+      </w:pPr>
       <w:r>
         <w:rPr>
           <w:rStyle w:val="T-14"/>
@@ -274,27 +409,20 @@
           <w:spacing w:val="0"/>
           <w:sz w:val="24"/>
         </w:rPr>
-        <w:t xml:space="preserve">The production volume amounted to 4,000 units of product per shift. </w:t>
-      </w:r>
-      <w:r>
-        <w:rPr>
-          <w:rStyle w:val="T-14"/>
-          <w:rFonts w:cs="Segoe UI" w:ascii="Segoe UI" w:hAnsi="Segoe UI"/>
-          <w:b w:val="false"/>
-          <w:bCs w:val="false"/>
-        </w:rPr>
-        <w:t>Opening of a restaurant in 2018.</w:t>
-      </w:r>
-      <w:r>
-        <w:rPr>
-          <w:rStyle w:val="T-14"/>
-          <w:rFonts w:cs="Segoe UI" w:ascii="Segoe UI" w:hAnsi="Segoe UI"/>
-          <w:b w:val="false"/>
-          <w:bCs w:val="false"/>
-          <w:color w:val="000000"/>
-        </w:rPr>
-        <w:t xml:space="preserve"> </w:t>
-      </w:r>
+        <w:t>- Support of Database Servers (MySQL, PostgreSQL).</w:t>
+      </w:r>
+    </w:p>
+    <w:p>
+      <w:pPr>
+        <w:pStyle w:val="Artdeco-listitem"/>
+        <w:spacing w:beforeAutospacing="0" w:before="0" w:afterAutospacing="0" w:after="0"/>
+        <w:rPr>
+          <w:rStyle w:val="T-14"/>
+          <w:rFonts w:ascii="Segoe UI" w:hAnsi="Segoe UI" w:cs="Segoe UI"/>
+          <w:b/>
+          <w:bCs/>
+        </w:rPr>
+      </w:pPr>
       <w:r>
         <w:rPr>
           <w:rStyle w:val="T-14"/>
@@ -308,9 +436,563 @@
           <w:spacing w:val="0"/>
           <w:sz w:val="24"/>
         </w:rPr>
-        <w:t>To accomplish the milestones mentioned above, a profound understanding of IT played a pivotal role. This encompassed the effective deployment of cutting-edge information solutions and the automation of key processes, which were instrumental in ensuring the company's operational efficiency and overall success.</w:t>
+        <w:t>- Maintenance and development of CI/CD processes (GitLab CI, Ansible).</w:t>
+      </w:r>
+    </w:p>
+    <w:p>
+      <w:pPr>
+        <w:pStyle w:val="Artdeco-listitem"/>
+        <w:spacing w:beforeAutospacing="0" w:before="0" w:afterAutospacing="0" w:after="0"/>
+        <w:rPr>
+          <w:rStyle w:val="T-14"/>
+          <w:rFonts w:ascii="Segoe UI" w:hAnsi="Segoe UI" w:cs="Segoe UI"/>
+          <w:b/>
+          <w:bCs/>
+        </w:rPr>
+      </w:pPr>
+      <w:r>
+        <w:rPr>
+          <w:rStyle w:val="T-14"/>
+          <w:rFonts w:cs="Segoe UI" w:ascii="S hne;ui-sans-serif;system-ui;apple-system;Segoe UI;Roboto;Ubuntu;Cantarell;Noto Sans;sans-serif;Helvetica Neue;Arial;Apple Color Emoji;Segoe UI Emoji;Segoe UI Symbol;Noto Color Emoji" w:hAnsi="S hne;ui-sans-serif;system-ui;apple-system;Segoe UI;Roboto;Ubuntu;Cantarell;Noto Sans;sans-serif;Helvetica Neue;Arial;Apple Color Emoji;Segoe UI Emoji;Segoe UI Symbol;Noto Color Emoji"/>
+          <w:b w:val="false"/>
+          <w:bCs w:val="false"/>
+          <w:i w:val="false"/>
+          <w:caps w:val="false"/>
+          <w:smallCaps w:val="false"/>
+          <w:color w:val="000000"/>
+          <w:spacing w:val="0"/>
+          <w:sz w:val="24"/>
+        </w:rPr>
+        <w:t>- Monitoring of applications and services (Zabbix, Grafana).</w:t>
+      </w:r>
+    </w:p>
+    <w:p>
+      <w:pPr>
+        <w:pStyle w:val="Artdeco-listitem"/>
+        <w:spacing w:beforeAutospacing="0" w:before="0" w:afterAutospacing="0" w:after="0"/>
+        <w:rPr>
+          <w:rStyle w:val="T-14"/>
+          <w:rFonts w:ascii="Segoe UI" w:hAnsi="Segoe UI" w:cs="Segoe UI"/>
+          <w:b/>
+          <w:bCs/>
+        </w:rPr>
+      </w:pPr>
+      <w:r>
+        <w:rPr>
+          <w:rStyle w:val="T-14"/>
+          <w:rFonts w:cs="Segoe UI" w:ascii="S hne;ui-sans-serif;system-ui;apple-system;Segoe UI;Roboto;Ubuntu;Cantarell;Noto Sans;sans-serif;Helvetica Neue;Arial;Apple Color Emoji;Segoe UI Emoji;Segoe UI Symbol;Noto Color Emoji" w:hAnsi="S hne;ui-sans-serif;system-ui;apple-system;Segoe UI;Roboto;Ubuntu;Cantarell;Noto Sans;sans-serif;Helvetica Neue;Arial;Apple Color Emoji;Segoe UI Emoji;Segoe UI Symbol;Noto Color Emoji"/>
+          <w:b w:val="false"/>
+          <w:bCs w:val="false"/>
+          <w:i w:val="false"/>
+          <w:caps w:val="false"/>
+          <w:smallCaps w:val="false"/>
+          <w:color w:val="000000"/>
+          <w:spacing w:val="0"/>
+          <w:sz w:val="24"/>
+        </w:rPr>
+        <w:t>- Administration and development of the Kubernetes platform (Docker).</w:t>
+      </w:r>
+    </w:p>
+    <w:p>
+      <w:pPr>
+        <w:pStyle w:val="Artdeco-listitem"/>
+        <w:spacing w:beforeAutospacing="0" w:before="0" w:afterAutospacing="0" w:after="0"/>
+        <w:rPr>
+          <w:rStyle w:val="T-14"/>
+          <w:rFonts w:ascii="Segoe UI" w:hAnsi="Segoe UI" w:cs="Segoe UI"/>
+          <w:b/>
+          <w:bCs/>
+        </w:rPr>
+      </w:pPr>
+      <w:r>
+        <w:rPr>
+          <w:rStyle w:val="T-14"/>
+          <w:rFonts w:cs="Segoe UI" w:ascii="S hne;ui-sans-serif;system-ui;apple-system;Segoe UI;Roboto;Ubuntu;Cantarell;Noto Sans;sans-serif;Helvetica Neue;Arial;Apple Color Emoji;Segoe UI Emoji;Segoe UI Symbol;Noto Color Emoji" w:hAnsi="S hne;ui-sans-serif;system-ui;apple-system;Segoe UI;Roboto;Ubuntu;Cantarell;Noto Sans;sans-serif;Helvetica Neue;Arial;Apple Color Emoji;Segoe UI Emoji;Segoe UI Symbol;Noto Color Emoji"/>
+          <w:b w:val="false"/>
+          <w:bCs w:val="false"/>
+          <w:i w:val="false"/>
+          <w:caps w:val="false"/>
+          <w:smallCaps w:val="false"/>
+          <w:color w:val="000000"/>
+          <w:spacing w:val="0"/>
+          <w:sz w:val="24"/>
+        </w:rPr>
+        <w:t>- Involvement in planning the architecture of services.</w:t>
+      </w:r>
+    </w:p>
+    <w:p>
+      <w:pPr>
+        <w:pStyle w:val="Artdeco-listitem"/>
+        <w:spacing w:beforeAutospacing="0" w:before="0" w:afterAutospacing="0" w:after="0"/>
+        <w:rPr>
+          <w:rStyle w:val="T-14"/>
+          <w:rFonts w:ascii="Segoe UI" w:hAnsi="Segoe UI" w:cs="Segoe UI"/>
+          <w:b/>
+          <w:bCs/>
+        </w:rPr>
+      </w:pPr>
+      <w:r>
+        <w:rPr>
+          <w:rFonts w:cs="Segoe UI" w:ascii="Segoe UI" w:hAnsi="Segoe UI"/>
+          <w:b/>
+          <w:bCs/>
+        </w:rPr>
+        <w:drawing>
+          <wp:anchor behindDoc="0" distT="0" distB="0" distL="0" distR="0" simplePos="0" locked="0" layoutInCell="0" allowOverlap="1" relativeHeight="9">
+            <wp:simplePos x="0" y="0"/>
+            <wp:positionH relativeFrom="column">
+              <wp:posOffset>4994275</wp:posOffset>
+            </wp:positionH>
+            <wp:positionV relativeFrom="paragraph">
+              <wp:posOffset>121920</wp:posOffset>
+            </wp:positionV>
+            <wp:extent cx="1805305" cy="263525"/>
+            <wp:effectExtent l="0" t="0" r="0" b="0"/>
+            <wp:wrapSquare wrapText="largest"/>
+            <wp:docPr id="3" name="Image8" descr=""/>
+            <wp:cNvGraphicFramePr>
+              <a:graphicFrameLocks xmlns:a="http://schemas.openxmlformats.org/drawingml/2006/main" noChangeAspect="1"/>
+            </wp:cNvGraphicFramePr>
+            <a:graphic xmlns:a="http://schemas.openxmlformats.org/drawingml/2006/main">
+              <a:graphicData uri="http://schemas.openxmlformats.org/drawingml/2006/picture">
+                <pic:pic xmlns:pic="http://schemas.openxmlformats.org/drawingml/2006/picture">
+                  <pic:nvPicPr>
+                    <pic:cNvPr id="3" name="Image8" descr=""/>
+                    <pic:cNvPicPr>
+                      <a:picLocks noChangeAspect="1" noChangeArrowheads="1"/>
+                    </pic:cNvPicPr>
+                  </pic:nvPicPr>
+                  <pic:blipFill>
+                    <a:blip r:embed="rId5"/>
+                    <a:srcRect l="0" t="0" r="0" b="21068"/>
+                    <a:stretch>
+                      <a:fillRect/>
+                    </a:stretch>
+                  </pic:blipFill>
+                  <pic:spPr bwMode="auto">
+                    <a:xfrm>
+                      <a:off x="0" y="0"/>
+                      <a:ext cx="1805305" cy="263525"/>
+                    </a:xfrm>
+                    <a:prstGeom prst="rect">
+                      <a:avLst/>
+                    </a:prstGeom>
+                  </pic:spPr>
+                </pic:pic>
+              </a:graphicData>
+            </a:graphic>
+          </wp:anchor>
+        </w:drawing>
+      </w:r>
+    </w:p>
+    <w:p>
+      <w:pPr>
+        <w:pStyle w:val="Artdeco-listitem"/>
+        <w:spacing w:beforeAutospacing="0" w:before="0" w:afterAutospacing="0" w:after="0"/>
+        <w:rPr>
+          <w:rStyle w:val="T-14"/>
+          <w:rFonts w:ascii="Segoe UI" w:hAnsi="Segoe UI" w:cs="Segoe UI"/>
+          <w:b/>
+          <w:bCs/>
+        </w:rPr>
+      </w:pPr>
+      <w:r>
+        <w:rPr>
+          <w:rStyle w:val="T-14"/>
+          <w:rFonts w:cs="Segoe UI" w:ascii="S hne;ui-sans-serif;system-ui;apple-system;Segoe UI;Roboto;Ubuntu;Cantarell;Noto Sans;sans-serif;Helvetica Neue;Arial;Apple Color Emoji;Segoe UI Emoji;Segoe UI Symbol;Noto Color Emoji" w:hAnsi="S hne;ui-sans-serif;system-ui;apple-system;Segoe UI;Roboto;Ubuntu;Cantarell;Noto Sans;sans-serif;Helvetica Neue;Arial;Apple Color Emoji;Segoe UI Emoji;Segoe UI Symbol;Noto Color Emoji"/>
+          <w:b/>
+          <w:bCs/>
+          <w:i w:val="false"/>
+          <w:caps w:val="false"/>
+          <w:smallCaps w:val="false"/>
+          <w:color w:val="000000"/>
+          <w:spacing w:val="0"/>
+          <w:sz w:val="24"/>
+        </w:rPr>
+        <w:t>Jul 2016 – Dec 2020</w:t>
+      </w:r>
+      <w:r>
+        <w:rPr>
+          <w:rStyle w:val="T-14"/>
+          <w:rFonts w:cs="Segoe UI" w:ascii="S hne;ui-sans-serif;system-ui;apple-system;Segoe UI;Roboto;Ubuntu;Cantarell;Noto Sans;sans-serif;Helvetica Neue;Arial;Apple Color Emoji;Segoe UI Emoji;Segoe UI Symbol;Noto Color Emoji" w:hAnsi="S hne;ui-sans-serif;system-ui;apple-system;Segoe UI;Roboto;Ubuntu;Cantarell;Noto Sans;sans-serif;Helvetica Neue;Arial;Apple Color Emoji;Segoe UI Emoji;Segoe UI Symbol;Noto Color Emoji"/>
+          <w:b w:val="false"/>
+          <w:bCs w:val="false"/>
+          <w:i w:val="false"/>
+          <w:caps w:val="false"/>
+          <w:smallCaps w:val="false"/>
+          <w:color w:val="000000"/>
+          <w:spacing w:val="0"/>
+          <w:sz w:val="24"/>
+        </w:rPr>
+        <w:t>, Unilab LLC, Vladivostok</w:t>
+      </w:r>
+      <w:r>
+        <w:rPr>
+          <w:rStyle w:val="T-14"/>
+          <w:rFonts w:cs="Segoe UI" w:ascii="Segoe UI" w:hAnsi="Segoe UI"/>
+          <w:b w:val="false"/>
+          <w:bCs w:val="false"/>
+          <w:i w:val="false"/>
+          <w:caps w:val="false"/>
+          <w:smallCaps w:val="false"/>
+          <w:color w:val="000000"/>
+          <w:spacing w:val="0"/>
+          <w:sz w:val="24"/>
+        </w:rPr>
+        <w:t>, Russia</w:t>
+      </w:r>
+    </w:p>
+    <w:p>
+      <w:pPr>
+        <w:pStyle w:val="Artdeco-listitem"/>
+        <w:spacing w:beforeAutospacing="0" w:before="0" w:afterAutospacing="0" w:after="0"/>
+        <w:rPr/>
+      </w:pPr>
+      <w:r>
+        <w:rPr>
+          <w:rStyle w:val="T-14"/>
+          <w:rFonts w:cs="Segoe UI" w:ascii="S hne;ui-sans-serif;system-ui;apple-system;Segoe UI;Roboto;Ubuntu;Cantarell;Noto Sans;sans-serif;Helvetica Neue;Arial;Apple Color Emoji;Segoe UI Emoji;Segoe UI Symbol;Noto Color Emoji" w:hAnsi="S hne;ui-sans-serif;system-ui;apple-system;Segoe UI;Roboto;Ubuntu;Cantarell;Noto Sans;sans-serif;Helvetica Neue;Arial;Apple Color Emoji;Segoe UI Emoji;Segoe UI Symbol;Noto Color Emoji"/>
+          <w:b/>
+          <w:bCs/>
+          <w:i w:val="false"/>
+          <w:caps w:val="false"/>
+          <w:smallCaps w:val="false"/>
+          <w:color w:val="000000"/>
+          <w:spacing w:val="0"/>
+          <w:sz w:val="24"/>
+        </w:rPr>
+        <w:t>Senior System Administrator</w:t>
+      </w:r>
+    </w:p>
+    <w:p>
+      <w:pPr>
+        <w:pStyle w:val="Artdeco-listitem"/>
+        <w:spacing w:beforeAutospacing="0" w:before="0" w:afterAutospacing="0" w:after="0"/>
+        <w:rPr>
+          <w:rStyle w:val="T-14"/>
+          <w:rFonts w:ascii="Segoe UI" w:hAnsi="Segoe UI" w:cs="Segoe UI"/>
+          <w:b/>
+          <w:bCs/>
+        </w:rPr>
+      </w:pPr>
+      <w:r>
+        <w:rPr>
+          <w:rStyle w:val="T-14"/>
+          <w:rFonts w:cs="Segoe UI" w:ascii="S hne;ui-sans-serif;system-ui;apple-system;Segoe UI;Roboto;Ubuntu;Cantarell;Noto Sans;sans-serif;Helvetica Neue;Arial;Apple Color Emoji;Segoe UI Emoji;Segoe UI Symbol;Noto Color Emoji" w:hAnsi="S hne;ui-sans-serif;system-ui;apple-system;Segoe UI;Roboto;Ubuntu;Cantarell;Noto Sans;sans-serif;Helvetica Neue;Arial;Apple Color Emoji;Segoe UI Emoji;Segoe UI Symbol;Noto Color Emoji"/>
+          <w:b w:val="false"/>
+          <w:bCs w:val="false"/>
+          <w:i w:val="false"/>
+          <w:caps w:val="false"/>
+          <w:smallCaps w:val="false"/>
+          <w:color w:val="000000"/>
+          <w:spacing w:val="0"/>
+          <w:sz w:val="24"/>
+        </w:rPr>
+        <w:t>- Administration of company servers and services.</w:t>
+      </w:r>
+    </w:p>
+    <w:p>
+      <w:pPr>
+        <w:pStyle w:val="Artdeco-listitem"/>
+        <w:spacing w:beforeAutospacing="0" w:before="0" w:afterAutospacing="0" w:after="0"/>
+        <w:rPr>
+          <w:rStyle w:val="T-14"/>
+          <w:rFonts w:ascii="Segoe UI" w:hAnsi="Segoe UI" w:cs="Segoe UI"/>
+          <w:b/>
+          <w:bCs/>
+        </w:rPr>
+      </w:pPr>
+      <w:r>
+        <w:rPr>
+          <w:rStyle w:val="T-14"/>
+          <w:rFonts w:cs="Segoe UI" w:ascii="S hne;ui-sans-serif;system-ui;apple-system;Segoe UI;Roboto;Ubuntu;Cantarell;Noto Sans;sans-serif;Helvetica Neue;Arial;Apple Color Emoji;Segoe UI Emoji;Segoe UI Symbol;Noto Color Emoji" w:hAnsi="S hne;ui-sans-serif;system-ui;apple-system;Segoe UI;Roboto;Ubuntu;Cantarell;Noto Sans;sans-serif;Helvetica Neue;Arial;Apple Color Emoji;Segoe UI Emoji;Segoe UI Symbol;Noto Color Emoji"/>
+          <w:b w:val="false"/>
+          <w:bCs w:val="false"/>
+          <w:i w:val="false"/>
+          <w:caps w:val="false"/>
+          <w:smallCaps w:val="false"/>
+          <w:color w:val="000000"/>
+          <w:spacing w:val="0"/>
+          <w:sz w:val="24"/>
+        </w:rPr>
+        <w:t>- Administration of business applications.</w:t>
+      </w:r>
+    </w:p>
+    <w:p>
+      <w:pPr>
+        <w:pStyle w:val="Artdeco-listitem"/>
+        <w:spacing w:beforeAutospacing="0" w:before="0" w:afterAutospacing="0" w:after="0"/>
+        <w:rPr>
+          <w:rStyle w:val="T-14"/>
+          <w:rFonts w:ascii="Segoe UI" w:hAnsi="Segoe UI" w:cs="Segoe UI"/>
+          <w:b/>
+          <w:bCs/>
+        </w:rPr>
+      </w:pPr>
+      <w:r>
+        <w:rPr>
+          <w:rStyle w:val="T-14"/>
+          <w:rFonts w:cs="Segoe UI" w:ascii="S hne;ui-sans-serif;system-ui;apple-system;Segoe UI;Roboto;Ubuntu;Cantarell;Noto Sans;sans-serif;Helvetica Neue;Arial;Apple Color Emoji;Segoe UI Emoji;Segoe UI Symbol;Noto Color Emoji" w:hAnsi="S hne;ui-sans-serif;system-ui;apple-system;Segoe UI;Roboto;Ubuntu;Cantarell;Noto Sans;sans-serif;Helvetica Neue;Arial;Apple Color Emoji;Segoe UI Emoji;Segoe UI Symbol;Noto Color Emoji"/>
+          <w:b w:val="false"/>
+          <w:bCs w:val="false"/>
+          <w:i w:val="false"/>
+          <w:caps w:val="false"/>
+          <w:smallCaps w:val="false"/>
+          <w:color w:val="000000"/>
+          <w:spacing w:val="0"/>
+          <w:sz w:val="24"/>
+        </w:rPr>
+        <w:t>- Administration of network equipment.</w:t>
+      </w:r>
+    </w:p>
+    <w:p>
+      <w:pPr>
+        <w:pStyle w:val="Artdeco-listitem"/>
+        <w:spacing w:beforeAutospacing="0" w:before="0" w:afterAutospacing="0" w:after="0"/>
+        <w:rPr>
+          <w:rStyle w:val="T-14"/>
+          <w:rFonts w:ascii="Segoe UI" w:hAnsi="Segoe UI" w:cs="Segoe UI"/>
+          <w:b/>
+          <w:bCs/>
+        </w:rPr>
+      </w:pPr>
+      <w:r>
+        <w:rPr>
+          <w:rStyle w:val="T-14"/>
+          <w:rFonts w:cs="Segoe UI" w:ascii="S hne;ui-sans-serif;system-ui;apple-system;Segoe UI;Roboto;Ubuntu;Cantarell;Noto Sans;sans-serif;Helvetica Neue;Arial;Apple Color Emoji;Segoe UI Emoji;Segoe UI Symbol;Noto Color Emoji" w:hAnsi="S hne;ui-sans-serif;system-ui;apple-system;Segoe UI;Roboto;Ubuntu;Cantarell;Noto Sans;sans-serif;Helvetica Neue;Arial;Apple Color Emoji;Segoe UI Emoji;Segoe UI Symbol;Noto Color Emoji"/>
+          <w:b w:val="false"/>
+          <w:bCs w:val="false"/>
+          <w:i w:val="false"/>
+          <w:caps w:val="false"/>
+          <w:smallCaps w:val="false"/>
+          <w:color w:val="000000"/>
+          <w:spacing w:val="0"/>
+          <w:sz w:val="24"/>
+        </w:rPr>
+        <w:t>- Diagnosis and resolution of equipment operational issues.</w:t>
         <w:br/>
-      </w:r>
+        <w:t>Skills:</w:t>
+      </w:r>
+    </w:p>
+    <w:p>
+      <w:pPr>
+        <w:pStyle w:val="Artdeco-listitem"/>
+        <w:spacing w:beforeAutospacing="0" w:before="0" w:afterAutospacing="0" w:after="0"/>
+        <w:rPr>
+          <w:rStyle w:val="T-14"/>
+          <w:rFonts w:ascii="Segoe UI" w:hAnsi="Segoe UI" w:cs="Segoe UI"/>
+          <w:b/>
+          <w:bCs/>
+        </w:rPr>
+      </w:pPr>
+      <w:r>
+        <w:rPr>
+          <w:rStyle w:val="T-14"/>
+          <w:rFonts w:cs="Segoe UI" w:ascii="S hne;ui-sans-serif;system-ui;apple-system;Segoe UI;Roboto;Ubuntu;Cantarell;Noto Sans;sans-serif;Helvetica Neue;Arial;Apple Color Emoji;Segoe UI Emoji;Segoe UI Symbol;Noto Color Emoji" w:hAnsi="S hne;ui-sans-serif;system-ui;apple-system;Segoe UI;Roboto;Ubuntu;Cantarell;Noto Sans;sans-serif;Helvetica Neue;Arial;Apple Color Emoji;Segoe UI Emoji;Segoe UI Symbol;Noto Color Emoji"/>
+          <w:b w:val="false"/>
+          <w:bCs w:val="false"/>
+          <w:i w:val="false"/>
+          <w:caps w:val="false"/>
+          <w:smallCaps w:val="false"/>
+          <w:color w:val="000000"/>
+          <w:spacing w:val="0"/>
+          <w:sz w:val="24"/>
+        </w:rPr>
+        <w:t>Microsoft Server: AD DS, IIS, WSUS, RDS, DHCP, DNS.</w:t>
+      </w:r>
+    </w:p>
+    <w:p>
+      <w:pPr>
+        <w:pStyle w:val="Artdeco-listitem"/>
+        <w:spacing w:beforeAutospacing="0" w:before="0" w:afterAutospacing="0" w:after="0"/>
+        <w:rPr>
+          <w:rStyle w:val="T-14"/>
+          <w:rFonts w:ascii="Segoe UI" w:hAnsi="Segoe UI" w:cs="Segoe UI"/>
+          <w:b/>
+          <w:bCs/>
+        </w:rPr>
+      </w:pPr>
+      <w:r>
+        <w:rPr>
+          <w:rStyle w:val="T-14"/>
+          <w:rFonts w:cs="Segoe UI" w:ascii="S hne;ui-sans-serif;system-ui;apple-system;Segoe UI;Roboto;Ubuntu;Cantarell;Noto Sans;sans-serif;Helvetica Neue;Arial;Apple Color Emoji;Segoe UI Emoji;Segoe UI Symbol;Noto Color Emoji" w:hAnsi="S hne;ui-sans-serif;system-ui;apple-system;Segoe UI;Roboto;Ubuntu;Cantarell;Noto Sans;sans-serif;Helvetica Neue;Arial;Apple Color Emoji;Segoe UI Emoji;Segoe UI Symbol;Noto Color Emoji"/>
+          <w:b w:val="false"/>
+          <w:bCs w:val="false"/>
+          <w:i w:val="false"/>
+          <w:caps w:val="false"/>
+          <w:smallCaps w:val="false"/>
+          <w:color w:val="000000"/>
+          <w:spacing w:val="0"/>
+          <w:sz w:val="24"/>
+        </w:rPr>
+        <w:t>Experience in administering databases: MS SQL 2017, 1C 8.x cluster administration.</w:t>
+      </w:r>
+    </w:p>
+    <w:p>
+      <w:pPr>
+        <w:pStyle w:val="Artdeco-listitem"/>
+        <w:spacing w:beforeAutospacing="0" w:before="0" w:afterAutospacing="0" w:after="0"/>
+        <w:rPr>
+          <w:rStyle w:val="T-14"/>
+          <w:rFonts w:ascii="Segoe UI" w:hAnsi="Segoe UI" w:cs="Segoe UI"/>
+          <w:b/>
+          <w:bCs/>
+        </w:rPr>
+      </w:pPr>
+      <w:r>
+        <w:rPr>
+          <w:rStyle w:val="T-14"/>
+          <w:rFonts w:cs="Segoe UI" w:ascii="S hne;ui-sans-serif;system-ui;apple-system;Segoe UI;Roboto;Ubuntu;Cantarell;Noto Sans;sans-serif;Helvetica Neue;Arial;Apple Color Emoji;Segoe UI Emoji;Segoe UI Symbol;Noto Color Emoji" w:hAnsi="S hne;ui-sans-serif;system-ui;apple-system;Segoe UI;Roboto;Ubuntu;Cantarell;Noto Sans;sans-serif;Helvetica Neue;Arial;Apple Color Emoji;Segoe UI Emoji;Segoe UI Symbol;Noto Color Emoji"/>
+          <w:b w:val="false"/>
+          <w:bCs w:val="false"/>
+          <w:i w:val="false"/>
+          <w:caps w:val="false"/>
+          <w:smallCaps w:val="false"/>
+          <w:color w:val="000000"/>
+          <w:spacing w:val="0"/>
+          <w:sz w:val="24"/>
+        </w:rPr>
+        <w:t>Microsoft Hyper-V virtualization administration.</w:t>
+      </w:r>
+    </w:p>
+    <w:p>
+      <w:pPr>
+        <w:pStyle w:val="Artdeco-listitem"/>
+        <w:spacing w:beforeAutospacing="0" w:before="0" w:afterAutospacing="0" w:after="0"/>
+        <w:rPr>
+          <w:rStyle w:val="T-14"/>
+          <w:rFonts w:ascii="Segoe UI" w:hAnsi="Segoe UI" w:cs="Segoe UI"/>
+          <w:b/>
+          <w:bCs/>
+        </w:rPr>
+      </w:pPr>
+      <w:r>
+        <w:rPr>
+          <w:rStyle w:val="T-14"/>
+          <w:rFonts w:cs="Segoe UI" w:ascii="S hne;ui-sans-serif;system-ui;apple-system;Segoe UI;Roboto;Ubuntu;Cantarell;Noto Sans;sans-serif;Helvetica Neue;Arial;Apple Color Emoji;Segoe UI Emoji;Segoe UI Symbol;Noto Color Emoji" w:hAnsi="S hne;ui-sans-serif;system-ui;apple-system;Segoe UI;Roboto;Ubuntu;Cantarell;Noto Sans;sans-serif;Helvetica Neue;Arial;Apple Color Emoji;Segoe UI Emoji;Segoe UI Symbol;Noto Color Emoji"/>
+          <w:b w:val="false"/>
+          <w:bCs w:val="false"/>
+          <w:i w:val="false"/>
+          <w:caps w:val="false"/>
+          <w:smallCaps w:val="false"/>
+          <w:color w:val="000000"/>
+          <w:spacing w:val="0"/>
+          <w:sz w:val="24"/>
+        </w:rPr>
+        <w:t>Exchange administration.</w:t>
+      </w:r>
+    </w:p>
+    <w:p>
+      <w:pPr>
+        <w:pStyle w:val="Artdeco-listitem"/>
+        <w:spacing w:beforeAutospacing="0" w:before="0" w:afterAutospacing="0" w:after="0"/>
+        <w:rPr>
+          <w:rStyle w:val="T-14"/>
+          <w:rFonts w:ascii="Segoe UI" w:hAnsi="Segoe UI" w:cs="Segoe UI"/>
+          <w:b/>
+          <w:bCs/>
+        </w:rPr>
+      </w:pPr>
+      <w:r>
+        <w:rPr>
+          <w:rStyle w:val="T-14"/>
+          <w:rFonts w:cs="Segoe UI" w:ascii="S hne;ui-sans-serif;system-ui;apple-system;Segoe UI;Roboto;Ubuntu;Cantarell;Noto Sans;sans-serif;Helvetica Neue;Arial;Apple Color Emoji;Segoe UI Emoji;Segoe UI Symbol;Noto Color Emoji" w:hAnsi="S hne;ui-sans-serif;system-ui;apple-system;Segoe UI;Roboto;Ubuntu;Cantarell;Noto Sans;sans-serif;Helvetica Neue;Arial;Apple Color Emoji;Segoe UI Emoji;Segoe UI Symbol;Noto Color Emoji"/>
+          <w:b w:val="false"/>
+          <w:bCs w:val="false"/>
+          <w:i w:val="false"/>
+          <w:caps w:val="false"/>
+          <w:smallCaps w:val="false"/>
+          <w:color w:val="000000"/>
+          <w:spacing w:val="0"/>
+          <w:sz w:val="24"/>
+        </w:rPr>
+        <w:t>Database administration: Oracle.</w:t>
+      </w:r>
+    </w:p>
+    <w:p>
+      <w:pPr>
+        <w:pStyle w:val="Artdeco-listitem"/>
+        <w:spacing w:beforeAutospacing="0" w:before="0" w:afterAutospacing="0" w:after="0"/>
+        <w:rPr>
+          <w:rStyle w:val="T-14"/>
+          <w:rFonts w:ascii="Segoe UI" w:hAnsi="Segoe UI" w:cs="Segoe UI"/>
+          <w:b/>
+          <w:bCs/>
+        </w:rPr>
+      </w:pPr>
+      <w:r>
+        <w:rPr>
+          <w:rStyle w:val="T-14"/>
+          <w:rFonts w:cs="Segoe UI" w:ascii="S hne;ui-sans-serif;system-ui;apple-system;Segoe UI;Roboto;Ubuntu;Cantarell;Noto Sans;sans-serif;Helvetica Neue;Arial;Apple Color Emoji;Segoe UI Emoji;Segoe UI Symbol;Noto Color Emoji" w:hAnsi="S hne;ui-sans-serif;system-ui;apple-system;Segoe UI;Roboto;Ubuntu;Cantarell;Noto Sans;sans-serif;Helvetica Neue;Arial;Apple Color Emoji;Segoe UI Emoji;Segoe UI Symbol;Noto Color Emoji"/>
+          <w:b w:val="false"/>
+          <w:bCs w:val="false"/>
+          <w:i w:val="false"/>
+          <w:caps w:val="false"/>
+          <w:smallCaps w:val="false"/>
+          <w:color w:val="000000"/>
+          <w:spacing w:val="0"/>
+          <w:sz w:val="24"/>
+        </w:rPr>
+        <w:t>Monitoring with Zabbix.</w:t>
+      </w:r>
+    </w:p>
+    <w:p>
+      <w:pPr>
+        <w:pStyle w:val="Artdeco-listitem"/>
+        <w:spacing w:beforeAutospacing="0" w:before="0" w:afterAutospacing="0" w:after="0"/>
+        <w:rPr>
+          <w:rStyle w:val="T-14"/>
+          <w:rFonts w:ascii="Segoe UI" w:hAnsi="Segoe UI" w:cs="Segoe UI"/>
+          <w:b/>
+          <w:bCs/>
+        </w:rPr>
+      </w:pPr>
+      <w:r>
+        <w:rPr>
+          <w:rStyle w:val="T-14"/>
+          <w:rFonts w:cs="Segoe UI" w:ascii="S hne;ui-sans-serif;system-ui;apple-system;Segoe UI;Roboto;Ubuntu;Cantarell;Noto Sans;sans-serif;Helvetica Neue;Arial;Apple Color Emoji;Segoe UI Emoji;Segoe UI Symbol;Noto Color Emoji" w:hAnsi="S hne;ui-sans-serif;system-ui;apple-system;Segoe UI;Roboto;Ubuntu;Cantarell;Noto Sans;sans-serif;Helvetica Neue;Arial;Apple Color Emoji;Segoe UI Emoji;Segoe UI Symbol;Noto Color Emoji"/>
+          <w:b w:val="false"/>
+          <w:bCs w:val="false"/>
+          <w:i w:val="false"/>
+          <w:caps w:val="false"/>
+          <w:smallCaps w:val="false"/>
+          <w:color w:val="000000"/>
+          <w:spacing w:val="0"/>
+          <w:sz w:val="24"/>
+        </w:rPr>
+        <w:t>IP telephony with Asterisk (FreePBX).</w:t>
+      </w:r>
+    </w:p>
+    <w:p>
+      <w:pPr>
+        <w:pStyle w:val="Artdeco-listitem"/>
+        <w:spacing w:beforeAutospacing="0" w:before="0" w:afterAutospacing="0" w:after="0"/>
+        <w:rPr>
+          <w:rStyle w:val="T-14"/>
+          <w:rFonts w:ascii="Segoe UI" w:hAnsi="Segoe UI" w:cs="Segoe UI"/>
+          <w:b/>
+          <w:bCs/>
+        </w:rPr>
+      </w:pPr>
+      <w:r>
+        <w:rPr>
+          <w:rFonts w:cs="Segoe UI" w:ascii="Segoe UI" w:hAnsi="Segoe UI"/>
+          <w:b/>
+          <w:bCs/>
+        </w:rPr>
+      </w:r>
+    </w:p>
+    <w:p>
+      <w:pPr>
+        <w:pStyle w:val="Artdeco-listitem"/>
+        <w:spacing w:beforeAutospacing="0" w:before="0" w:afterAutospacing="0" w:after="0"/>
+        <w:rPr>
+          <w:rStyle w:val="T-14"/>
+          <w:rFonts w:ascii="Segoe UI" w:hAnsi="Segoe UI" w:cs="Segoe UI"/>
+          <w:b/>
+          <w:bCs/>
+        </w:rPr>
+      </w:pPr>
       <w:r>
         <w:rPr>
           <w:rStyle w:val="T-14"/>
@@ -325,7 +1007,62 @@
           <w:rStyle w:val="T-14"/>
           <w:rFonts w:cs="Segoe UI" w:ascii="Segoe UI" w:hAnsi="Segoe UI"/>
         </w:rPr>
-        <w:t>, FAR EASTERN FEDERAL UNIVERSITY FAR EASTERN FEDERAL UNIVERSITY, Vladivostok, Primorye region, Russia</w:t>
+        <w:t>, Far Eastern Federal University</w:t>
+      </w:r>
+      <w:r>
+        <w:drawing>
+          <wp:anchor behindDoc="0" distT="0" distB="0" distL="0" distR="0" simplePos="0" locked="0" layoutInCell="0" allowOverlap="1" relativeHeight="8">
+            <wp:simplePos x="0" y="0"/>
+            <wp:positionH relativeFrom="column">
+              <wp:posOffset>4845050</wp:posOffset>
+            </wp:positionH>
+            <wp:positionV relativeFrom="paragraph">
+              <wp:posOffset>152400</wp:posOffset>
+            </wp:positionV>
+            <wp:extent cx="1923415" cy="749300"/>
+            <wp:effectExtent l="0" t="0" r="0" b="0"/>
+            <wp:wrapSquare wrapText="largest"/>
+            <wp:docPr id="4" name="Image7" descr=""/>
+            <wp:cNvGraphicFramePr>
+              <a:graphicFrameLocks xmlns:a="http://schemas.openxmlformats.org/drawingml/2006/main" noChangeAspect="1"/>
+            </wp:cNvGraphicFramePr>
+            <a:graphic xmlns:a="http://schemas.openxmlformats.org/drawingml/2006/main">
+              <a:graphicData uri="http://schemas.openxmlformats.org/drawingml/2006/picture">
+                <pic:pic xmlns:pic="http://schemas.openxmlformats.org/drawingml/2006/picture">
+                  <pic:nvPicPr>
+                    <pic:cNvPr id="4" name="Image7" descr=""/>
+                    <pic:cNvPicPr>
+                      <a:picLocks noChangeAspect="1" noChangeArrowheads="1"/>
+                    </pic:cNvPicPr>
+                  </pic:nvPicPr>
+                  <pic:blipFill>
+                    <a:blip r:embed="rId6"/>
+                    <a:srcRect l="0" t="0" r="0" b="8440"/>
+                    <a:stretch>
+                      <a:fillRect/>
+                    </a:stretch>
+                  </pic:blipFill>
+                  <pic:spPr bwMode="auto">
+                    <a:xfrm>
+                      <a:off x="0" y="0"/>
+                      <a:ext cx="1923415" cy="749300"/>
+                    </a:xfrm>
+                    <a:prstGeom prst="rect">
+                      <a:avLst/>
+                    </a:prstGeom>
+                  </pic:spPr>
+                </pic:pic>
+              </a:graphicData>
+            </a:graphic>
+          </wp:anchor>
+        </w:drawing>
+      </w:r>
+      <w:r>
+        <w:rPr>
+          <w:rStyle w:val="T-14"/>
+          <w:rFonts w:cs="Segoe UI" w:ascii="Segoe UI" w:hAnsi="Segoe UI"/>
+        </w:rPr>
+        <w:t>, Vladivostok, Russia</w:t>
       </w:r>
     </w:p>
     <w:p>
@@ -350,6 +1087,21 @@
           <w:rFonts w:cs="Segoe UI" w:ascii="Segoe UI" w:hAnsi="Segoe UI"/>
         </w:rPr>
         <w:t xml:space="preserve">Own Tier II Data Center, Genesys call center, SAP Medical Information System, Laboratory information system 1C: LIS, PACS Image archiving and transmission system, PERCO Building security management system, including control of electronic locks and video surveillance, Integrated television reception system, Telemedicine system, Website of the medical center </w:t>
+      </w:r>
+    </w:p>
+    <w:p>
+      <w:pPr>
+        <w:pStyle w:val="Artdeco-listitem"/>
+        <w:spacing w:beforeAutospacing="0" w:before="0" w:afterAutospacing="0" w:after="0"/>
+        <w:rPr>
+          <w:rStyle w:val="T-14"/>
+          <w:rFonts w:ascii="Segoe UI" w:hAnsi="Segoe UI" w:cs="Segoe UI"/>
+        </w:rPr>
+      </w:pPr>
+      <w:r>
+        <w:rPr>
+          <w:rFonts w:cs="Segoe UI" w:ascii="Segoe UI" w:hAnsi="Segoe UI"/>
+        </w:rPr>
         <w:br/>
       </w:r>
       <w:r>
@@ -366,7 +1118,7 @@
           <w:rStyle w:val="T-14"/>
           <w:rFonts w:cs="Segoe UI" w:ascii="Segoe UI" w:hAnsi="Segoe UI"/>
         </w:rPr>
-        <w:t>, FAR EASTERN FEDERAL UNIVERSITYFAR EASTERN FEDERAL UNIVERSITY, Vladivostok, Primorye region, Russia</w:t>
+        <w:t>, Far Eastern Federal University, Vladivostok, Russia</w:t>
         <w:br/>
       </w:r>
       <w:r>
@@ -383,7 +1135,62 @@
           <w:rStyle w:val="T-14"/>
           <w:rFonts w:cs="Segoe UI" w:ascii="Segoe UI" w:hAnsi="Segoe UI"/>
         </w:rPr>
-        <w:t xml:space="preserve"> Monitoring and Responding to All Help Desk Requests in a Professional, Thorough and Timely Manner, Providing Technical Support for Issues Related to IT Systems, Phone Systems, Software and Hardware, Resolving Routine Office IT Issue Including Phone, Fax, Printer, AV, Access Control and Email Issues, Assisting Remote Employees, Providing Technical Support and Assistance for Call Center, Thoroughly Documenting Internal Procedures, Create Step-By-Step Training Materials with Screenshots for Employees, Set Up New Employees, Suggest Possible Improvements on Procedures, Report Significant and Recurring Issues for Higher Level of Support</w:t>
+        <w:t xml:space="preserve"> Monitoring and Responding to All Help Desk Requests in a Professional, Thorough and Timely Manner, Providing Technical Support for </w:t>
+      </w:r>
+      <w:r>
+        <w:drawing>
+          <wp:anchor behindDoc="0" distT="0" distB="0" distL="0" distR="0" simplePos="0" locked="0" layoutInCell="0" allowOverlap="1" relativeHeight="10">
+            <wp:simplePos x="0" y="0"/>
+            <wp:positionH relativeFrom="column">
+              <wp:posOffset>4845050</wp:posOffset>
+            </wp:positionH>
+            <wp:positionV relativeFrom="paragraph">
+              <wp:posOffset>152400</wp:posOffset>
+            </wp:positionV>
+            <wp:extent cx="1923415" cy="749300"/>
+            <wp:effectExtent l="0" t="0" r="0" b="0"/>
+            <wp:wrapSquare wrapText="largest"/>
+            <wp:docPr id="5" name="Image7 Copy 1" descr=""/>
+            <wp:cNvGraphicFramePr>
+              <a:graphicFrameLocks xmlns:a="http://schemas.openxmlformats.org/drawingml/2006/main" noChangeAspect="1"/>
+            </wp:cNvGraphicFramePr>
+            <a:graphic xmlns:a="http://schemas.openxmlformats.org/drawingml/2006/main">
+              <a:graphicData uri="http://schemas.openxmlformats.org/drawingml/2006/picture">
+                <pic:pic xmlns:pic="http://schemas.openxmlformats.org/drawingml/2006/picture">
+                  <pic:nvPicPr>
+                    <pic:cNvPr id="5" name="Image7 Copy 1" descr=""/>
+                    <pic:cNvPicPr>
+                      <a:picLocks noChangeAspect="1" noChangeArrowheads="1"/>
+                    </pic:cNvPicPr>
+                  </pic:nvPicPr>
+                  <pic:blipFill>
+                    <a:blip r:embed="rId7"/>
+                    <a:srcRect l="0" t="0" r="0" b="8440"/>
+                    <a:stretch>
+                      <a:fillRect/>
+                    </a:stretch>
+                  </pic:blipFill>
+                  <pic:spPr bwMode="auto">
+                    <a:xfrm>
+                      <a:off x="0" y="0"/>
+                      <a:ext cx="1923415" cy="749300"/>
+                    </a:xfrm>
+                    <a:prstGeom prst="rect">
+                      <a:avLst/>
+                    </a:prstGeom>
+                  </pic:spPr>
+                </pic:pic>
+              </a:graphicData>
+            </a:graphic>
+          </wp:anchor>
+        </w:drawing>
+      </w:r>
+      <w:r>
+        <w:rPr>
+          <w:rStyle w:val="T-14"/>
+          <w:rFonts w:cs="Segoe UI" w:ascii="Segoe UI" w:hAnsi="Segoe UI"/>
+        </w:rPr>
+        <w:t>Issues Related to IT Systems, Phone Systems, Software and Hardware, Resolving Routine Office IT Issue Including Phone, Fax, Printer, AV, Access Control and Email Issues, Assisting Remote Employees, Providing Technical Support and Assistance for Call Center, Thoroughly Documenting Internal Procedures, Create Step-By-Step Training Materials with Screenshots for Employees, Set Up New Employees, Suggest Possible Improvements on Procedures, Report Significant and Recurring Issues for Higher Level of Support</w:t>
       </w:r>
     </w:p>
     <w:p>
@@ -505,7 +1312,7 @@
             <wp:extent cx="935355" cy="886460"/>
             <wp:effectExtent l="0" t="0" r="0" b="0"/>
             <wp:wrapSquare wrapText="largest"/>
-            <wp:docPr id="1" name="Image1" descr=""/>
+            <wp:docPr id="6" name="Image1" descr=""/>
             <wp:cNvGraphicFramePr>
               <a:graphicFrameLocks xmlns:a="http://schemas.openxmlformats.org/drawingml/2006/main" noChangeAspect="1"/>
             </wp:cNvGraphicFramePr>
@@ -513,13 +1320,13 @@
               <a:graphicData uri="http://schemas.openxmlformats.org/drawingml/2006/picture">
                 <pic:pic xmlns:pic="http://schemas.openxmlformats.org/drawingml/2006/picture">
                   <pic:nvPicPr>
-                    <pic:cNvPr id="1" name="Image1" descr=""/>
+                    <pic:cNvPr id="6" name="Image1" descr=""/>
                     <pic:cNvPicPr>
                       <a:picLocks noChangeAspect="1" noChangeArrowheads="1"/>
                     </pic:cNvPicPr>
                   </pic:nvPicPr>
                   <pic:blipFill>
-                    <a:blip r:embed="rId4"/>
+                    <a:blip r:embed="rId8"/>
                     <a:stretch>
                       <a:fillRect/>
                     </a:stretch>
@@ -550,7 +1357,7 @@
             <wp:extent cx="885825" cy="885825"/>
             <wp:effectExtent l="0" t="0" r="0" b="0"/>
             <wp:wrapSquare wrapText="largest"/>
-            <wp:docPr id="2" name="Image2" descr=""/>
+            <wp:docPr id="7" name="Image2" descr=""/>
             <wp:cNvGraphicFramePr>
               <a:graphicFrameLocks xmlns:a="http://schemas.openxmlformats.org/drawingml/2006/main" noChangeAspect="1"/>
             </wp:cNvGraphicFramePr>
@@ -558,13 +1365,13 @@
               <a:graphicData uri="http://schemas.openxmlformats.org/drawingml/2006/picture">
                 <pic:pic xmlns:pic="http://schemas.openxmlformats.org/drawingml/2006/picture">
                   <pic:nvPicPr>
-                    <pic:cNvPr id="2" name="Image2" descr=""/>
+                    <pic:cNvPr id="7" name="Image2" descr=""/>
                     <pic:cNvPicPr>
                       <a:picLocks noChangeAspect="1" noChangeArrowheads="1"/>
                     </pic:cNvPicPr>
                   </pic:nvPicPr>
                   <pic:blipFill>
-                    <a:blip r:embed="rId5"/>
+                    <a:blip r:embed="rId9"/>
                     <a:srcRect l="2823" t="2823" r="2823" b="2823"/>
                     <a:stretch>
                       <a:fillRect/>
@@ -596,7 +1403,7 @@
             <wp:extent cx="889000" cy="889000"/>
             <wp:effectExtent l="0" t="0" r="0" b="0"/>
             <wp:wrapSquare wrapText="largest"/>
-            <wp:docPr id="3" name="Image3" descr=""/>
+            <wp:docPr id="8" name="Image3" descr=""/>
             <wp:cNvGraphicFramePr>
               <a:graphicFrameLocks xmlns:a="http://schemas.openxmlformats.org/drawingml/2006/main" noChangeAspect="1"/>
             </wp:cNvGraphicFramePr>
@@ -604,13 +1411,13 @@
               <a:graphicData uri="http://schemas.openxmlformats.org/drawingml/2006/picture">
                 <pic:pic xmlns:pic="http://schemas.openxmlformats.org/drawingml/2006/picture">
                   <pic:nvPicPr>
-                    <pic:cNvPr id="3" name="Image3" descr=""/>
+                    <pic:cNvPr id="8" name="Image3" descr=""/>
                     <pic:cNvPicPr>
                       <a:picLocks noChangeAspect="1" noChangeArrowheads="1"/>
                     </pic:cNvPicPr>
                   </pic:nvPicPr>
                   <pic:blipFill>
-                    <a:blip r:embed="rId6"/>
+                    <a:blip r:embed="rId10"/>
                     <a:stretch>
                       <a:fillRect/>
                     </a:stretch>
@@ -641,7 +1448,7 @@
             <wp:extent cx="903605" cy="903605"/>
             <wp:effectExtent l="0" t="0" r="0" b="0"/>
             <wp:wrapSquare wrapText="largest"/>
-            <wp:docPr id="4" name="Image4" descr=""/>
+            <wp:docPr id="9" name="Image4" descr=""/>
             <wp:cNvGraphicFramePr>
               <a:graphicFrameLocks xmlns:a="http://schemas.openxmlformats.org/drawingml/2006/main" noChangeAspect="1"/>
             </wp:cNvGraphicFramePr>
@@ -649,13 +1456,13 @@
               <a:graphicData uri="http://schemas.openxmlformats.org/drawingml/2006/picture">
                 <pic:pic xmlns:pic="http://schemas.openxmlformats.org/drawingml/2006/picture">
                   <pic:nvPicPr>
-                    <pic:cNvPr id="4" name="Image4" descr=""/>
+                    <pic:cNvPr id="9" name="Image4" descr=""/>
                     <pic:cNvPicPr>
                       <a:picLocks noChangeAspect="1" noChangeArrowheads="1"/>
                     </pic:cNvPicPr>
                   </pic:nvPicPr>
                   <pic:blipFill>
-                    <a:blip r:embed="rId7"/>
+                    <a:blip r:embed="rId11"/>
                     <a:stretch>
                       <a:fillRect/>
                     </a:stretch>

--- a/cv_guidia_sv.docx
+++ b/cv_guidia_sv.docx
@@ -1349,7 +1349,7 @@
           <wp:anchor behindDoc="0" distT="0" distB="0" distL="0" distR="0" simplePos="0" locked="0" layoutInCell="0" allowOverlap="1" relativeHeight="3">
             <wp:simplePos x="0" y="0"/>
             <wp:positionH relativeFrom="column">
-              <wp:posOffset>2812415</wp:posOffset>
+              <wp:posOffset>2932430</wp:posOffset>
             </wp:positionH>
             <wp:positionV relativeFrom="paragraph">
               <wp:posOffset>72390</wp:posOffset>
@@ -1395,10 +1395,10 @@
           <wp:anchor behindDoc="0" distT="0" distB="0" distL="0" distR="0" simplePos="0" locked="0" layoutInCell="0" allowOverlap="1" relativeHeight="4">
             <wp:simplePos x="0" y="0"/>
             <wp:positionH relativeFrom="column">
-              <wp:posOffset>1880870</wp:posOffset>
+              <wp:posOffset>3928745</wp:posOffset>
             </wp:positionH>
             <wp:positionV relativeFrom="paragraph">
-              <wp:posOffset>76835</wp:posOffset>
+              <wp:posOffset>67310</wp:posOffset>
             </wp:positionV>
             <wp:extent cx="889000" cy="889000"/>
             <wp:effectExtent l="0" t="0" r="0" b="0"/>
@@ -1471,6 +1471,51 @@
                     <a:xfrm>
                       <a:off x="0" y="0"/>
                       <a:ext cx="903605" cy="903605"/>
+                    </a:xfrm>
+                    <a:prstGeom prst="rect">
+                      <a:avLst/>
+                    </a:prstGeom>
+                  </pic:spPr>
+                </pic:pic>
+              </a:graphicData>
+            </a:graphic>
+          </wp:anchor>
+        </w:drawing>
+        <w:drawing>
+          <wp:anchor behindDoc="0" distT="0" distB="0" distL="0" distR="0" simplePos="0" locked="0" layoutInCell="0" allowOverlap="1" relativeHeight="11">
+            <wp:simplePos x="0" y="0"/>
+            <wp:positionH relativeFrom="column">
+              <wp:posOffset>1930400</wp:posOffset>
+            </wp:positionH>
+            <wp:positionV relativeFrom="paragraph">
+              <wp:posOffset>72390</wp:posOffset>
+            </wp:positionV>
+            <wp:extent cx="882650" cy="882650"/>
+            <wp:effectExtent l="0" t="0" r="0" b="0"/>
+            <wp:wrapSquare wrapText="largest"/>
+            <wp:docPr id="10" name="Image9" descr=""/>
+            <wp:cNvGraphicFramePr>
+              <a:graphicFrameLocks xmlns:a="http://schemas.openxmlformats.org/drawingml/2006/main" noChangeAspect="1"/>
+            </wp:cNvGraphicFramePr>
+            <a:graphic xmlns:a="http://schemas.openxmlformats.org/drawingml/2006/main">
+              <a:graphicData uri="http://schemas.openxmlformats.org/drawingml/2006/picture">
+                <pic:pic xmlns:pic="http://schemas.openxmlformats.org/drawingml/2006/picture">
+                  <pic:nvPicPr>
+                    <pic:cNvPr id="10" name="Image9" descr=""/>
+                    <pic:cNvPicPr>
+                      <a:picLocks noChangeAspect="1" noChangeArrowheads="1"/>
+                    </pic:cNvPicPr>
+                  </pic:nvPicPr>
+                  <pic:blipFill>
+                    <a:blip r:embed="rId12"/>
+                    <a:stretch>
+                      <a:fillRect/>
+                    </a:stretch>
+                  </pic:blipFill>
+                  <pic:spPr bwMode="auto">
+                    <a:xfrm>
+                      <a:off x="0" y="0"/>
+                      <a:ext cx="882650" cy="882650"/>
                     </a:xfrm>
                     <a:prstGeom prst="rect">
                       <a:avLst/>

--- a/cv_guidia_sv.docx
+++ b/cv_guidia_sv.docx
@@ -167,13 +167,7 @@
       <w:pPr>
         <w:pStyle w:val="Normal"/>
         <w:rPr>
-          <w:rStyle w:val="Hyperlink"/>
-          <w:rFonts w:ascii="Segoe UI" w:hAnsi="Segoe UI" w:cs="Segoe UI"/>
-          <w:b/>
-          <w:bCs/>
-          <w:color w:val="auto"/>
-          <w:sz w:val="24"/>
-          <w:szCs w:val="24"/>
+          <w:rFonts w:ascii="Segoe UI" w:hAnsi="Segoe UI"/>
         </w:rPr>
       </w:pPr>
       <w:r>
@@ -193,9 +187,7 @@
         <w:pStyle w:val="Artdeco-listitem"/>
         <w:spacing w:beforeAutospacing="0" w:before="0" w:afterAutospacing="0" w:after="0"/>
         <w:rPr>
-          <w:rFonts w:ascii="Segoe UI" w:hAnsi="Segoe UI" w:cs="Segoe UI"/>
-          <w:b/>
-          <w:bCs/>
+          <w:rFonts w:ascii="Segoe UI" w:hAnsi="Segoe UI"/>
         </w:rPr>
       </w:pPr>
       <w:r>
@@ -267,17 +259,15 @@
         <w:pStyle w:val="Artdeco-listitem"/>
         <w:spacing w:beforeAutospacing="0" w:before="0" w:afterAutospacing="0" w:after="0"/>
         <w:rPr>
-          <w:rFonts w:ascii="Segoe UI" w:hAnsi="Segoe UI" w:cs="Segoe UI"/>
+          <w:rFonts w:ascii="Segoe UI" w:hAnsi="Segoe UI"/>
+        </w:rPr>
+      </w:pPr>
+      <w:r>
+        <w:rPr>
+          <w:rFonts w:cs="Segoe UI" w:ascii="Segoe UI" w:hAnsi="Segoe UI"/>
           <w:b/>
           <w:bCs/>
         </w:rPr>
-      </w:pPr>
-      <w:r>
-        <w:rPr>
-          <w:rFonts w:cs="Segoe UI" w:ascii="Segoe UI" w:hAnsi="Segoe UI"/>
-          <w:b/>
-          <w:bCs/>
-        </w:rPr>
         <w:t>Technician</w:t>
       </w:r>
     </w:p>
@@ -285,11 +275,7 @@
       <w:pPr>
         <w:pStyle w:val="Artdeco-listitem"/>
         <w:spacing w:beforeAutospacing="0" w:before="0" w:afterAutospacing="0" w:after="0"/>
-        <w:rPr>
-          <w:rFonts w:ascii="Segoe UI" w:hAnsi="Segoe UI" w:cs="Segoe UI"/>
-          <w:b/>
-          <w:bCs/>
-        </w:rPr>
+        <w:rPr/>
       </w:pPr>
       <w:r>
         <w:drawing>
@@ -368,20 +354,15 @@
       <w:pPr>
         <w:pStyle w:val="Artdeco-listitem"/>
         <w:spacing w:beforeAutospacing="0" w:before="0" w:afterAutospacing="0" w:after="0"/>
-        <w:rPr>
-          <w:rStyle w:val="T-14"/>
-          <w:rFonts w:ascii="Segoe UI" w:hAnsi="Segoe UI" w:cs="Segoe UI"/>
+        <w:rPr/>
+      </w:pPr>
+      <w:r>
+        <w:rPr>
+          <w:rStyle w:val="T-14"/>
+          <w:rFonts w:cs="Segoe UI" w:ascii="Segoe UI" w:hAnsi="Segoe UI"/>
           <w:b/>
           <w:bCs/>
         </w:rPr>
-      </w:pPr>
-      <w:r>
-        <w:rPr>
-          <w:rStyle w:val="T-14"/>
-          <w:rFonts w:cs="Segoe UI" w:ascii="Segoe UI" w:hAnsi="Segoe UI"/>
-          <w:b/>
-          <w:bCs/>
-        </w:rPr>
         <w:t xml:space="preserve">DevOps Engineer  </w:t>
       </w:r>
     </w:p>
@@ -389,17 +370,12 @@
       <w:pPr>
         <w:pStyle w:val="Artdeco-listitem"/>
         <w:spacing w:beforeAutospacing="0" w:before="0" w:afterAutospacing="0" w:after="0"/>
-        <w:rPr>
-          <w:rStyle w:val="T-14"/>
-          <w:rFonts w:ascii="Segoe UI" w:hAnsi="Segoe UI" w:cs="Segoe UI"/>
-          <w:b/>
-          <w:bCs/>
-        </w:rPr>
-      </w:pPr>
-      <w:r>
-        <w:rPr>
-          <w:rStyle w:val="T-14"/>
-          <w:rFonts w:cs="Segoe UI" w:ascii="S hne;ui-sans-serif;system-ui;apple-system;Segoe UI;Roboto;Ubuntu;Cantarell;Noto Sans;sans-serif;Helvetica Neue;Arial;Apple Color Emoji;Segoe UI Emoji;Segoe UI Symbol;Noto Color Emoji" w:hAnsi="S hne;ui-sans-serif;system-ui;apple-system;Segoe UI;Roboto;Ubuntu;Cantarell;Noto Sans;sans-serif;Helvetica Neue;Arial;Apple Color Emoji;Segoe UI Emoji;Segoe UI Symbol;Noto Color Emoji"/>
+        <w:rPr/>
+      </w:pPr>
+      <w:r>
+        <w:rPr>
+          <w:rStyle w:val="T-14"/>
+          <w:rFonts w:cs="Segoe UI" w:ascii="Segoe UI" w:hAnsi="Segoe UI"/>
           <w:b w:val="false"/>
           <w:bCs w:val="false"/>
           <w:i w:val="false"/>
@@ -416,17 +392,12 @@
       <w:pPr>
         <w:pStyle w:val="Artdeco-listitem"/>
         <w:spacing w:beforeAutospacing="0" w:before="0" w:afterAutospacing="0" w:after="0"/>
-        <w:rPr>
-          <w:rStyle w:val="T-14"/>
-          <w:rFonts w:ascii="Segoe UI" w:hAnsi="Segoe UI" w:cs="Segoe UI"/>
-          <w:b/>
-          <w:bCs/>
-        </w:rPr>
-      </w:pPr>
-      <w:r>
-        <w:rPr>
-          <w:rStyle w:val="T-14"/>
-          <w:rFonts w:cs="Segoe UI" w:ascii="S hne;ui-sans-serif;system-ui;apple-system;Segoe UI;Roboto;Ubuntu;Cantarell;Noto Sans;sans-serif;Helvetica Neue;Arial;Apple Color Emoji;Segoe UI Emoji;Segoe UI Symbol;Noto Color Emoji" w:hAnsi="S hne;ui-sans-serif;system-ui;apple-system;Segoe UI;Roboto;Ubuntu;Cantarell;Noto Sans;sans-serif;Helvetica Neue;Arial;Apple Color Emoji;Segoe UI Emoji;Segoe UI Symbol;Noto Color Emoji"/>
+        <w:rPr/>
+      </w:pPr>
+      <w:r>
+        <w:rPr>
+          <w:rStyle w:val="T-14"/>
+          <w:rFonts w:cs="Segoe UI" w:ascii="Segoe UI" w:hAnsi="Segoe UI"/>
           <w:b w:val="false"/>
           <w:bCs w:val="false"/>
           <w:i w:val="false"/>
@@ -443,17 +414,12 @@
       <w:pPr>
         <w:pStyle w:val="Artdeco-listitem"/>
         <w:spacing w:beforeAutospacing="0" w:before="0" w:afterAutospacing="0" w:after="0"/>
-        <w:rPr>
-          <w:rStyle w:val="T-14"/>
-          <w:rFonts w:ascii="Segoe UI" w:hAnsi="Segoe UI" w:cs="Segoe UI"/>
-          <w:b/>
-          <w:bCs/>
-        </w:rPr>
-      </w:pPr>
-      <w:r>
-        <w:rPr>
-          <w:rStyle w:val="T-14"/>
-          <w:rFonts w:cs="Segoe UI" w:ascii="S hne;ui-sans-serif;system-ui;apple-system;Segoe UI;Roboto;Ubuntu;Cantarell;Noto Sans;sans-serif;Helvetica Neue;Arial;Apple Color Emoji;Segoe UI Emoji;Segoe UI Symbol;Noto Color Emoji" w:hAnsi="S hne;ui-sans-serif;system-ui;apple-system;Segoe UI;Roboto;Ubuntu;Cantarell;Noto Sans;sans-serif;Helvetica Neue;Arial;Apple Color Emoji;Segoe UI Emoji;Segoe UI Symbol;Noto Color Emoji"/>
+        <w:rPr/>
+      </w:pPr>
+      <w:r>
+        <w:rPr>
+          <w:rStyle w:val="T-14"/>
+          <w:rFonts w:cs="Segoe UI" w:ascii="Segoe UI" w:hAnsi="Segoe UI"/>
           <w:b w:val="false"/>
           <w:bCs w:val="false"/>
           <w:i w:val="false"/>
@@ -470,17 +436,12 @@
       <w:pPr>
         <w:pStyle w:val="Artdeco-listitem"/>
         <w:spacing w:beforeAutospacing="0" w:before="0" w:afterAutospacing="0" w:after="0"/>
-        <w:rPr>
-          <w:rStyle w:val="T-14"/>
-          <w:rFonts w:ascii="Segoe UI" w:hAnsi="Segoe UI" w:cs="Segoe UI"/>
-          <w:b/>
-          <w:bCs/>
-        </w:rPr>
-      </w:pPr>
-      <w:r>
-        <w:rPr>
-          <w:rStyle w:val="T-14"/>
-          <w:rFonts w:cs="Segoe UI" w:ascii="S hne;ui-sans-serif;system-ui;apple-system;Segoe UI;Roboto;Ubuntu;Cantarell;Noto Sans;sans-serif;Helvetica Neue;Arial;Apple Color Emoji;Segoe UI Emoji;Segoe UI Symbol;Noto Color Emoji" w:hAnsi="S hne;ui-sans-serif;system-ui;apple-system;Segoe UI;Roboto;Ubuntu;Cantarell;Noto Sans;sans-serif;Helvetica Neue;Arial;Apple Color Emoji;Segoe UI Emoji;Segoe UI Symbol;Noto Color Emoji"/>
+        <w:rPr/>
+      </w:pPr>
+      <w:r>
+        <w:rPr>
+          <w:rStyle w:val="T-14"/>
+          <w:rFonts w:cs="Segoe UI" w:ascii="Segoe UI" w:hAnsi="Segoe UI"/>
           <w:b w:val="false"/>
           <w:bCs w:val="false"/>
           <w:i w:val="false"/>
@@ -497,17 +458,12 @@
       <w:pPr>
         <w:pStyle w:val="Artdeco-listitem"/>
         <w:spacing w:beforeAutospacing="0" w:before="0" w:afterAutospacing="0" w:after="0"/>
-        <w:rPr>
-          <w:rStyle w:val="T-14"/>
-          <w:rFonts w:ascii="Segoe UI" w:hAnsi="Segoe UI" w:cs="Segoe UI"/>
-          <w:b/>
-          <w:bCs/>
-        </w:rPr>
-      </w:pPr>
-      <w:r>
-        <w:rPr>
-          <w:rStyle w:val="T-14"/>
-          <w:rFonts w:cs="Segoe UI" w:ascii="S hne;ui-sans-serif;system-ui;apple-system;Segoe UI;Roboto;Ubuntu;Cantarell;Noto Sans;sans-serif;Helvetica Neue;Arial;Apple Color Emoji;Segoe UI Emoji;Segoe UI Symbol;Noto Color Emoji" w:hAnsi="S hne;ui-sans-serif;system-ui;apple-system;Segoe UI;Roboto;Ubuntu;Cantarell;Noto Sans;sans-serif;Helvetica Neue;Arial;Apple Color Emoji;Segoe UI Emoji;Segoe UI Symbol;Noto Color Emoji"/>
+        <w:rPr/>
+      </w:pPr>
+      <w:r>
+        <w:rPr>
+          <w:rStyle w:val="T-14"/>
+          <w:rFonts w:cs="Segoe UI" w:ascii="Segoe UI" w:hAnsi="Segoe UI"/>
           <w:b w:val="false"/>
           <w:bCs w:val="false"/>
           <w:i w:val="false"/>
@@ -525,7 +481,6 @@
         <w:pStyle w:val="Artdeco-listitem"/>
         <w:spacing w:beforeAutospacing="0" w:before="0" w:afterAutospacing="0" w:after="0"/>
         <w:rPr>
-          <w:rStyle w:val="T-14"/>
           <w:rFonts w:ascii="Segoe UI" w:hAnsi="Segoe UI" w:cs="Segoe UI"/>
           <w:b/>
           <w:bCs/>
@@ -589,17 +544,12 @@
       <w:pPr>
         <w:pStyle w:val="Artdeco-listitem"/>
         <w:spacing w:beforeAutospacing="0" w:before="0" w:afterAutospacing="0" w:after="0"/>
-        <w:rPr>
-          <w:rStyle w:val="T-14"/>
-          <w:rFonts w:ascii="Segoe UI" w:hAnsi="Segoe UI" w:cs="Segoe UI"/>
-          <w:b/>
-          <w:bCs/>
-        </w:rPr>
-      </w:pPr>
-      <w:r>
-        <w:rPr>
-          <w:rStyle w:val="T-14"/>
-          <w:rFonts w:cs="Segoe UI" w:ascii="S hne;ui-sans-serif;system-ui;apple-system;Segoe UI;Roboto;Ubuntu;Cantarell;Noto Sans;sans-serif;Helvetica Neue;Arial;Apple Color Emoji;Segoe UI Emoji;Segoe UI Symbol;Noto Color Emoji" w:hAnsi="S hne;ui-sans-serif;system-ui;apple-system;Segoe UI;Roboto;Ubuntu;Cantarell;Noto Sans;sans-serif;Helvetica Neue;Arial;Apple Color Emoji;Segoe UI Emoji;Segoe UI Symbol;Noto Color Emoji"/>
+        <w:rPr/>
+      </w:pPr>
+      <w:r>
+        <w:rPr>
+          <w:rStyle w:val="T-14"/>
+          <w:rFonts w:cs="Segoe UI" w:ascii="Segoe UI" w:hAnsi="Segoe UI"/>
           <w:b/>
           <w:bCs/>
           <w:i w:val="false"/>
@@ -614,7 +564,7 @@
       <w:r>
         <w:rPr>
           <w:rStyle w:val="T-14"/>
-          <w:rFonts w:cs="Segoe UI" w:ascii="S hne;ui-sans-serif;system-ui;apple-system;Segoe UI;Roboto;Ubuntu;Cantarell;Noto Sans;sans-serif;Helvetica Neue;Arial;Apple Color Emoji;Segoe UI Emoji;Segoe UI Symbol;Noto Color Emoji" w:hAnsi="S hne;ui-sans-serif;system-ui;apple-system;Segoe UI;Roboto;Ubuntu;Cantarell;Noto Sans;sans-serif;Helvetica Neue;Arial;Apple Color Emoji;Segoe UI Emoji;Segoe UI Symbol;Noto Color Emoji"/>
+          <w:rFonts w:cs="Segoe UI" w:ascii="Segoe UI" w:hAnsi="Segoe UI"/>
           <w:b w:val="false"/>
           <w:bCs w:val="false"/>
           <w:i w:val="false"/>
@@ -624,8 +574,37 @@
           <w:spacing w:val="0"/>
           <w:sz w:val="24"/>
         </w:rPr>
-        <w:t>, Unilab LLC, Vladivostok</w:t>
-      </w:r>
+        <w:t>, Unilab LLC, Vladivostok, Russia</w:t>
+      </w:r>
+    </w:p>
+    <w:p>
+      <w:pPr>
+        <w:pStyle w:val="Artdeco-listitem"/>
+        <w:spacing w:beforeAutospacing="0" w:before="0" w:afterAutospacing="0" w:after="0"/>
+        <w:rPr/>
+      </w:pPr>
+      <w:r>
+        <w:rPr>
+          <w:rStyle w:val="T-14"/>
+          <w:rFonts w:cs="Segoe UI" w:ascii="Segoe UI" w:hAnsi="Segoe UI"/>
+          <w:b/>
+          <w:bCs/>
+          <w:i w:val="false"/>
+          <w:caps w:val="false"/>
+          <w:smallCaps w:val="false"/>
+          <w:color w:val="000000"/>
+          <w:spacing w:val="0"/>
+          <w:sz w:val="24"/>
+        </w:rPr>
+        <w:t>Senior System Administrator</w:t>
+      </w:r>
+    </w:p>
+    <w:p>
+      <w:pPr>
+        <w:pStyle w:val="Artdeco-listitem"/>
+        <w:spacing w:beforeAutospacing="0" w:before="0" w:afterAutospacing="0" w:after="0"/>
+        <w:rPr/>
+      </w:pPr>
       <w:r>
         <w:rPr>
           <w:rStyle w:val="T-14"/>
@@ -639,7 +618,7 @@
           <w:spacing w:val="0"/>
           <w:sz w:val="24"/>
         </w:rPr>
-        <w:t>, Russia</w:t>
+        <w:t>- Administration of company servers and services.</w:t>
       </w:r>
     </w:p>
     <w:p>
@@ -651,34 +630,7 @@
       <w:r>
         <w:rPr>
           <w:rStyle w:val="T-14"/>
-          <w:rFonts w:cs="Segoe UI" w:ascii="S hne;ui-sans-serif;system-ui;apple-system;Segoe UI;Roboto;Ubuntu;Cantarell;Noto Sans;sans-serif;Helvetica Neue;Arial;Apple Color Emoji;Segoe UI Emoji;Segoe UI Symbol;Noto Color Emoji" w:hAnsi="S hne;ui-sans-serif;system-ui;apple-system;Segoe UI;Roboto;Ubuntu;Cantarell;Noto Sans;sans-serif;Helvetica Neue;Arial;Apple Color Emoji;Segoe UI Emoji;Segoe UI Symbol;Noto Color Emoji"/>
-          <w:b/>
-          <w:bCs/>
-          <w:i w:val="false"/>
-          <w:caps w:val="false"/>
-          <w:smallCaps w:val="false"/>
-          <w:color w:val="000000"/>
-          <w:spacing w:val="0"/>
-          <w:sz w:val="24"/>
-        </w:rPr>
-        <w:t>Senior System Administrator</w:t>
-      </w:r>
-    </w:p>
-    <w:p>
-      <w:pPr>
-        <w:pStyle w:val="Artdeco-listitem"/>
-        <w:spacing w:beforeAutospacing="0" w:before="0" w:afterAutospacing="0" w:after="0"/>
-        <w:rPr>
-          <w:rStyle w:val="T-14"/>
-          <w:rFonts w:ascii="Segoe UI" w:hAnsi="Segoe UI" w:cs="Segoe UI"/>
-          <w:b/>
-          <w:bCs/>
-        </w:rPr>
-      </w:pPr>
-      <w:r>
-        <w:rPr>
-          <w:rStyle w:val="T-14"/>
-          <w:rFonts w:cs="Segoe UI" w:ascii="S hne;ui-sans-serif;system-ui;apple-system;Segoe UI;Roboto;Ubuntu;Cantarell;Noto Sans;sans-serif;Helvetica Neue;Arial;Apple Color Emoji;Segoe UI Emoji;Segoe UI Symbol;Noto Color Emoji" w:hAnsi="S hne;ui-sans-serif;system-ui;apple-system;Segoe UI;Roboto;Ubuntu;Cantarell;Noto Sans;sans-serif;Helvetica Neue;Arial;Apple Color Emoji;Segoe UI Emoji;Segoe UI Symbol;Noto Color Emoji"/>
+          <w:rFonts w:cs="Segoe UI" w:ascii="Segoe UI" w:hAnsi="Segoe UI"/>
           <w:b w:val="false"/>
           <w:bCs w:val="false"/>
           <w:i w:val="false"/>
@@ -688,24 +640,19 @@
           <w:spacing w:val="0"/>
           <w:sz w:val="24"/>
         </w:rPr>
-        <w:t>- Administration of company servers and services.</w:t>
-      </w:r>
-    </w:p>
-    <w:p>
-      <w:pPr>
-        <w:pStyle w:val="Artdeco-listitem"/>
-        <w:spacing w:beforeAutospacing="0" w:before="0" w:afterAutospacing="0" w:after="0"/>
-        <w:rPr>
-          <w:rStyle w:val="T-14"/>
-          <w:rFonts w:ascii="Segoe UI" w:hAnsi="Segoe UI" w:cs="Segoe UI"/>
-          <w:b/>
-          <w:bCs/>
-        </w:rPr>
-      </w:pPr>
-      <w:r>
-        <w:rPr>
-          <w:rStyle w:val="T-14"/>
-          <w:rFonts w:cs="Segoe UI" w:ascii="S hne;ui-sans-serif;system-ui;apple-system;Segoe UI;Roboto;Ubuntu;Cantarell;Noto Sans;sans-serif;Helvetica Neue;Arial;Apple Color Emoji;Segoe UI Emoji;Segoe UI Symbol;Noto Color Emoji" w:hAnsi="S hne;ui-sans-serif;system-ui;apple-system;Segoe UI;Roboto;Ubuntu;Cantarell;Noto Sans;sans-serif;Helvetica Neue;Arial;Apple Color Emoji;Segoe UI Emoji;Segoe UI Symbol;Noto Color Emoji"/>
+        <w:t>- Administration of business applications.</w:t>
+      </w:r>
+    </w:p>
+    <w:p>
+      <w:pPr>
+        <w:pStyle w:val="Artdeco-listitem"/>
+        <w:spacing w:beforeAutospacing="0" w:before="0" w:afterAutospacing="0" w:after="0"/>
+        <w:rPr/>
+      </w:pPr>
+      <w:r>
+        <w:rPr>
+          <w:rStyle w:val="T-14"/>
+          <w:rFonts w:cs="Segoe UI" w:ascii="Segoe UI" w:hAnsi="Segoe UI"/>
           <w:b w:val="false"/>
           <w:bCs w:val="false"/>
           <w:i w:val="false"/>
@@ -715,24 +662,19 @@
           <w:spacing w:val="0"/>
           <w:sz w:val="24"/>
         </w:rPr>
-        <w:t>- Administration of business applications.</w:t>
-      </w:r>
-    </w:p>
-    <w:p>
-      <w:pPr>
-        <w:pStyle w:val="Artdeco-listitem"/>
-        <w:spacing w:beforeAutospacing="0" w:before="0" w:afterAutospacing="0" w:after="0"/>
-        <w:rPr>
-          <w:rStyle w:val="T-14"/>
-          <w:rFonts w:ascii="Segoe UI" w:hAnsi="Segoe UI" w:cs="Segoe UI"/>
-          <w:b/>
-          <w:bCs/>
-        </w:rPr>
-      </w:pPr>
-      <w:r>
-        <w:rPr>
-          <w:rStyle w:val="T-14"/>
-          <w:rFonts w:cs="Segoe UI" w:ascii="S hne;ui-sans-serif;system-ui;apple-system;Segoe UI;Roboto;Ubuntu;Cantarell;Noto Sans;sans-serif;Helvetica Neue;Arial;Apple Color Emoji;Segoe UI Emoji;Segoe UI Symbol;Noto Color Emoji" w:hAnsi="S hne;ui-sans-serif;system-ui;apple-system;Segoe UI;Roboto;Ubuntu;Cantarell;Noto Sans;sans-serif;Helvetica Neue;Arial;Apple Color Emoji;Segoe UI Emoji;Segoe UI Symbol;Noto Color Emoji"/>
+        <w:t>- Administration of network equipment.</w:t>
+      </w:r>
+    </w:p>
+    <w:p>
+      <w:pPr>
+        <w:pStyle w:val="Artdeco-listitem"/>
+        <w:spacing w:beforeAutospacing="0" w:before="0" w:afterAutospacing="0" w:after="0"/>
+        <w:rPr/>
+      </w:pPr>
+      <w:r>
+        <w:rPr>
+          <w:rStyle w:val="T-14"/>
+          <w:rFonts w:cs="Segoe UI" w:ascii="Segoe UI" w:hAnsi="Segoe UI"/>
           <w:b w:val="false"/>
           <w:bCs w:val="false"/>
           <w:i w:val="false"/>
@@ -742,24 +684,21 @@
           <w:spacing w:val="0"/>
           <w:sz w:val="24"/>
         </w:rPr>
-        <w:t>- Administration of network equipment.</w:t>
-      </w:r>
-    </w:p>
-    <w:p>
-      <w:pPr>
-        <w:pStyle w:val="Artdeco-listitem"/>
-        <w:spacing w:beforeAutospacing="0" w:before="0" w:afterAutospacing="0" w:after="0"/>
-        <w:rPr>
-          <w:rStyle w:val="T-14"/>
-          <w:rFonts w:ascii="Segoe UI" w:hAnsi="Segoe UI" w:cs="Segoe UI"/>
-          <w:b/>
-          <w:bCs/>
-        </w:rPr>
-      </w:pPr>
-      <w:r>
-        <w:rPr>
-          <w:rStyle w:val="T-14"/>
-          <w:rFonts w:cs="Segoe UI" w:ascii="S hne;ui-sans-serif;system-ui;apple-system;Segoe UI;Roboto;Ubuntu;Cantarell;Noto Sans;sans-serif;Helvetica Neue;Arial;Apple Color Emoji;Segoe UI Emoji;Segoe UI Symbol;Noto Color Emoji" w:hAnsi="S hne;ui-sans-serif;system-ui;apple-system;Segoe UI;Roboto;Ubuntu;Cantarell;Noto Sans;sans-serif;Helvetica Neue;Arial;Apple Color Emoji;Segoe UI Emoji;Segoe UI Symbol;Noto Color Emoji"/>
+        <w:t>- Diagnosis and resolution of equipment operational issues.</w:t>
+        <w:br/>
+        <w:t>Skills:</w:t>
+      </w:r>
+    </w:p>
+    <w:p>
+      <w:pPr>
+        <w:pStyle w:val="Artdeco-listitem"/>
+        <w:spacing w:beforeAutospacing="0" w:before="0" w:afterAutospacing="0" w:after="0"/>
+        <w:rPr/>
+      </w:pPr>
+      <w:r>
+        <w:rPr>
+          <w:rStyle w:val="T-14"/>
+          <w:rFonts w:cs="Segoe UI" w:ascii="Segoe UI" w:hAnsi="Segoe UI"/>
           <w:b w:val="false"/>
           <w:bCs w:val="false"/>
           <w:i w:val="false"/>
@@ -769,26 +708,19 @@
           <w:spacing w:val="0"/>
           <w:sz w:val="24"/>
         </w:rPr>
-        <w:t>- Diagnosis and resolution of equipment operational issues.</w:t>
-        <w:br/>
-        <w:t>Skills:</w:t>
-      </w:r>
-    </w:p>
-    <w:p>
-      <w:pPr>
-        <w:pStyle w:val="Artdeco-listitem"/>
-        <w:spacing w:beforeAutospacing="0" w:before="0" w:afterAutospacing="0" w:after="0"/>
-        <w:rPr>
-          <w:rStyle w:val="T-14"/>
-          <w:rFonts w:ascii="Segoe UI" w:hAnsi="Segoe UI" w:cs="Segoe UI"/>
-          <w:b/>
-          <w:bCs/>
-        </w:rPr>
-      </w:pPr>
-      <w:r>
-        <w:rPr>
-          <w:rStyle w:val="T-14"/>
-          <w:rFonts w:cs="Segoe UI" w:ascii="S hne;ui-sans-serif;system-ui;apple-system;Segoe UI;Roboto;Ubuntu;Cantarell;Noto Sans;sans-serif;Helvetica Neue;Arial;Apple Color Emoji;Segoe UI Emoji;Segoe UI Symbol;Noto Color Emoji" w:hAnsi="S hne;ui-sans-serif;system-ui;apple-system;Segoe UI;Roboto;Ubuntu;Cantarell;Noto Sans;sans-serif;Helvetica Neue;Arial;Apple Color Emoji;Segoe UI Emoji;Segoe UI Symbol;Noto Color Emoji"/>
+        <w:t>Microsoft Server: AD DS, IIS, WSUS, RDS, DHCP, DNS.</w:t>
+      </w:r>
+    </w:p>
+    <w:p>
+      <w:pPr>
+        <w:pStyle w:val="Artdeco-listitem"/>
+        <w:spacing w:beforeAutospacing="0" w:before="0" w:afterAutospacing="0" w:after="0"/>
+        <w:rPr/>
+      </w:pPr>
+      <w:r>
+        <w:rPr>
+          <w:rStyle w:val="T-14"/>
+          <w:rFonts w:cs="Segoe UI" w:ascii="Segoe UI" w:hAnsi="Segoe UI"/>
           <w:b w:val="false"/>
           <w:bCs w:val="false"/>
           <w:i w:val="false"/>
@@ -798,24 +730,19 @@
           <w:spacing w:val="0"/>
           <w:sz w:val="24"/>
         </w:rPr>
-        <w:t>Microsoft Server: AD DS, IIS, WSUS, RDS, DHCP, DNS.</w:t>
-      </w:r>
-    </w:p>
-    <w:p>
-      <w:pPr>
-        <w:pStyle w:val="Artdeco-listitem"/>
-        <w:spacing w:beforeAutospacing="0" w:before="0" w:afterAutospacing="0" w:after="0"/>
-        <w:rPr>
-          <w:rStyle w:val="T-14"/>
-          <w:rFonts w:ascii="Segoe UI" w:hAnsi="Segoe UI" w:cs="Segoe UI"/>
-          <w:b/>
-          <w:bCs/>
-        </w:rPr>
-      </w:pPr>
-      <w:r>
-        <w:rPr>
-          <w:rStyle w:val="T-14"/>
-          <w:rFonts w:cs="Segoe UI" w:ascii="S hne;ui-sans-serif;system-ui;apple-system;Segoe UI;Roboto;Ubuntu;Cantarell;Noto Sans;sans-serif;Helvetica Neue;Arial;Apple Color Emoji;Segoe UI Emoji;Segoe UI Symbol;Noto Color Emoji" w:hAnsi="S hne;ui-sans-serif;system-ui;apple-system;Segoe UI;Roboto;Ubuntu;Cantarell;Noto Sans;sans-serif;Helvetica Neue;Arial;Apple Color Emoji;Segoe UI Emoji;Segoe UI Symbol;Noto Color Emoji"/>
+        <w:t>Experience in administering databases: MS SQL 2017, 1C 8.x cluster administration.</w:t>
+      </w:r>
+    </w:p>
+    <w:p>
+      <w:pPr>
+        <w:pStyle w:val="Artdeco-listitem"/>
+        <w:spacing w:beforeAutospacing="0" w:before="0" w:afterAutospacing="0" w:after="0"/>
+        <w:rPr/>
+      </w:pPr>
+      <w:r>
+        <w:rPr>
+          <w:rStyle w:val="T-14"/>
+          <w:rFonts w:cs="Segoe UI" w:ascii="Segoe UI" w:hAnsi="Segoe UI"/>
           <w:b w:val="false"/>
           <w:bCs w:val="false"/>
           <w:i w:val="false"/>
@@ -825,24 +752,19 @@
           <w:spacing w:val="0"/>
           <w:sz w:val="24"/>
         </w:rPr>
-        <w:t>Experience in administering databases: MS SQL 2017, 1C 8.x cluster administration.</w:t>
-      </w:r>
-    </w:p>
-    <w:p>
-      <w:pPr>
-        <w:pStyle w:val="Artdeco-listitem"/>
-        <w:spacing w:beforeAutospacing="0" w:before="0" w:afterAutospacing="0" w:after="0"/>
-        <w:rPr>
-          <w:rStyle w:val="T-14"/>
-          <w:rFonts w:ascii="Segoe UI" w:hAnsi="Segoe UI" w:cs="Segoe UI"/>
-          <w:b/>
-          <w:bCs/>
-        </w:rPr>
-      </w:pPr>
-      <w:r>
-        <w:rPr>
-          <w:rStyle w:val="T-14"/>
-          <w:rFonts w:cs="Segoe UI" w:ascii="S hne;ui-sans-serif;system-ui;apple-system;Segoe UI;Roboto;Ubuntu;Cantarell;Noto Sans;sans-serif;Helvetica Neue;Arial;Apple Color Emoji;Segoe UI Emoji;Segoe UI Symbol;Noto Color Emoji" w:hAnsi="S hne;ui-sans-serif;system-ui;apple-system;Segoe UI;Roboto;Ubuntu;Cantarell;Noto Sans;sans-serif;Helvetica Neue;Arial;Apple Color Emoji;Segoe UI Emoji;Segoe UI Symbol;Noto Color Emoji"/>
+        <w:t>Microsoft Hyper-V virtualization administration.</w:t>
+      </w:r>
+    </w:p>
+    <w:p>
+      <w:pPr>
+        <w:pStyle w:val="Artdeco-listitem"/>
+        <w:spacing w:beforeAutospacing="0" w:before="0" w:afterAutospacing="0" w:after="0"/>
+        <w:rPr/>
+      </w:pPr>
+      <w:r>
+        <w:rPr>
+          <w:rStyle w:val="T-14"/>
+          <w:rFonts w:cs="Segoe UI" w:ascii="Segoe UI" w:hAnsi="Segoe UI"/>
           <w:b w:val="false"/>
           <w:bCs w:val="false"/>
           <w:i w:val="false"/>
@@ -852,24 +774,19 @@
           <w:spacing w:val="0"/>
           <w:sz w:val="24"/>
         </w:rPr>
-        <w:t>Microsoft Hyper-V virtualization administration.</w:t>
-      </w:r>
-    </w:p>
-    <w:p>
-      <w:pPr>
-        <w:pStyle w:val="Artdeco-listitem"/>
-        <w:spacing w:beforeAutospacing="0" w:before="0" w:afterAutospacing="0" w:after="0"/>
-        <w:rPr>
-          <w:rStyle w:val="T-14"/>
-          <w:rFonts w:ascii="Segoe UI" w:hAnsi="Segoe UI" w:cs="Segoe UI"/>
-          <w:b/>
-          <w:bCs/>
-        </w:rPr>
-      </w:pPr>
-      <w:r>
-        <w:rPr>
-          <w:rStyle w:val="T-14"/>
-          <w:rFonts w:cs="Segoe UI" w:ascii="S hne;ui-sans-serif;system-ui;apple-system;Segoe UI;Roboto;Ubuntu;Cantarell;Noto Sans;sans-serif;Helvetica Neue;Arial;Apple Color Emoji;Segoe UI Emoji;Segoe UI Symbol;Noto Color Emoji" w:hAnsi="S hne;ui-sans-serif;system-ui;apple-system;Segoe UI;Roboto;Ubuntu;Cantarell;Noto Sans;sans-serif;Helvetica Neue;Arial;Apple Color Emoji;Segoe UI Emoji;Segoe UI Symbol;Noto Color Emoji"/>
+        <w:t>Exchange administration.</w:t>
+      </w:r>
+    </w:p>
+    <w:p>
+      <w:pPr>
+        <w:pStyle w:val="Artdeco-listitem"/>
+        <w:spacing w:beforeAutospacing="0" w:before="0" w:afterAutospacing="0" w:after="0"/>
+        <w:rPr/>
+      </w:pPr>
+      <w:r>
+        <w:rPr>
+          <w:rStyle w:val="T-14"/>
+          <w:rFonts w:cs="Segoe UI" w:ascii="Segoe UI" w:hAnsi="Segoe UI"/>
           <w:b w:val="false"/>
           <w:bCs w:val="false"/>
           <w:i w:val="false"/>
@@ -879,24 +796,19 @@
           <w:spacing w:val="0"/>
           <w:sz w:val="24"/>
         </w:rPr>
-        <w:t>Exchange administration.</w:t>
-      </w:r>
-    </w:p>
-    <w:p>
-      <w:pPr>
-        <w:pStyle w:val="Artdeco-listitem"/>
-        <w:spacing w:beforeAutospacing="0" w:before="0" w:afterAutospacing="0" w:after="0"/>
-        <w:rPr>
-          <w:rStyle w:val="T-14"/>
-          <w:rFonts w:ascii="Segoe UI" w:hAnsi="Segoe UI" w:cs="Segoe UI"/>
-          <w:b/>
-          <w:bCs/>
-        </w:rPr>
-      </w:pPr>
-      <w:r>
-        <w:rPr>
-          <w:rStyle w:val="T-14"/>
-          <w:rFonts w:cs="Segoe UI" w:ascii="S hne;ui-sans-serif;system-ui;apple-system;Segoe UI;Roboto;Ubuntu;Cantarell;Noto Sans;sans-serif;Helvetica Neue;Arial;Apple Color Emoji;Segoe UI Emoji;Segoe UI Symbol;Noto Color Emoji" w:hAnsi="S hne;ui-sans-serif;system-ui;apple-system;Segoe UI;Roboto;Ubuntu;Cantarell;Noto Sans;sans-serif;Helvetica Neue;Arial;Apple Color Emoji;Segoe UI Emoji;Segoe UI Symbol;Noto Color Emoji"/>
+        <w:t>Database administration: Oracle.</w:t>
+      </w:r>
+    </w:p>
+    <w:p>
+      <w:pPr>
+        <w:pStyle w:val="Artdeco-listitem"/>
+        <w:spacing w:beforeAutospacing="0" w:before="0" w:afterAutospacing="0" w:after="0"/>
+        <w:rPr/>
+      </w:pPr>
+      <w:r>
+        <w:rPr>
+          <w:rStyle w:val="T-14"/>
+          <w:rFonts w:cs="Segoe UI" w:ascii="Segoe UI" w:hAnsi="Segoe UI"/>
           <w:b w:val="false"/>
           <w:bCs w:val="false"/>
           <w:i w:val="false"/>
@@ -906,33 +818,6 @@
           <w:spacing w:val="0"/>
           <w:sz w:val="24"/>
         </w:rPr>
-        <w:t>Database administration: Oracle.</w:t>
-      </w:r>
-    </w:p>
-    <w:p>
-      <w:pPr>
-        <w:pStyle w:val="Artdeco-listitem"/>
-        <w:spacing w:beforeAutospacing="0" w:before="0" w:afterAutospacing="0" w:after="0"/>
-        <w:rPr>
-          <w:rStyle w:val="T-14"/>
-          <w:rFonts w:ascii="Segoe UI" w:hAnsi="Segoe UI" w:cs="Segoe UI"/>
-          <w:b/>
-          <w:bCs/>
-        </w:rPr>
-      </w:pPr>
-      <w:r>
-        <w:rPr>
-          <w:rStyle w:val="T-14"/>
-          <w:rFonts w:cs="Segoe UI" w:ascii="S hne;ui-sans-serif;system-ui;apple-system;Segoe UI;Roboto;Ubuntu;Cantarell;Noto Sans;sans-serif;Helvetica Neue;Arial;Apple Color Emoji;Segoe UI Emoji;Segoe UI Symbol;Noto Color Emoji" w:hAnsi="S hne;ui-sans-serif;system-ui;apple-system;Segoe UI;Roboto;Ubuntu;Cantarell;Noto Sans;sans-serif;Helvetica Neue;Arial;Apple Color Emoji;Segoe UI Emoji;Segoe UI Symbol;Noto Color Emoji"/>
-          <w:b w:val="false"/>
-          <w:bCs w:val="false"/>
-          <w:i w:val="false"/>
-          <w:caps w:val="false"/>
-          <w:smallCaps w:val="false"/>
-          <w:color w:val="000000"/>
-          <w:spacing w:val="0"/>
-          <w:sz w:val="24"/>
-        </w:rPr>
         <w:t>Monitoring with Zabbix.</w:t>
       </w:r>
     </w:p>
@@ -940,17 +825,12 @@
       <w:pPr>
         <w:pStyle w:val="Artdeco-listitem"/>
         <w:spacing w:beforeAutospacing="0" w:before="0" w:afterAutospacing="0" w:after="0"/>
-        <w:rPr>
-          <w:rStyle w:val="T-14"/>
-          <w:rFonts w:ascii="Segoe UI" w:hAnsi="Segoe UI" w:cs="Segoe UI"/>
-          <w:b/>
-          <w:bCs/>
-        </w:rPr>
-      </w:pPr>
-      <w:r>
-        <w:rPr>
-          <w:rStyle w:val="T-14"/>
-          <w:rFonts w:cs="Segoe UI" w:ascii="S hne;ui-sans-serif;system-ui;apple-system;Segoe UI;Roboto;Ubuntu;Cantarell;Noto Sans;sans-serif;Helvetica Neue;Arial;Apple Color Emoji;Segoe UI Emoji;Segoe UI Symbol;Noto Color Emoji" w:hAnsi="S hne;ui-sans-serif;system-ui;apple-system;Segoe UI;Roboto;Ubuntu;Cantarell;Noto Sans;sans-serif;Helvetica Neue;Arial;Apple Color Emoji;Segoe UI Emoji;Segoe UI Symbol;Noto Color Emoji"/>
+        <w:rPr/>
+      </w:pPr>
+      <w:r>
+        <w:rPr>
+          <w:rStyle w:val="T-14"/>
+          <w:rFonts w:cs="Segoe UI" w:ascii="Segoe UI" w:hAnsi="Segoe UI"/>
           <w:b w:val="false"/>
           <w:bCs w:val="false"/>
           <w:i w:val="false"/>
@@ -1304,10 +1184,10 @@
           <wp:anchor behindDoc="0" distT="0" distB="0" distL="0" distR="0" simplePos="0" locked="0" layoutInCell="0" allowOverlap="1" relativeHeight="2">
             <wp:simplePos x="0" y="0"/>
             <wp:positionH relativeFrom="column">
-              <wp:posOffset>-38735</wp:posOffset>
+              <wp:posOffset>-32385</wp:posOffset>
             </wp:positionH>
             <wp:positionV relativeFrom="paragraph">
-              <wp:posOffset>65405</wp:posOffset>
+              <wp:posOffset>2034540</wp:posOffset>
             </wp:positionV>
             <wp:extent cx="935355" cy="886460"/>
             <wp:effectExtent l="0" t="0" r="0" b="0"/>
@@ -1395,10 +1275,10 @@
           <wp:anchor behindDoc="0" distT="0" distB="0" distL="0" distR="0" simplePos="0" locked="0" layoutInCell="0" allowOverlap="1" relativeHeight="4">
             <wp:simplePos x="0" y="0"/>
             <wp:positionH relativeFrom="column">
-              <wp:posOffset>3928745</wp:posOffset>
+              <wp:posOffset>1951990</wp:posOffset>
             </wp:positionH>
             <wp:positionV relativeFrom="paragraph">
-              <wp:posOffset>67310</wp:posOffset>
+              <wp:posOffset>73025</wp:posOffset>
             </wp:positionV>
             <wp:extent cx="889000" cy="889000"/>
             <wp:effectExtent l="0" t="0" r="0" b="0"/>
@@ -1485,10 +1365,10 @@
           <wp:anchor behindDoc="0" distT="0" distB="0" distL="0" distR="0" simplePos="0" locked="0" layoutInCell="0" allowOverlap="1" relativeHeight="11">
             <wp:simplePos x="0" y="0"/>
             <wp:positionH relativeFrom="column">
-              <wp:posOffset>1930400</wp:posOffset>
+              <wp:posOffset>-27940</wp:posOffset>
             </wp:positionH>
             <wp:positionV relativeFrom="paragraph">
-              <wp:posOffset>72390</wp:posOffset>
+              <wp:posOffset>66675</wp:posOffset>
             </wp:positionV>
             <wp:extent cx="882650" cy="882650"/>
             <wp:effectExtent l="0" t="0" r="0" b="0"/>
@@ -1516,6 +1396,96 @@
                     <a:xfrm>
                       <a:off x="0" y="0"/>
                       <a:ext cx="882650" cy="882650"/>
+                    </a:xfrm>
+                    <a:prstGeom prst="rect">
+                      <a:avLst/>
+                    </a:prstGeom>
+                  </pic:spPr>
+                </pic:pic>
+              </a:graphicData>
+            </a:graphic>
+          </wp:anchor>
+        </w:drawing>
+        <w:drawing>
+          <wp:anchor behindDoc="0" distT="0" distB="0" distL="0" distR="0" simplePos="0" locked="0" layoutInCell="0" allowOverlap="1" relativeHeight="12">
+            <wp:simplePos x="0" y="0"/>
+            <wp:positionH relativeFrom="column">
+              <wp:posOffset>-21590</wp:posOffset>
+            </wp:positionH>
+            <wp:positionV relativeFrom="paragraph">
+              <wp:posOffset>1071880</wp:posOffset>
+            </wp:positionV>
+            <wp:extent cx="881380" cy="881380"/>
+            <wp:effectExtent l="0" t="0" r="0" b="0"/>
+            <wp:wrapSquare wrapText="largest"/>
+            <wp:docPr id="11" name="Image10" descr=""/>
+            <wp:cNvGraphicFramePr>
+              <a:graphicFrameLocks xmlns:a="http://schemas.openxmlformats.org/drawingml/2006/main" noChangeAspect="1"/>
+            </wp:cNvGraphicFramePr>
+            <a:graphic xmlns:a="http://schemas.openxmlformats.org/drawingml/2006/main">
+              <a:graphicData uri="http://schemas.openxmlformats.org/drawingml/2006/picture">
+                <pic:pic xmlns:pic="http://schemas.openxmlformats.org/drawingml/2006/picture">
+                  <pic:nvPicPr>
+                    <pic:cNvPr id="11" name="Image10" descr=""/>
+                    <pic:cNvPicPr>
+                      <a:picLocks noChangeAspect="1" noChangeArrowheads="1"/>
+                    </pic:cNvPicPr>
+                  </pic:nvPicPr>
+                  <pic:blipFill>
+                    <a:blip r:embed="rId13"/>
+                    <a:stretch>
+                      <a:fillRect/>
+                    </a:stretch>
+                  </pic:blipFill>
+                  <pic:spPr bwMode="auto">
+                    <a:xfrm>
+                      <a:off x="0" y="0"/>
+                      <a:ext cx="881380" cy="881380"/>
+                    </a:xfrm>
+                    <a:prstGeom prst="rect">
+                      <a:avLst/>
+                    </a:prstGeom>
+                  </pic:spPr>
+                </pic:pic>
+              </a:graphicData>
+            </a:graphic>
+          </wp:anchor>
+        </w:drawing>
+        <w:drawing>
+          <wp:anchor behindDoc="0" distT="0" distB="0" distL="0" distR="0" simplePos="0" locked="0" layoutInCell="0" allowOverlap="1" relativeHeight="13">
+            <wp:simplePos x="0" y="0"/>
+            <wp:positionH relativeFrom="column">
+              <wp:posOffset>3917950</wp:posOffset>
+            </wp:positionH>
+            <wp:positionV relativeFrom="paragraph">
+              <wp:posOffset>70485</wp:posOffset>
+            </wp:positionV>
+            <wp:extent cx="880745" cy="880745"/>
+            <wp:effectExtent l="0" t="0" r="0" b="0"/>
+            <wp:wrapSquare wrapText="largest"/>
+            <wp:docPr id="12" name="Image11" descr=""/>
+            <wp:cNvGraphicFramePr>
+              <a:graphicFrameLocks xmlns:a="http://schemas.openxmlformats.org/drawingml/2006/main" noChangeAspect="1"/>
+            </wp:cNvGraphicFramePr>
+            <a:graphic xmlns:a="http://schemas.openxmlformats.org/drawingml/2006/main">
+              <a:graphicData uri="http://schemas.openxmlformats.org/drawingml/2006/picture">
+                <pic:pic xmlns:pic="http://schemas.openxmlformats.org/drawingml/2006/picture">
+                  <pic:nvPicPr>
+                    <pic:cNvPr id="12" name="Image11" descr=""/>
+                    <pic:cNvPicPr>
+                      <a:picLocks noChangeAspect="1" noChangeArrowheads="1"/>
+                    </pic:cNvPicPr>
+                  </pic:nvPicPr>
+                  <pic:blipFill>
+                    <a:blip r:embed="rId14"/>
+                    <a:stretch>
+                      <a:fillRect/>
+                    </a:stretch>
+                  </pic:blipFill>
+                  <pic:spPr bwMode="auto">
+                    <a:xfrm>
+                      <a:off x="0" y="0"/>
+                      <a:ext cx="880745" cy="880745"/>
                     </a:xfrm>
                     <a:prstGeom prst="rect">
                       <a:avLst/>

--- a/cv_guidia_sv.docx
+++ b/cv_guidia_sv.docx
@@ -1486,6 +1486,51 @@
                     <a:xfrm>
                       <a:off x="0" y="0"/>
                       <a:ext cx="880745" cy="880745"/>
+                    </a:xfrm>
+                    <a:prstGeom prst="rect">
+                      <a:avLst/>
+                    </a:prstGeom>
+                  </pic:spPr>
+                </pic:pic>
+              </a:graphicData>
+            </a:graphic>
+          </wp:anchor>
+        </w:drawing>
+        <w:drawing>
+          <wp:anchor behindDoc="0" distT="0" distB="0" distL="0" distR="0" simplePos="0" locked="0" layoutInCell="0" allowOverlap="1" relativeHeight="14">
+            <wp:simplePos x="0" y="0"/>
+            <wp:positionH relativeFrom="column">
+              <wp:posOffset>952500</wp:posOffset>
+            </wp:positionH>
+            <wp:positionV relativeFrom="paragraph">
+              <wp:posOffset>1080770</wp:posOffset>
+            </wp:positionV>
+            <wp:extent cx="867410" cy="867410"/>
+            <wp:effectExtent l="0" t="0" r="0" b="0"/>
+            <wp:wrapSquare wrapText="largest"/>
+            <wp:docPr id="13" name="Image12" descr=""/>
+            <wp:cNvGraphicFramePr>
+              <a:graphicFrameLocks xmlns:a="http://schemas.openxmlformats.org/drawingml/2006/main" noChangeAspect="1"/>
+            </wp:cNvGraphicFramePr>
+            <a:graphic xmlns:a="http://schemas.openxmlformats.org/drawingml/2006/main">
+              <a:graphicData uri="http://schemas.openxmlformats.org/drawingml/2006/picture">
+                <pic:pic xmlns:pic="http://schemas.openxmlformats.org/drawingml/2006/picture">
+                  <pic:nvPicPr>
+                    <pic:cNvPr id="13" name="Image12" descr=""/>
+                    <pic:cNvPicPr>
+                      <a:picLocks noChangeAspect="1" noChangeArrowheads="1"/>
+                    </pic:cNvPicPr>
+                  </pic:nvPicPr>
+                  <pic:blipFill>
+                    <a:blip r:embed="rId15"/>
+                    <a:stretch>
+                      <a:fillRect/>
+                    </a:stretch>
+                  </pic:blipFill>
+                  <pic:spPr bwMode="auto">
+                    <a:xfrm>
+                      <a:off x="0" y="0"/>
+                      <a:ext cx="867410" cy="867410"/>
                     </a:xfrm>
                     <a:prstGeom prst="rect">
                       <a:avLst/>

--- a/cv_guidia_sv.docx
+++ b/cv_guidia_sv.docx
@@ -2,213 +2,135 @@
 <file path=word/document.xml><?xml version="1.0" encoding="utf-8"?>
 <w:document xmlns:o="urn:schemas-microsoft-com:office:office" xmlns:r="http://schemas.openxmlformats.org/officeDocument/2006/relationships" xmlns:v="urn:schemas-microsoft-com:vml" xmlns:w="http://schemas.openxmlformats.org/wordprocessingml/2006/main" xmlns:w10="urn:schemas-microsoft-com:office:word" xmlns:wp="http://schemas.openxmlformats.org/drawingml/2006/wordprocessingDrawing" xmlns:wps="http://schemas.microsoft.com/office/word/2010/wordprocessingShape" xmlns:wpg="http://schemas.microsoft.com/office/word/2010/wordprocessingGroup" xmlns:mc="http://schemas.openxmlformats.org/markup-compatibility/2006" xmlns:wp14="http://schemas.microsoft.com/office/word/2010/wordprocessingDrawing" xmlns:w14="http://schemas.microsoft.com/office/word/2010/wordml" xmlns:w15="http://schemas.microsoft.com/office/word/2012/wordml" mc:Ignorable="w14 wp14 w15">
   <w:body>
-    <w:tbl>
-      <w:tblPr>
-        <w:tblW w:w="5000" w:type="pct"/>
+    <w:p>
+      <w:pPr>
+        <w:pStyle w:val="Normal"/>
+        <w:widowControl w:val="false"/>
+        <w:spacing w:before="0" w:after="160"/>
         <w:jc w:val="left"/>
-        <w:tblInd w:w="0" w:type="dxa"/>
-        <w:tblLayout w:type="fixed"/>
-        <w:tblCellMar>
-          <w:top w:w="55" w:type="dxa"/>
-          <w:left w:w="55" w:type="dxa"/>
-          <w:bottom w:w="55" w:type="dxa"/>
-          <w:right w:w="55" w:type="dxa"/>
-        </w:tblCellMar>
-      </w:tblPr>
-      <w:tblGrid>
-        <w:gridCol w:w="3689"/>
-        <w:gridCol w:w="7020"/>
-      </w:tblGrid>
-      <w:tr>
-        <w:trPr>
-          <w:trHeight w:val="319" w:hRule="atLeast"/>
-        </w:trPr>
-        <w:tc>
-          <w:tcPr>
-            <w:tcW w:w="3689" w:type="dxa"/>
-            <w:tcBorders/>
-          </w:tcPr>
-          <w:p>
-            <w:pPr>
-              <w:pStyle w:val="Normal"/>
-              <w:widowControl w:val="false"/>
-              <w:spacing w:before="0" w:after="0"/>
-              <w:jc w:val="left"/>
-              <w:rPr/>
-            </w:pPr>
-            <w:r>
-              <w:rPr>
-                <w:rFonts w:cs="Segoe UI" w:ascii="Segoe UI" w:hAnsi="Segoe UI"/>
-                <w:sz w:val="18"/>
-                <w:szCs w:val="18"/>
-              </w:rPr>
-              <w:t>Cell phone: 312-262-8595</w:t>
-            </w:r>
-          </w:p>
-          <w:p>
-            <w:pPr>
-              <w:pStyle w:val="Normal"/>
-              <w:widowControl w:val="false"/>
-              <w:spacing w:before="0" w:after="0"/>
-              <w:jc w:val="left"/>
-              <w:rPr/>
-            </w:pPr>
-            <w:r>
-              <w:rPr>
-                <w:rFonts w:cs="Segoe UI" w:ascii="Segoe UI" w:hAnsi="Segoe UI"/>
-                <w:sz w:val="18"/>
-                <w:szCs w:val="18"/>
-              </w:rPr>
-              <w:t xml:space="preserve">E-mail: </w:t>
-            </w:r>
-            <w:hyperlink r:id="rId2">
-              <w:r>
-                <w:rPr>
-                  <w:rStyle w:val="Hyperlink"/>
-                  <w:rFonts w:cs="Segoe UI" w:ascii="Segoe UI" w:hAnsi="Segoe UI"/>
-                  <w:sz w:val="18"/>
-                  <w:szCs w:val="18"/>
-                </w:rPr>
-                <w:t>sv.guidia@gmail.com</w:t>
-              </w:r>
-            </w:hyperlink>
-          </w:p>
-          <w:p>
-            <w:pPr>
-              <w:pStyle w:val="Normal"/>
-              <w:widowControl w:val="false"/>
-              <w:spacing w:before="0" w:after="0"/>
-              <w:jc w:val="left"/>
-              <w:rPr/>
-            </w:pPr>
-            <w:r>
-              <w:rPr>
-                <w:rStyle w:val="Hyperlink"/>
-                <w:rFonts w:cs="Segoe UI" w:ascii="Segoe UI" w:hAnsi="Segoe UI"/>
-                <w:sz w:val="18"/>
-                <w:szCs w:val="18"/>
-              </w:rPr>
-              <w:t>https://www.linkedin.com/in/sv-guidia/</w:t>
-            </w:r>
-          </w:p>
-          <w:p>
-            <w:pPr>
-              <w:pStyle w:val="Normal"/>
-              <w:widowControl w:val="false"/>
-              <w:spacing w:before="0" w:after="0"/>
-              <w:jc w:val="left"/>
-              <w:rPr>
-                <w:rStyle w:val="Hyperlink"/>
-                <w:rFonts w:ascii="Segoe UI" w:hAnsi="Segoe UI" w:cs="Segoe UI"/>
-                <w:sz w:val="18"/>
-                <w:szCs w:val="18"/>
-              </w:rPr>
-            </w:pPr>
-            <w:r>
-              <w:rPr>
-                <w:rFonts w:cs="Segoe UI" w:ascii="Segoe UI" w:hAnsi="Segoe UI"/>
-                <w:sz w:val="18"/>
-                <w:szCs w:val="18"/>
-              </w:rPr>
-            </w:r>
-          </w:p>
-        </w:tc>
-        <w:tc>
-          <w:tcPr>
-            <w:tcW w:w="7020" w:type="dxa"/>
-            <w:tcBorders/>
-          </w:tcPr>
-          <w:p>
-            <w:pPr>
-              <w:pStyle w:val="Normal"/>
-              <w:widowControl w:val="false"/>
-              <w:spacing w:before="0" w:after="160"/>
-              <w:jc w:val="left"/>
-              <w:rPr/>
-            </w:pPr>
-            <w:r>
-              <w:rPr>
-                <w:rFonts w:cs="Segoe UI" w:ascii="Segoe UI" w:hAnsi="Segoe UI"/>
-                <w:b/>
-                <w:bCs/>
-                <w:sz w:val="40"/>
-                <w:szCs w:val="40"/>
-                <w:u w:val="single"/>
-              </w:rPr>
-              <w:t>Curriculum Vitae</w:t>
-              <w:br/>
-            </w:r>
-            <w:r>
-              <w:rPr>
-                <w:rFonts w:cs="Segoe UI" w:ascii="Segoe UI" w:hAnsi="Segoe UI"/>
-                <w:b/>
-                <w:bCs/>
-                <w:sz w:val="36"/>
-                <w:szCs w:val="36"/>
-                <w:u w:val="none"/>
-              </w:rPr>
-              <w:t xml:space="preserve">    </w:t>
-            </w:r>
-            <w:r>
-              <w:rPr>
-                <w:rFonts w:cs="Segoe UI" w:ascii="Segoe UI" w:hAnsi="Segoe UI"/>
-                <w:b/>
-                <w:bCs/>
-                <w:sz w:val="36"/>
-                <w:szCs w:val="36"/>
-              </w:rPr>
-              <w:t>Sergei Guidia</w:t>
-            </w:r>
-          </w:p>
-        </w:tc>
-      </w:tr>
-    </w:tbl>
-    <w:p>
-      <w:pPr>
-        <w:pStyle w:val="Normal"/>
-        <w:rPr>
-          <w:rFonts w:ascii="Segoe UI" w:hAnsi="Segoe UI"/>
-        </w:rPr>
+        <w:rPr/>
       </w:pPr>
       <w:r>
         <w:rPr>
           <w:rFonts w:cs="Segoe UI" w:ascii="Segoe UI" w:hAnsi="Segoe UI"/>
           <w:b/>
           <w:bCs/>
-          <w:sz w:val="28"/>
-          <w:szCs w:val="28"/>
-          <w:u w:val="single"/>
-        </w:rPr>
-        <w:t xml:space="preserve">Experience: </w:t>
-      </w:r>
-    </w:p>
-    <w:p>
-      <w:pPr>
-        <w:pStyle w:val="Artdeco-listitem"/>
-        <w:spacing w:beforeAutospacing="0" w:before="0" w:afterAutospacing="0" w:after="0"/>
-        <w:rPr>
-          <w:rFonts w:ascii="Segoe UI" w:hAnsi="Segoe UI"/>
-        </w:rPr>
-      </w:pPr>
+          <w:sz w:val="36"/>
+          <w:szCs w:val="36"/>
+          <w:u w:val="none"/>
+        </w:rPr>
+        <w:t>S</w:t>
+      </w:r>
       <w:r>
         <w:rPr>
           <w:rFonts w:cs="Segoe UI" w:ascii="Segoe UI" w:hAnsi="Segoe UI"/>
           <w:b/>
           <w:bCs/>
-        </w:rPr>
-        <w:t>Aug 2022 – Present</w:t>
-      </w:r>
+          <w:sz w:val="36"/>
+          <w:szCs w:val="36"/>
+        </w:rPr>
+        <w:t>ergei Guidia</w:t>
+      </w:r>
+    </w:p>
+    <w:p>
+      <w:pPr>
+        <w:pStyle w:val="Normal"/>
+        <w:widowControl w:val="false"/>
+        <w:spacing w:before="0" w:after="0"/>
+        <w:ind w:hanging="0" w:right="0"/>
+        <w:jc w:val="left"/>
+        <w:rPr/>
+      </w:pPr>
+      <w:r>
+        <w:rPr>
+          <w:rFonts w:cs="Segoe UI" w:ascii="Segoe UI" w:hAnsi="Segoe UI"/>
+          <w:sz w:val="18"/>
+          <w:szCs w:val="18"/>
+        </w:rPr>
+        <w:t>Cell phone: 312-262-8595</w:t>
+      </w:r>
+    </w:p>
+    <w:p>
+      <w:pPr>
+        <w:pStyle w:val="Normal"/>
+        <w:widowControl w:val="false"/>
+        <w:spacing w:before="0" w:after="0"/>
+        <w:ind w:hanging="0" w:right="0"/>
+        <w:jc w:val="left"/>
+        <w:rPr/>
+      </w:pPr>
+      <w:r>
+        <w:rPr>
+          <w:rFonts w:cs="Segoe UI" w:ascii="Segoe UI" w:hAnsi="Segoe UI"/>
+          <w:sz w:val="18"/>
+          <w:szCs w:val="18"/>
+        </w:rPr>
+        <w:t xml:space="preserve">E-mail: </w:t>
+      </w:r>
+      <w:hyperlink r:id="rId2">
+        <w:r>
+          <w:rPr>
+            <w:rStyle w:val="Hyperlink"/>
+            <w:rFonts w:cs="Segoe UI" w:ascii="Segoe UI" w:hAnsi="Segoe UI"/>
+            <w:sz w:val="18"/>
+            <w:szCs w:val="18"/>
+          </w:rPr>
+          <w:t>sv.guidia@gmail.com</w:t>
+        </w:r>
+      </w:hyperlink>
+    </w:p>
+    <w:p>
+      <w:pPr>
+        <w:pStyle w:val="Normal"/>
+        <w:widowControl w:val="false"/>
+        <w:spacing w:before="0" w:after="0"/>
+        <w:ind w:hanging="0" w:right="0"/>
+        <w:jc w:val="left"/>
+        <w:rPr/>
+      </w:pPr>
+      <w:hyperlink r:id="rId3">
+        <w:r>
+          <w:rPr>
+            <w:rStyle w:val="Hyperlink"/>
+            <w:rFonts w:cs="Segoe UI" w:ascii="Segoe UI" w:hAnsi="Segoe UI"/>
+            <w:b/>
+            <w:bCs/>
+            <w:sz w:val="18"/>
+            <w:szCs w:val="18"/>
+          </w:rPr>
+          <w:t>https://ww.linkedin.com/in/sv-guidia/</w:t>
+        </w:r>
+      </w:hyperlink>
+      <w:r>
+        <w:rPr>
+          <w:rStyle w:val="Hyperlink"/>
+          <w:rFonts w:cs="Segoe UI" w:ascii="Segoe UI" w:hAnsi="Segoe UI"/>
+          <w:b/>
+          <w:bCs/>
+          <w:sz w:val="18"/>
+          <w:szCs w:val="18"/>
+        </w:rPr>
+        <w:br/>
+      </w:r>
+    </w:p>
+    <w:p>
+      <w:pPr>
+        <w:pStyle w:val="Normal"/>
+        <w:rPr>
+          <w:rFonts w:ascii="Segoe UI" w:hAnsi="Segoe UI"/>
+        </w:rPr>
+      </w:pPr>
       <w:r>
         <w:drawing>
           <wp:anchor behindDoc="0" distT="0" distB="0" distL="0" distR="0" simplePos="0" locked="0" layoutInCell="0" allowOverlap="1" relativeHeight="7">
             <wp:simplePos x="0" y="0"/>
             <wp:positionH relativeFrom="column">
-              <wp:posOffset>5819775</wp:posOffset>
+              <wp:posOffset>6059805</wp:posOffset>
             </wp:positionH>
             <wp:positionV relativeFrom="paragraph">
-              <wp:posOffset>-81915</wp:posOffset>
+              <wp:posOffset>147955</wp:posOffset>
             </wp:positionV>
-            <wp:extent cx="800735" cy="661035"/>
+            <wp:extent cx="499745" cy="412750"/>
             <wp:effectExtent l="0" t="0" r="0" b="0"/>
             <wp:wrapSquare wrapText="largest"/>
             <wp:docPr id="1" name="Image6" descr=""/>
@@ -225,7 +147,7 @@
                     </pic:cNvPicPr>
                   </pic:nvPicPr>
                   <pic:blipFill>
-                    <a:blip r:embed="rId3"/>
+                    <a:blip r:embed="rId4"/>
                     <a:stretch>
                       <a:fillRect/>
                     </a:stretch>
@@ -233,7 +155,7 @@
                   <pic:spPr bwMode="auto">
                     <a:xfrm>
                       <a:off x="0" y="0"/>
-                      <a:ext cx="800735" cy="661035"/>
+                      <a:ext cx="499745" cy="412750"/>
                     </a:xfrm>
                     <a:prstGeom prst="rect">
                       <a:avLst/>
@@ -248,6 +170,34 @@
       <w:r>
         <w:rPr>
           <w:rFonts w:cs="Segoe UI" w:ascii="Segoe UI" w:hAnsi="Segoe UI"/>
+          <w:b/>
+          <w:bCs/>
+          <w:sz w:val="28"/>
+          <w:szCs w:val="28"/>
+          <w:u w:val="single"/>
+        </w:rPr>
+        <w:t xml:space="preserve">Experience: </w:t>
+      </w:r>
+    </w:p>
+    <w:p>
+      <w:pPr>
+        <w:pStyle w:val="Artdeco-listitem"/>
+        <w:spacing w:beforeAutospacing="0" w:before="0" w:afterAutospacing="0" w:after="0"/>
+        <w:rPr>
+          <w:rFonts w:ascii="Segoe UI" w:hAnsi="Segoe UI"/>
+        </w:rPr>
+      </w:pPr>
+      <w:r>
+        <w:rPr>
+          <w:rFonts w:cs="Segoe UI" w:ascii="Segoe UI" w:hAnsi="Segoe UI"/>
+          <w:b/>
+          <w:bCs/>
+        </w:rPr>
+        <w:t>Aug 2022 – Present</w:t>
+      </w:r>
+      <w:r>
+        <w:rPr>
+          <w:rFonts w:cs="Segoe UI" w:ascii="Segoe UI" w:hAnsi="Segoe UI"/>
           <w:b w:val="false"/>
           <w:bCs w:val="false"/>
         </w:rPr>
@@ -258,9 +208,7 @@
       <w:pPr>
         <w:pStyle w:val="Artdeco-listitem"/>
         <w:spacing w:beforeAutospacing="0" w:before="0" w:afterAutospacing="0" w:after="0"/>
-        <w:rPr>
-          <w:rFonts w:ascii="Segoe UI" w:hAnsi="Segoe UI"/>
-        </w:rPr>
+        <w:rPr/>
       </w:pPr>
       <w:r>
         <w:rPr>
@@ -268,15 +216,18 @@
           <w:b/>
           <w:bCs/>
         </w:rPr>
-        <w:t>Technician</w:t>
-      </w:r>
-    </w:p>
-    <w:p>
-      <w:pPr>
-        <w:pStyle w:val="Artdeco-listitem"/>
-        <w:spacing w:beforeAutospacing="0" w:before="0" w:afterAutospacing="0" w:after="0"/>
-        <w:rPr/>
-      </w:pPr>
+        <w:br/>
+        <w:t>Dec</w:t>
+      </w:r>
+      <w:r>
+        <w:rPr>
+          <w:rStyle w:val="T-14"/>
+          <w:rFonts w:cs="Segoe UI" w:ascii="Segoe UI" w:hAnsi="Segoe UI"/>
+          <w:b/>
+          <w:bCs/>
+        </w:rPr>
+        <w:t xml:space="preserve"> 2020 - Apr 2022</w:t>
+      </w:r>
       <w:r>
         <w:drawing>
           <wp:anchor behindDoc="0" distT="0" distB="0" distL="0" distR="0" simplePos="0" locked="0" layoutInCell="0" allowOverlap="1" relativeHeight="6">
@@ -285,7 +236,7 @@
               <wp:posOffset>5334635</wp:posOffset>
             </wp:positionH>
             <wp:positionV relativeFrom="paragraph">
-              <wp:posOffset>276225</wp:posOffset>
+              <wp:posOffset>156210</wp:posOffset>
             </wp:positionV>
             <wp:extent cx="1299210" cy="367665"/>
             <wp:effectExtent l="0" t="0" r="0" b="0"/>
@@ -304,7 +255,7 @@
                     </pic:cNvPicPr>
                   </pic:nvPicPr>
                   <pic:blipFill>
-                    <a:blip r:embed="rId4"/>
+                    <a:blip r:embed="rId5"/>
                     <a:stretch>
                       <a:fillRect/>
                     </a:stretch>
@@ -326,58 +277,353 @@
       </w:r>
       <w:r>
         <w:rPr>
+          <w:rStyle w:val="T-14"/>
+          <w:rFonts w:cs="Segoe UI" w:ascii="Segoe UI" w:hAnsi="Segoe UI"/>
+        </w:rPr>
+        <w:t>, Vladlink LLC</w:t>
+      </w:r>
+    </w:p>
+    <w:p>
+      <w:pPr>
+        <w:pStyle w:val="Artdeco-listitem"/>
+        <w:spacing w:beforeAutospacing="0" w:before="0" w:afterAutospacing="0" w:after="0"/>
+        <w:rPr/>
+      </w:pPr>
+      <w:r>
+        <w:rPr>
+          <w:rStyle w:val="T-14"/>
           <w:rFonts w:cs="Segoe UI" w:ascii="Segoe UI" w:hAnsi="Segoe UI"/>
           <w:b/>
           <w:bCs/>
         </w:rPr>
-        <w:br/>
-        <w:t>Dec</w:t>
-      </w:r>
+        <w:t xml:space="preserve">DevOps Engineer  </w:t>
+      </w:r>
+    </w:p>
+    <w:p>
+      <w:pPr>
+        <w:pStyle w:val="Artdeco-listitem"/>
+        <w:numPr>
+          <w:ilvl w:val="0"/>
+          <w:numId w:val="2"/>
+        </w:numPr>
+        <w:spacing w:beforeAutospacing="0" w:before="0" w:afterAutospacing="0" w:after="0"/>
+        <w:ind w:hanging="360" w:left="720" w:right="0"/>
+        <w:rPr/>
+      </w:pPr>
+      <w:r>
+        <w:rPr>
+          <w:rStyle w:val="T-14"/>
+          <w:rFonts w:cs="Segoe UI" w:ascii="Segoe UI" w:hAnsi="Segoe UI"/>
+          <w:b w:val="false"/>
+          <w:bCs w:val="false"/>
+        </w:rPr>
+        <w:t>Developed both cloud-based and on-premises continuous integration (CI), continuous delivery (CD), and continuous deployment (CD) pipelines, accelerating the release time of new versions by 80%.</w:t>
+      </w:r>
+    </w:p>
+    <w:p>
+      <w:pPr>
+        <w:pStyle w:val="Artdeco-listitem"/>
+        <w:numPr>
+          <w:ilvl w:val="0"/>
+          <w:numId w:val="2"/>
+        </w:numPr>
+        <w:spacing w:beforeAutospacing="0" w:before="0" w:afterAutospacing="0" w:after="0"/>
+        <w:ind w:hanging="360" w:left="720" w:right="0"/>
+        <w:rPr/>
+      </w:pPr>
+      <w:r>
+        <w:rPr>
+          <w:rStyle w:val="T-14"/>
+          <w:rFonts w:cs="Segoe UI" w:ascii="Segoe UI" w:hAnsi="Segoe UI"/>
+          <w:b w:val="false"/>
+          <w:bCs w:val="false"/>
+        </w:rPr>
+        <w:t>Automated the assembly and deployment of applications, improving the efficiency of the development process at various stages such as Development, Staging, and Production.</w:t>
+      </w:r>
+    </w:p>
+    <w:p>
+      <w:pPr>
+        <w:pStyle w:val="Artdeco-listitem"/>
+        <w:numPr>
+          <w:ilvl w:val="0"/>
+          <w:numId w:val="2"/>
+        </w:numPr>
+        <w:spacing w:beforeAutospacing="0" w:before="0" w:afterAutospacing="0" w:after="0"/>
+        <w:ind w:hanging="360" w:left="720" w:right="0"/>
+        <w:rPr/>
+      </w:pPr>
+      <w:r>
+        <w:rPr>
+          <w:rStyle w:val="T-14"/>
+          <w:rFonts w:cs="Segoe UI" w:ascii="Segoe UI" w:hAnsi="Segoe UI"/>
+          <w:b w:val="false"/>
+          <w:bCs w:val="false"/>
+        </w:rPr>
+        <w:t>Experienced in designing and implementing container orchestration systems using Kubernetes via Terraform, which enabled infrastructure management as code (IaC).</w:t>
+      </w:r>
+    </w:p>
+    <w:p>
+      <w:pPr>
+        <w:pStyle w:val="Artdeco-listitem"/>
+        <w:numPr>
+          <w:ilvl w:val="0"/>
+          <w:numId w:val="2"/>
+        </w:numPr>
+        <w:spacing w:beforeAutospacing="0" w:before="0" w:afterAutospacing="0" w:after="0"/>
+        <w:ind w:hanging="360" w:left="720" w:right="0"/>
+        <w:rPr/>
+      </w:pPr>
+      <w:r>
+        <w:rPr>
+          <w:rStyle w:val="T-14"/>
+          <w:rFonts w:cs="Segoe UI" w:ascii="Segoe UI" w:hAnsi="Segoe UI"/>
+          <w:b w:val="false"/>
+          <w:bCs w:val="false"/>
+        </w:rPr>
+        <w:t>Developed reusable Terraform modules.</w:t>
+      </w:r>
+    </w:p>
+    <w:p>
+      <w:pPr>
+        <w:pStyle w:val="Artdeco-listitem"/>
+        <w:numPr>
+          <w:ilvl w:val="0"/>
+          <w:numId w:val="2"/>
+        </w:numPr>
+        <w:spacing w:beforeAutospacing="0" w:before="0" w:afterAutospacing="0" w:after="0"/>
+        <w:ind w:hanging="360" w:left="720" w:right="0"/>
+        <w:rPr/>
+      </w:pPr>
+      <w:r>
+        <w:rPr>
+          <w:rStyle w:val="T-14"/>
+          <w:rFonts w:cs="Segoe UI" w:ascii="Segoe UI" w:hAnsi="Segoe UI"/>
+          <w:b w:val="false"/>
+          <w:bCs w:val="false"/>
+        </w:rPr>
+        <w:t>Defined Docker images for microservices deployment in Kubernetes.</w:t>
+      </w:r>
+    </w:p>
+    <w:p>
+      <w:pPr>
+        <w:pStyle w:val="Artdeco-listitem"/>
+        <w:numPr>
+          <w:ilvl w:val="0"/>
+          <w:numId w:val="2"/>
+        </w:numPr>
+        <w:spacing w:beforeAutospacing="0" w:before="0" w:afterAutospacing="0" w:after="0"/>
+        <w:ind w:hanging="360" w:left="720" w:right="0"/>
+        <w:rPr/>
+      </w:pPr>
+      <w:r>
+        <w:rPr>
+          <w:rStyle w:val="T-14"/>
+          <w:rFonts w:cs="Segoe UI" w:ascii="Segoe UI" w:hAnsi="Segoe UI"/>
+          <w:b w:val="false"/>
+          <w:bCs w:val="false"/>
+        </w:rPr>
+        <w:t>Deployed containerized applications using Helm Charts in Kubernetes.</w:t>
+      </w:r>
+    </w:p>
+    <w:p>
+      <w:pPr>
+        <w:pStyle w:val="Artdeco-listitem"/>
+        <w:numPr>
+          <w:ilvl w:val="0"/>
+          <w:numId w:val="2"/>
+        </w:numPr>
+        <w:spacing w:beforeAutospacing="0" w:before="0" w:afterAutospacing="0" w:after="0"/>
+        <w:ind w:hanging="360" w:left="720" w:right="0"/>
+        <w:rPr/>
+      </w:pPr>
+      <w:r>
+        <w:rPr>
+          <w:rStyle w:val="T-14"/>
+          <w:rFonts w:cs="Segoe UI" w:ascii="Segoe UI" w:hAnsi="Segoe UI"/>
+          <w:b w:val="false"/>
+          <w:bCs w:val="false"/>
+        </w:rPr>
+        <w:t>Implemented and configured HashiCorp Vault in Kubernetes clusters for managing secrets and tokens across various environments, significantly enhancing security a few times and automating processes.</w:t>
+      </w:r>
+    </w:p>
+    <w:p>
+      <w:pPr>
+        <w:pStyle w:val="Artdeco-listitem"/>
+        <w:numPr>
+          <w:ilvl w:val="0"/>
+          <w:numId w:val="2"/>
+        </w:numPr>
+        <w:spacing w:beforeAutospacing="0" w:before="0" w:afterAutospacing="0" w:after="0"/>
+        <w:ind w:hanging="360" w:left="720" w:right="0"/>
+        <w:rPr/>
+      </w:pPr>
+      <w:r>
+        <w:rPr>
+          <w:rStyle w:val="T-14"/>
+          <w:rFonts w:cs="Segoe UI" w:ascii="Segoe UI" w:hAnsi="Segoe UI"/>
+          <w:b w:val="false"/>
+          <w:bCs w:val="false"/>
+        </w:rPr>
+        <w:t>Deployed Prometheus and Grafana for monitoring services, which enabled the early detection of potential failures and errors, increasing system durability by 64%.</w:t>
+      </w:r>
+    </w:p>
+    <w:p>
+      <w:pPr>
+        <w:pStyle w:val="Artdeco-listitem"/>
+        <w:numPr>
+          <w:ilvl w:val="0"/>
+          <w:numId w:val="2"/>
+        </w:numPr>
+        <w:spacing w:beforeAutospacing="0" w:before="0" w:afterAutospacing="0" w:after="0"/>
+        <w:ind w:hanging="360" w:left="720" w:right="0"/>
+        <w:rPr/>
+      </w:pPr>
+      <w:r>
+        <w:rPr>
+          <w:rStyle w:val="T-14"/>
+          <w:rFonts w:cs="Segoe UI" w:ascii="Segoe UI" w:hAnsi="Segoe UI"/>
+          <w:b w:val="false"/>
+          <w:bCs w:val="false"/>
+        </w:rPr>
+        <w:t>Integrated linting, functional tests, and performance tests to ensure code quality and efficiency, significantly reducing the incidence of bugs reaching production.</w:t>
+      </w:r>
+    </w:p>
+    <w:p>
+      <w:pPr>
+        <w:pStyle w:val="Artdeco-listitem"/>
+        <w:numPr>
+          <w:ilvl w:val="0"/>
+          <w:numId w:val="2"/>
+        </w:numPr>
+        <w:spacing w:beforeAutospacing="0" w:before="0" w:afterAutospacing="0" w:after="0"/>
+        <w:ind w:hanging="360" w:left="720" w:right="0"/>
+        <w:rPr/>
+      </w:pPr>
+      <w:r>
+        <w:rPr>
+          <w:rStyle w:val="T-14"/>
+          <w:rFonts w:cs="Segoe UI" w:ascii="Segoe UI" w:hAnsi="Segoe UI"/>
+          <w:b w:val="false"/>
+          <w:bCs w:val="false"/>
+        </w:rPr>
+        <w:t>Designed Docker images and pushed them to registries such as ECR, Docker Hub, and GitLab.</w:t>
+      </w:r>
+    </w:p>
+    <w:p>
+      <w:pPr>
+        <w:pStyle w:val="Artdeco-listitem"/>
+        <w:numPr>
+          <w:ilvl w:val="0"/>
+          <w:numId w:val="2"/>
+        </w:numPr>
+        <w:spacing w:beforeAutospacing="0" w:before="0" w:afterAutospacing="0" w:after="0"/>
+        <w:ind w:hanging="360" w:left="720" w:right="0"/>
+        <w:rPr/>
+      </w:pPr>
+      <w:r>
+        <w:rPr>
+          <w:rStyle w:val="T-14"/>
+          <w:rFonts w:cs="Segoe UI" w:ascii="Segoe UI" w:hAnsi="Segoe UI"/>
+          <w:b w:val="false"/>
+          <w:bCs w:val="false"/>
+        </w:rPr>
+        <w:t xml:space="preserve">Сreated and managed Kubernetes deployments to decompose monolithic applications into microservices, enhancing developer workflows, scalability, and speed optimization. </w:t>
+      </w:r>
+    </w:p>
+    <w:p>
+      <w:pPr>
+        <w:pStyle w:val="Artdeco-listitem"/>
+        <w:numPr>
+          <w:ilvl w:val="0"/>
+          <w:numId w:val="2"/>
+        </w:numPr>
+        <w:spacing w:beforeAutospacing="0" w:before="0" w:afterAutospacing="0" w:after="0"/>
+        <w:ind w:hanging="360" w:left="720" w:right="0"/>
+        <w:rPr/>
+      </w:pPr>
+      <w:r>
+        <w:rPr>
+          <w:rStyle w:val="T-14"/>
+          <w:rFonts w:cs="Segoe UI" w:ascii="Segoe UI" w:hAnsi="Segoe UI"/>
+          <w:b w:val="false"/>
+          <w:bCs w:val="false"/>
+        </w:rPr>
+        <w:t>Followed best practices for implementing infrastructure as code.</w:t>
+      </w:r>
+    </w:p>
+    <w:p>
+      <w:pPr>
+        <w:pStyle w:val="Artdeco-listitem"/>
+        <w:numPr>
+          <w:ilvl w:val="0"/>
+          <w:numId w:val="2"/>
+        </w:numPr>
+        <w:spacing w:beforeAutospacing="0" w:before="0" w:afterAutospacing="0" w:after="0"/>
+        <w:ind w:hanging="360" w:left="720" w:right="0"/>
+        <w:rPr/>
+      </w:pPr>
+      <w:r>
+        <w:rPr>
+          <w:rStyle w:val="T-14"/>
+          <w:rFonts w:cs="Segoe UI" w:ascii="Segoe UI" w:hAnsi="Segoe UI"/>
+          <w:b w:val="false"/>
+          <w:bCs w:val="false"/>
+        </w:rPr>
+        <w:t>Created and updated AWS AMI images using EC2 Image Builder.</w:t>
+      </w:r>
+    </w:p>
+    <w:p>
+      <w:pPr>
+        <w:pStyle w:val="Artdeco-listitem"/>
+        <w:numPr>
+          <w:ilvl w:val="0"/>
+          <w:numId w:val="2"/>
+        </w:numPr>
+        <w:spacing w:beforeAutospacing="0" w:before="0" w:afterAutospacing="0" w:after="0"/>
+        <w:ind w:hanging="360" w:left="720" w:right="0"/>
+        <w:rPr/>
+      </w:pPr>
+      <w:r>
+        <w:rPr>
+          <w:rStyle w:val="T-14"/>
+          <w:rFonts w:cs="Segoe UI" w:ascii="Segoe UI" w:hAnsi="Segoe UI"/>
+          <w:b w:val="false"/>
+          <w:bCs w:val="false"/>
+        </w:rPr>
+        <w:t>Proficient with AWS services including EC2, Elastic Beanstalk, Lambda, S3, DynamoDB, Managed DB, VPC, ALB, ASG, IAM, among others.</w:t>
+      </w:r>
+    </w:p>
+    <w:p>
+      <w:pPr>
+        <w:pStyle w:val="Artdeco-listitem"/>
+        <w:spacing w:beforeAutospacing="0" w:before="0" w:afterAutospacing="0" w:after="0"/>
+        <w:rPr>
+          <w:rStyle w:val="T-14"/>
+          <w:rFonts w:ascii="Segoe UI" w:hAnsi="Segoe UI" w:cs="Segoe UI"/>
+          <w:b w:val="false"/>
+          <w:bCs w:val="false"/>
+        </w:rPr>
+      </w:pPr>
+      <w:r>
+        <w:rPr>
+          <w:rFonts w:cs="Segoe UI" w:ascii="Segoe UI" w:hAnsi="Segoe UI"/>
+          <w:b w:val="false"/>
+          <w:bCs w:val="false"/>
+        </w:rPr>
+      </w:r>
+    </w:p>
+    <w:p>
+      <w:pPr>
+        <w:pStyle w:val="Artdeco-listitem"/>
+        <w:spacing w:beforeAutospacing="0" w:before="0" w:afterAutospacing="0" w:after="0"/>
+        <w:rPr/>
+      </w:pPr>
       <w:r>
         <w:rPr>
           <w:rStyle w:val="T-14"/>
           <w:rFonts w:cs="Segoe UI" w:ascii="Segoe UI" w:hAnsi="Segoe UI"/>
           <w:b/>
           <w:bCs/>
-        </w:rPr>
-        <w:t xml:space="preserve"> 2020 - Apr 2022</w:t>
-      </w:r>
-      <w:r>
-        <w:rPr>
-          <w:rStyle w:val="T-14"/>
-          <w:rFonts w:cs="Segoe UI" w:ascii="Segoe UI" w:hAnsi="Segoe UI"/>
-        </w:rPr>
-        <w:t>, Vladlink LLC, Vladivostok, Russia</w:t>
-      </w:r>
-    </w:p>
-    <w:p>
-      <w:pPr>
-        <w:pStyle w:val="Artdeco-listitem"/>
-        <w:spacing w:beforeAutospacing="0" w:before="0" w:afterAutospacing="0" w:after="0"/>
-        <w:rPr/>
-      </w:pPr>
-      <w:r>
-        <w:rPr>
-          <w:rStyle w:val="T-14"/>
-          <w:rFonts w:cs="Segoe UI" w:ascii="Segoe UI" w:hAnsi="Segoe UI"/>
-          <w:b/>
-          <w:bCs/>
-        </w:rPr>
-        <w:t xml:space="preserve">DevOps Engineer  </w:t>
-      </w:r>
-    </w:p>
-    <w:p>
-      <w:pPr>
-        <w:pStyle w:val="Artdeco-listitem"/>
-        <w:spacing w:beforeAutospacing="0" w:before="0" w:afterAutospacing="0" w:after="0"/>
-        <w:rPr/>
-      </w:pPr>
-      <w:r>
-        <w:rPr>
-          <w:rStyle w:val="T-14"/>
-          <w:rFonts w:cs="Segoe UI" w:ascii="Segoe UI" w:hAnsi="Segoe UI"/>
-          <w:b w:val="false"/>
-          <w:bCs w:val="false"/>
           <w:i w:val="false"/>
           <w:caps w:val="false"/>
           <w:smallCaps w:val="false"/>
@@ -385,126 +631,22 @@
           <w:spacing w:val="0"/>
           <w:sz w:val="24"/>
         </w:rPr>
-        <w:t>- Support of Database Servers (MySQL, PostgreSQL).</w:t>
-      </w:r>
-    </w:p>
-    <w:p>
-      <w:pPr>
-        <w:pStyle w:val="Artdeco-listitem"/>
-        <w:spacing w:beforeAutospacing="0" w:before="0" w:afterAutospacing="0" w:after="0"/>
-        <w:rPr/>
-      </w:pPr>
-      <w:r>
-        <w:rPr>
-          <w:rStyle w:val="T-14"/>
-          <w:rFonts w:cs="Segoe UI" w:ascii="Segoe UI" w:hAnsi="Segoe UI"/>
-          <w:b w:val="false"/>
-          <w:bCs w:val="false"/>
-          <w:i w:val="false"/>
-          <w:caps w:val="false"/>
-          <w:smallCaps w:val="false"/>
-          <w:color w:val="000000"/>
-          <w:spacing w:val="0"/>
-          <w:sz w:val="24"/>
-        </w:rPr>
-        <w:t>- Maintenance and development of CI/CD processes (GitLab CI, Ansible).</w:t>
-      </w:r>
-    </w:p>
-    <w:p>
-      <w:pPr>
-        <w:pStyle w:val="Artdeco-listitem"/>
-        <w:spacing w:beforeAutospacing="0" w:before="0" w:afterAutospacing="0" w:after="0"/>
-        <w:rPr/>
-      </w:pPr>
-      <w:r>
-        <w:rPr>
-          <w:rStyle w:val="T-14"/>
-          <w:rFonts w:cs="Segoe UI" w:ascii="Segoe UI" w:hAnsi="Segoe UI"/>
-          <w:b w:val="false"/>
-          <w:bCs w:val="false"/>
-          <w:i w:val="false"/>
-          <w:caps w:val="false"/>
-          <w:smallCaps w:val="false"/>
-          <w:color w:val="000000"/>
-          <w:spacing w:val="0"/>
-          <w:sz w:val="24"/>
-        </w:rPr>
-        <w:t>- Monitoring of applications and services (Zabbix, Grafana).</w:t>
-      </w:r>
-    </w:p>
-    <w:p>
-      <w:pPr>
-        <w:pStyle w:val="Artdeco-listitem"/>
-        <w:spacing w:beforeAutospacing="0" w:before="0" w:afterAutospacing="0" w:after="0"/>
-        <w:rPr/>
-      </w:pPr>
-      <w:r>
-        <w:rPr>
-          <w:rStyle w:val="T-14"/>
-          <w:rFonts w:cs="Segoe UI" w:ascii="Segoe UI" w:hAnsi="Segoe UI"/>
-          <w:b w:val="false"/>
-          <w:bCs w:val="false"/>
-          <w:i w:val="false"/>
-          <w:caps w:val="false"/>
-          <w:smallCaps w:val="false"/>
-          <w:color w:val="000000"/>
-          <w:spacing w:val="0"/>
-          <w:sz w:val="24"/>
-        </w:rPr>
-        <w:t>- Administration and development of the Kubernetes platform (Docker).</w:t>
-      </w:r>
-    </w:p>
-    <w:p>
-      <w:pPr>
-        <w:pStyle w:val="Artdeco-listitem"/>
-        <w:spacing w:beforeAutospacing="0" w:before="0" w:afterAutospacing="0" w:after="0"/>
-        <w:rPr/>
-      </w:pPr>
-      <w:r>
-        <w:rPr>
-          <w:rStyle w:val="T-14"/>
-          <w:rFonts w:cs="Segoe UI" w:ascii="Segoe UI" w:hAnsi="Segoe UI"/>
-          <w:b w:val="false"/>
-          <w:bCs w:val="false"/>
-          <w:i w:val="false"/>
-          <w:caps w:val="false"/>
-          <w:smallCaps w:val="false"/>
-          <w:color w:val="000000"/>
-          <w:spacing w:val="0"/>
-          <w:sz w:val="24"/>
-        </w:rPr>
-        <w:t>- Involvement in planning the architecture of services.</w:t>
-      </w:r>
-    </w:p>
-    <w:p>
-      <w:pPr>
-        <w:pStyle w:val="Artdeco-listitem"/>
-        <w:spacing w:beforeAutospacing="0" w:before="0" w:afterAutospacing="0" w:after="0"/>
-        <w:rPr>
-          <w:rFonts w:ascii="Segoe UI" w:hAnsi="Segoe UI" w:cs="Segoe UI"/>
-          <w:b/>
-          <w:bCs/>
-        </w:rPr>
-      </w:pPr>
-      <w:r>
-        <w:rPr>
-          <w:rFonts w:cs="Segoe UI" w:ascii="Segoe UI" w:hAnsi="Segoe UI"/>
-          <w:b/>
-          <w:bCs/>
-        </w:rPr>
+        <w:t>Jul 2016 – Dec 2020</w:t>
+      </w:r>
+      <w:r>
         <w:drawing>
-          <wp:anchor behindDoc="0" distT="0" distB="0" distL="0" distR="0" simplePos="0" locked="0" layoutInCell="0" allowOverlap="1" relativeHeight="9">
+          <wp:anchor behindDoc="0" distT="0" distB="0" distL="0" distR="0" simplePos="0" locked="0" layoutInCell="0" allowOverlap="1" relativeHeight="13">
             <wp:simplePos x="0" y="0"/>
             <wp:positionH relativeFrom="column">
-              <wp:posOffset>4994275</wp:posOffset>
+              <wp:posOffset>5020310</wp:posOffset>
             </wp:positionH>
             <wp:positionV relativeFrom="paragraph">
-              <wp:posOffset>121920</wp:posOffset>
+              <wp:posOffset>18415</wp:posOffset>
             </wp:positionV>
-            <wp:extent cx="1805305" cy="263525"/>
+            <wp:extent cx="1678940" cy="344170"/>
             <wp:effectExtent l="0" t="0" r="0" b="0"/>
             <wp:wrapSquare wrapText="largest"/>
-            <wp:docPr id="3" name="Image8" descr=""/>
+            <wp:docPr id="3" name="Image13" descr=""/>
             <wp:cNvGraphicFramePr>
               <a:graphicFrameLocks xmlns:a="http://schemas.openxmlformats.org/drawingml/2006/main" noChangeAspect="1"/>
             </wp:cNvGraphicFramePr>
@@ -512,14 +654,13 @@
               <a:graphicData uri="http://schemas.openxmlformats.org/drawingml/2006/picture">
                 <pic:pic xmlns:pic="http://schemas.openxmlformats.org/drawingml/2006/picture">
                   <pic:nvPicPr>
-                    <pic:cNvPr id="3" name="Image8" descr=""/>
+                    <pic:cNvPr id="3" name="Image13" descr=""/>
                     <pic:cNvPicPr>
                       <a:picLocks noChangeAspect="1" noChangeArrowheads="1"/>
                     </pic:cNvPicPr>
                   </pic:nvPicPr>
                   <pic:blipFill>
-                    <a:blip r:embed="rId5"/>
-                    <a:srcRect l="0" t="0" r="0" b="21068"/>
+                    <a:blip r:embed="rId6"/>
                     <a:stretch>
                       <a:fillRect/>
                     </a:stretch>
@@ -527,7 +668,7 @@
                   <pic:spPr bwMode="auto">
                     <a:xfrm>
                       <a:off x="0" y="0"/>
-                      <a:ext cx="1805305" cy="263525"/>
+                      <a:ext cx="1678940" cy="344170"/>
                     </a:xfrm>
                     <a:prstGeom prst="rect">
                       <a:avLst/>
@@ -539,6 +680,21 @@
           </wp:anchor>
         </w:drawing>
       </w:r>
+      <w:r>
+        <w:rPr>
+          <w:rStyle w:val="T-14"/>
+          <w:rFonts w:cs="Segoe UI" w:ascii="Segoe UI" w:hAnsi="Segoe UI"/>
+          <w:b w:val="false"/>
+          <w:bCs w:val="false"/>
+          <w:i w:val="false"/>
+          <w:caps w:val="false"/>
+          <w:smallCaps w:val="false"/>
+          <w:color w:val="000000"/>
+          <w:spacing w:val="0"/>
+          <w:sz w:val="24"/>
+        </w:rPr>
+        <w:t>, Unilab LLC</w:t>
+      </w:r>
     </w:p>
     <w:p>
       <w:pPr>
@@ -559,8 +715,20 @@
           <w:spacing w:val="0"/>
           <w:sz w:val="24"/>
         </w:rPr>
-        <w:t>Jul 2016 – Dec 2020</w:t>
-      </w:r>
+        <w:t>Senior System Administrator</w:t>
+      </w:r>
+    </w:p>
+    <w:p>
+      <w:pPr>
+        <w:pStyle w:val="Artdeco-listitem"/>
+        <w:numPr>
+          <w:ilvl w:val="0"/>
+          <w:numId w:val="3"/>
+        </w:numPr>
+        <w:spacing w:beforeAutospacing="0" w:before="0" w:afterAutospacing="0" w:after="0"/>
+        <w:ind w:hanging="360" w:left="720" w:right="0"/>
+        <w:rPr/>
+      </w:pPr>
       <w:r>
         <w:rPr>
           <w:rStyle w:val="T-14"/>
@@ -574,35 +742,18 @@
           <w:spacing w:val="0"/>
           <w:sz w:val="24"/>
         </w:rPr>
-        <w:t>, Unilab LLC, Vladivostok, Russia</w:t>
-      </w:r>
-    </w:p>
-    <w:p>
-      <w:pPr>
-        <w:pStyle w:val="Artdeco-listitem"/>
-        <w:spacing w:beforeAutospacing="0" w:before="0" w:afterAutospacing="0" w:after="0"/>
-        <w:rPr/>
-      </w:pPr>
-      <w:r>
-        <w:rPr>
-          <w:rStyle w:val="T-14"/>
-          <w:rFonts w:cs="Segoe UI" w:ascii="Segoe UI" w:hAnsi="Segoe UI"/>
-          <w:b/>
-          <w:bCs/>
-          <w:i w:val="false"/>
-          <w:caps w:val="false"/>
-          <w:smallCaps w:val="false"/>
-          <w:color w:val="000000"/>
-          <w:spacing w:val="0"/>
-          <w:sz w:val="24"/>
-        </w:rPr>
-        <w:t>Senior System Administrator</w:t>
-      </w:r>
-    </w:p>
-    <w:p>
-      <w:pPr>
-        <w:pStyle w:val="Artdeco-listitem"/>
-        <w:spacing w:beforeAutospacing="0" w:before="0" w:afterAutospacing="0" w:after="0"/>
+        <w:t>Administration of company servers and services.</w:t>
+      </w:r>
+    </w:p>
+    <w:p>
+      <w:pPr>
+        <w:pStyle w:val="Artdeco-listitem"/>
+        <w:numPr>
+          <w:ilvl w:val="0"/>
+          <w:numId w:val="3"/>
+        </w:numPr>
+        <w:spacing w:beforeAutospacing="0" w:before="0" w:afterAutospacing="0" w:after="0"/>
+        <w:ind w:hanging="360" w:left="720" w:right="0"/>
         <w:rPr/>
       </w:pPr>
       <w:r>
@@ -618,13 +769,18 @@
           <w:spacing w:val="0"/>
           <w:sz w:val="24"/>
         </w:rPr>
-        <w:t>- Administration of company servers and services.</w:t>
-      </w:r>
-    </w:p>
-    <w:p>
-      <w:pPr>
-        <w:pStyle w:val="Artdeco-listitem"/>
-        <w:spacing w:beforeAutospacing="0" w:before="0" w:afterAutospacing="0" w:after="0"/>
+        <w:t>Administration of business applications.</w:t>
+      </w:r>
+    </w:p>
+    <w:p>
+      <w:pPr>
+        <w:pStyle w:val="Artdeco-listitem"/>
+        <w:numPr>
+          <w:ilvl w:val="0"/>
+          <w:numId w:val="3"/>
+        </w:numPr>
+        <w:spacing w:beforeAutospacing="0" w:before="0" w:afterAutospacing="0" w:after="0"/>
+        <w:ind w:hanging="360" w:left="720" w:right="0"/>
         <w:rPr/>
       </w:pPr>
       <w:r>
@@ -640,13 +796,18 @@
           <w:spacing w:val="0"/>
           <w:sz w:val="24"/>
         </w:rPr>
-        <w:t>- Administration of business applications.</w:t>
-      </w:r>
-    </w:p>
-    <w:p>
-      <w:pPr>
-        <w:pStyle w:val="Artdeco-listitem"/>
-        <w:spacing w:beforeAutospacing="0" w:before="0" w:afterAutospacing="0" w:after="0"/>
+        <w:t>Administration of network equipment.</w:t>
+      </w:r>
+    </w:p>
+    <w:p>
+      <w:pPr>
+        <w:pStyle w:val="Artdeco-listitem"/>
+        <w:numPr>
+          <w:ilvl w:val="0"/>
+          <w:numId w:val="3"/>
+        </w:numPr>
+        <w:spacing w:beforeAutospacing="0" w:before="0" w:afterAutospacing="0" w:after="0"/>
+        <w:ind w:hanging="360" w:left="720" w:right="0"/>
         <w:rPr/>
       </w:pPr>
       <w:r>
@@ -662,7 +823,9 @@
           <w:spacing w:val="0"/>
           <w:sz w:val="24"/>
         </w:rPr>
-        <w:t>- Administration of network equipment.</w:t>
+        <w:t>Diagnosis and resolution of equipment operational issues.</w:t>
+        <w:br/>
+        <w:t>Skills:</w:t>
       </w:r>
     </w:p>
     <w:p>
@@ -684,9 +847,7 @@
           <w:spacing w:val="0"/>
           <w:sz w:val="24"/>
         </w:rPr>
-        <w:t>- Diagnosis and resolution of equipment operational issues.</w:t>
-        <w:br/>
-        <w:t>Skills:</w:t>
+        <w:t>Microsoft Server: AD DS, IIS, WSUS, RDS, DHCP, DNS.</w:t>
       </w:r>
     </w:p>
     <w:p>
@@ -708,13 +869,14 @@
           <w:spacing w:val="0"/>
           <w:sz w:val="24"/>
         </w:rPr>
-        <w:t>Microsoft Server: AD DS, IIS, WSUS, RDS, DHCP, DNS.</w:t>
-      </w:r>
-    </w:p>
-    <w:p>
-      <w:pPr>
-        <w:pStyle w:val="Artdeco-listitem"/>
-        <w:spacing w:beforeAutospacing="0" w:before="0" w:afterAutospacing="0" w:after="0"/>
+        <w:t>Experience in administering databases: MS SQL 2017, 1C 8.x cluster administration.</w:t>
+      </w:r>
+    </w:p>
+    <w:p>
+      <w:pPr>
+        <w:pStyle w:val="Artdeco-listitem"/>
+        <w:spacing w:beforeAutospacing="0" w:before="0" w:afterAutospacing="0" w:after="0"/>
+        <w:ind w:hanging="0" w:right="0"/>
         <w:rPr/>
       </w:pPr>
       <w:r>
@@ -730,7 +892,7 @@
           <w:spacing w:val="0"/>
           <w:sz w:val="24"/>
         </w:rPr>
-        <w:t>Experience in administering databases: MS SQL 2017, 1C 8.x cluster administration.</w:t>
+        <w:t>Microsoft Hyper-V virtualization administration.</w:t>
       </w:r>
     </w:p>
     <w:p>
@@ -752,7 +914,7 @@
           <w:spacing w:val="0"/>
           <w:sz w:val="24"/>
         </w:rPr>
-        <w:t>Microsoft Hyper-V virtualization administration.</w:t>
+        <w:t>Exchange administration.</w:t>
       </w:r>
     </w:p>
     <w:p>
@@ -774,7 +936,7 @@
           <w:spacing w:val="0"/>
           <w:sz w:val="24"/>
         </w:rPr>
-        <w:t>Exchange administration.</w:t>
+        <w:t>Database administration: Oracle.</w:t>
       </w:r>
     </w:p>
     <w:p>
@@ -796,7 +958,7 @@
           <w:spacing w:val="0"/>
           <w:sz w:val="24"/>
         </w:rPr>
-        <w:t>Database administration: Oracle.</w:t>
+        <w:t>Monitoring with Zabbix.</w:t>
       </w:r>
     </w:p>
     <w:p>
@@ -818,28 +980,6 @@
           <w:spacing w:val="0"/>
           <w:sz w:val="24"/>
         </w:rPr>
-        <w:t>Monitoring with Zabbix.</w:t>
-      </w:r>
-    </w:p>
-    <w:p>
-      <w:pPr>
-        <w:pStyle w:val="Artdeco-listitem"/>
-        <w:spacing w:beforeAutospacing="0" w:before="0" w:afterAutospacing="0" w:after="0"/>
-        <w:rPr/>
-      </w:pPr>
-      <w:r>
-        <w:rPr>
-          <w:rStyle w:val="T-14"/>
-          <w:rFonts w:cs="Segoe UI" w:ascii="Segoe UI" w:hAnsi="Segoe UI"/>
-          <w:b w:val="false"/>
-          <w:bCs w:val="false"/>
-          <w:i w:val="false"/>
-          <w:caps w:val="false"/>
-          <w:smallCaps w:val="false"/>
-          <w:color w:val="000000"/>
-          <w:spacing w:val="0"/>
-          <w:sz w:val="24"/>
-        </w:rPr>
         <w:t>IP telephony with Asterisk (FreePBX).</w:t>
       </w:r>
     </w:p>
@@ -866,6 +1006,7 @@
       <w:pPr>
         <w:pStyle w:val="Artdeco-listitem"/>
         <w:spacing w:beforeAutospacing="0" w:before="0" w:afterAutospacing="0" w:after="0"/>
+        <w:ind w:hanging="0" w:right="0"/>
         <w:rPr>
           <w:rStyle w:val="T-14"/>
           <w:rFonts w:ascii="Segoe UI" w:hAnsi="Segoe UI" w:cs="Segoe UI"/>
@@ -881,13 +1022,6 @@
           <w:bCs/>
         </w:rPr>
         <w:t>Oct 2013 - Jul 2016</w:t>
-      </w:r>
-      <w:r>
-        <w:rPr>
-          <w:rStyle w:val="T-14"/>
-          <w:rFonts w:cs="Segoe UI" w:ascii="Segoe UI" w:hAnsi="Segoe UI"/>
-        </w:rPr>
-        <w:t>, Far Eastern Federal University</w:t>
       </w:r>
       <w:r>
         <w:drawing>
@@ -916,134 +1050,6 @@
                     </pic:cNvPicPr>
                   </pic:nvPicPr>
                   <pic:blipFill>
-                    <a:blip r:embed="rId6"/>
-                    <a:srcRect l="0" t="0" r="0" b="8440"/>
-                    <a:stretch>
-                      <a:fillRect/>
-                    </a:stretch>
-                  </pic:blipFill>
-                  <pic:spPr bwMode="auto">
-                    <a:xfrm>
-                      <a:off x="0" y="0"/>
-                      <a:ext cx="1923415" cy="749300"/>
-                    </a:xfrm>
-                    <a:prstGeom prst="rect">
-                      <a:avLst/>
-                    </a:prstGeom>
-                  </pic:spPr>
-                </pic:pic>
-              </a:graphicData>
-            </a:graphic>
-          </wp:anchor>
-        </w:drawing>
-      </w:r>
-      <w:r>
-        <w:rPr>
-          <w:rStyle w:val="T-14"/>
-          <w:rFonts w:cs="Segoe UI" w:ascii="Segoe UI" w:hAnsi="Segoe UI"/>
-        </w:rPr>
-        <w:t>, Vladivostok, Russia</w:t>
-      </w:r>
-    </w:p>
-    <w:p>
-      <w:pPr>
-        <w:pStyle w:val="Artdeco-listitem"/>
-        <w:spacing w:beforeAutospacing="0" w:before="0" w:afterAutospacing="0" w:after="0"/>
-        <w:rPr>
-          <w:rStyle w:val="T-14"/>
-          <w:rFonts w:ascii="Segoe UI" w:hAnsi="Segoe UI" w:cs="Segoe UI"/>
-        </w:rPr>
-      </w:pPr>
-      <w:r>
-        <w:rPr>
-          <w:rFonts w:cs="Segoe UI" w:ascii="Segoe UI" w:hAnsi="Segoe UI"/>
-          <w:b/>
-          <w:bCs/>
-        </w:rPr>
-        <w:t xml:space="preserve">Lead Engineer: </w:t>
-      </w:r>
-      <w:r>
-        <w:rPr>
-          <w:rFonts w:cs="Segoe UI" w:ascii="Segoe UI" w:hAnsi="Segoe UI"/>
-        </w:rPr>
-        <w:t xml:space="preserve">Own Tier II Data Center, Genesys call center, SAP Medical Information System, Laboratory information system 1C: LIS, PACS Image archiving and transmission system, PERCO Building security management system, including control of electronic locks and video surveillance, Integrated television reception system, Telemedicine system, Website of the medical center </w:t>
-      </w:r>
-    </w:p>
-    <w:p>
-      <w:pPr>
-        <w:pStyle w:val="Artdeco-listitem"/>
-        <w:spacing w:beforeAutospacing="0" w:before="0" w:afterAutospacing="0" w:after="0"/>
-        <w:rPr>
-          <w:rStyle w:val="T-14"/>
-          <w:rFonts w:ascii="Segoe UI" w:hAnsi="Segoe UI" w:cs="Segoe UI"/>
-        </w:rPr>
-      </w:pPr>
-      <w:r>
-        <w:rPr>
-          <w:rFonts w:cs="Segoe UI" w:ascii="Segoe UI" w:hAnsi="Segoe UI"/>
-        </w:rPr>
-        <w:br/>
-      </w:r>
-      <w:r>
-        <w:rPr>
-          <w:rStyle w:val="T-14"/>
-          <w:rFonts w:cs="Segoe UI" w:ascii="Segoe UI" w:hAnsi="Segoe UI"/>
-          <w:b/>
-          <w:bCs/>
-        </w:rPr>
-        <w:t>Nov 2011 - Oct 2013</w:t>
-      </w:r>
-      <w:r>
-        <w:rPr>
-          <w:rStyle w:val="T-14"/>
-          <w:rFonts w:cs="Segoe UI" w:ascii="Segoe UI" w:hAnsi="Segoe UI"/>
-        </w:rPr>
-        <w:t>, Far Eastern Federal University, Vladivostok, Russia</w:t>
-        <w:br/>
-      </w:r>
-      <w:r>
-        <w:rPr>
-          <w:rStyle w:val="T-14"/>
-          <w:rFonts w:cs="Segoe UI" w:ascii="Segoe UI" w:hAnsi="Segoe UI"/>
-          <w:b/>
-          <w:bCs/>
-        </w:rPr>
-        <w:t>Information Technology Engineer:</w:t>
-      </w:r>
-      <w:r>
-        <w:rPr>
-          <w:rStyle w:val="T-14"/>
-          <w:rFonts w:cs="Segoe UI" w:ascii="Segoe UI" w:hAnsi="Segoe UI"/>
-        </w:rPr>
-        <w:t xml:space="preserve"> Monitoring and Responding to All Help Desk Requests in a Professional, Thorough and Timely Manner, Providing Technical Support for </w:t>
-      </w:r>
-      <w:r>
-        <w:drawing>
-          <wp:anchor behindDoc="0" distT="0" distB="0" distL="0" distR="0" simplePos="0" locked="0" layoutInCell="0" allowOverlap="1" relativeHeight="10">
-            <wp:simplePos x="0" y="0"/>
-            <wp:positionH relativeFrom="column">
-              <wp:posOffset>4845050</wp:posOffset>
-            </wp:positionH>
-            <wp:positionV relativeFrom="paragraph">
-              <wp:posOffset>152400</wp:posOffset>
-            </wp:positionV>
-            <wp:extent cx="1923415" cy="749300"/>
-            <wp:effectExtent l="0" t="0" r="0" b="0"/>
-            <wp:wrapSquare wrapText="largest"/>
-            <wp:docPr id="5" name="Image7 Copy 1" descr=""/>
-            <wp:cNvGraphicFramePr>
-              <a:graphicFrameLocks xmlns:a="http://schemas.openxmlformats.org/drawingml/2006/main" noChangeAspect="1"/>
-            </wp:cNvGraphicFramePr>
-            <a:graphic xmlns:a="http://schemas.openxmlformats.org/drawingml/2006/main">
-              <a:graphicData uri="http://schemas.openxmlformats.org/drawingml/2006/picture">
-                <pic:pic xmlns:pic="http://schemas.openxmlformats.org/drawingml/2006/picture">
-                  <pic:nvPicPr>
-                    <pic:cNvPr id="5" name="Image7 Copy 1" descr=""/>
-                    <pic:cNvPicPr>
-                      <a:picLocks noChangeAspect="1" noChangeArrowheads="1"/>
-                    </pic:cNvPicPr>
-                  </pic:nvPicPr>
-                  <pic:blipFill>
                     <a:blip r:embed="rId7"/>
                     <a:srcRect l="0" t="0" r="0" b="8440"/>
                     <a:stretch>
@@ -1070,13 +1076,14 @@
           <w:rStyle w:val="T-14"/>
           <w:rFonts w:cs="Segoe UI" w:ascii="Segoe UI" w:hAnsi="Segoe UI"/>
         </w:rPr>
-        <w:t>Issues Related to IT Systems, Phone Systems, Software and Hardware, Resolving Routine Office IT Issue Including Phone, Fax, Printer, AV, Access Control and Email Issues, Assisting Remote Employees, Providing Technical Support and Assistance for Call Center, Thoroughly Documenting Internal Procedures, Create Step-By-Step Training Materials with Screenshots for Employees, Set Up New Employees, Suggest Possible Improvements on Procedures, Report Significant and Recurring Issues for Higher Level of Support</w:t>
-      </w:r>
-    </w:p>
-    <w:p>
-      <w:pPr>
-        <w:pStyle w:val="Artdeco-listitem"/>
-        <w:spacing w:beforeAutospacing="0" w:before="0" w:afterAutospacing="0" w:after="0"/>
+        <w:t>, Far Eastern Federal University</w:t>
+      </w:r>
+    </w:p>
+    <w:p>
+      <w:pPr>
+        <w:pStyle w:val="Artdeco-listitem"/>
+        <w:spacing w:beforeAutospacing="0" w:before="0" w:afterAutospacing="0" w:after="0"/>
+        <w:ind w:hanging="0" w:right="0"/>
         <w:rPr>
           <w:rStyle w:val="T-14"/>
           <w:rFonts w:ascii="Segoe UI" w:hAnsi="Segoe UI" w:cs="Segoe UI"/>
@@ -1085,13 +1092,38 @@
       <w:r>
         <w:rPr>
           <w:rFonts w:cs="Segoe UI" w:ascii="Segoe UI" w:hAnsi="Segoe UI"/>
-        </w:rPr>
-      </w:r>
-    </w:p>
-    <w:p>
-      <w:pPr>
-        <w:pStyle w:val="Artdeco-listitem"/>
-        <w:spacing w:beforeAutospacing="0" w:before="0" w:afterAutospacing="0" w:after="0"/>
+          <w:b/>
+          <w:bCs/>
+        </w:rPr>
+        <w:t xml:space="preserve">Lead Engineer: </w:t>
+      </w:r>
+      <w:r>
+        <w:rPr>
+          <w:rFonts w:cs="Segoe UI" w:ascii="Segoe UI" w:hAnsi="Segoe UI"/>
+        </w:rPr>
+        <w:t xml:space="preserve">Own Tier II Data Center, Genesys call center, SAP Medical Information System, Laboratory information system 1C: LIS, PACS Image archiving and transmission system, PERCO Building security management system, including control of electronic locks and video surveillance, Integrated television reception system, Telemedicine system, Website of the medical center </w:t>
+      </w:r>
+    </w:p>
+    <w:p>
+      <w:pPr>
+        <w:pStyle w:val="Artdeco-listitem"/>
+        <w:spacing w:beforeAutospacing="0" w:before="0" w:afterAutospacing="0" w:after="0"/>
+        <w:rPr>
+          <w:rStyle w:val="T-14"/>
+          <w:rFonts w:ascii="Segoe UI" w:hAnsi="Segoe UI" w:cs="Segoe UI"/>
+        </w:rPr>
+      </w:pPr>
+      <w:r>
+        <w:rPr>
+          <w:rFonts w:cs="Segoe UI" w:ascii="Segoe UI" w:hAnsi="Segoe UI"/>
+        </w:rPr>
+      </w:r>
+    </w:p>
+    <w:p>
+      <w:pPr>
+        <w:pStyle w:val="Artdeco-listitem"/>
+        <w:spacing w:beforeAutospacing="0" w:before="0" w:afterAutospacing="0" w:after="0"/>
+        <w:ind w:hanging="0" w:right="0"/>
         <w:rPr/>
       </w:pPr>
       <w:r>
@@ -1110,6 +1142,7 @@
       <w:pPr>
         <w:pStyle w:val="Artdeco-listitem"/>
         <w:spacing w:beforeAutospacing="0" w:before="0" w:afterAutospacing="0" w:after="0"/>
+        <w:ind w:hanging="0" w:right="0"/>
         <w:rPr>
           <w:rStyle w:val="T-14"/>
           <w:rFonts w:ascii="Segoe UI" w:hAnsi="Segoe UI" w:cs="Segoe UI"/>
@@ -1152,6 +1185,7 @@
       <w:pPr>
         <w:pStyle w:val="Artdeco-listitem"/>
         <w:spacing w:beforeAutospacing="0" w:before="0" w:afterAutospacing="0" w:after="0"/>
+        <w:ind w:hanging="0" w:right="0"/>
         <w:rPr/>
       </w:pPr>
       <w:r>
@@ -1172,14 +1206,227 @@
         <w:pStyle w:val="Artdeco-listitem"/>
         <w:spacing w:beforeAutospacing="0" w:before="0" w:afterAutospacing="0" w:after="0"/>
         <w:rPr>
-          <w:rStyle w:val="T-14"/>
           <w:rFonts w:ascii="Segoe UI" w:hAnsi="Segoe UI" w:cs="Segoe UI"/>
-        </w:rPr>
-      </w:pPr>
-      <w:r>
-        <w:rPr>
-          <w:rFonts w:cs="Segoe UI" w:ascii="Segoe UI" w:hAnsi="Segoe UI"/>
-        </w:rPr>
+          <w:sz w:val="24"/>
+          <w:szCs w:val="24"/>
+        </w:rPr>
+      </w:pPr>
+      <w:r>
+        <w:rPr>
+          <w:rFonts w:cs="Segoe UI" w:ascii="Segoe UI" w:hAnsi="Segoe UI"/>
+          <w:sz w:val="24"/>
+          <w:szCs w:val="24"/>
+        </w:rPr>
+      </w:r>
+    </w:p>
+    <w:p>
+      <w:pPr>
+        <w:pStyle w:val="Artdeco-listitem"/>
+        <w:numPr>
+          <w:ilvl w:val="0"/>
+          <w:numId w:val="1"/>
+        </w:numPr>
+        <w:spacing w:beforeAutospacing="0" w:before="0" w:afterAutospacing="0" w:after="0"/>
+        <w:ind w:hanging="360" w:left="720" w:right="0"/>
+        <w:rPr>
+          <w:rFonts w:ascii="Segoe UI" w:hAnsi="Segoe UI"/>
+          <w:sz w:val="24"/>
+          <w:szCs w:val="24"/>
+        </w:rPr>
+      </w:pPr>
+      <w:r>
+        <w:rPr>
+          <w:rFonts w:cs="Segoe UI" w:ascii="Segoe UI" w:hAnsi="Segoe UI"/>
+          <w:sz w:val="24"/>
+          <w:szCs w:val="24"/>
+        </w:rPr>
+        <w:t>Certified Linux Administrator (LPIC-1) Linux Professional Institute (LPI)</w:t>
+      </w:r>
+    </w:p>
+    <w:p>
+      <w:pPr>
+        <w:pStyle w:val="Artdeco-listitem"/>
+        <w:numPr>
+          <w:ilvl w:val="0"/>
+          <w:numId w:val="1"/>
+        </w:numPr>
+        <w:spacing w:beforeAutospacing="0" w:before="0" w:afterAutospacing="0" w:after="0"/>
+        <w:ind w:hanging="360" w:left="720" w:right="0"/>
+        <w:rPr>
+          <w:rFonts w:ascii="Segoe UI" w:hAnsi="Segoe UI"/>
+          <w:sz w:val="24"/>
+          <w:szCs w:val="24"/>
+        </w:rPr>
+      </w:pPr>
+      <w:r>
+        <w:rPr>
+          <w:rFonts w:cs="Segoe UI" w:ascii="Segoe UI" w:hAnsi="Segoe UI"/>
+          <w:sz w:val="24"/>
+          <w:szCs w:val="24"/>
+        </w:rPr>
+        <w:t>CKA: Certified Kubernetes Administrator</w:t>
+      </w:r>
+    </w:p>
+    <w:p>
+      <w:pPr>
+        <w:pStyle w:val="Artdeco-listitem"/>
+        <w:numPr>
+          <w:ilvl w:val="0"/>
+          <w:numId w:val="1"/>
+        </w:numPr>
+        <w:spacing w:beforeAutospacing="0" w:before="0" w:afterAutospacing="0" w:after="0"/>
+        <w:ind w:hanging="360" w:left="720" w:right="0"/>
+        <w:rPr>
+          <w:rFonts w:ascii="Segoe UI" w:hAnsi="Segoe UI"/>
+          <w:sz w:val="24"/>
+          <w:szCs w:val="24"/>
+        </w:rPr>
+      </w:pPr>
+      <w:r>
+        <w:rPr>
+          <w:rFonts w:cs="Segoe UI" w:ascii="Segoe UI" w:hAnsi="Segoe UI"/>
+          <w:sz w:val="24"/>
+          <w:szCs w:val="24"/>
+        </w:rPr>
+        <w:t>CKAD: Certified Kubernetes Application Developer</w:t>
+      </w:r>
+    </w:p>
+    <w:p>
+      <w:pPr>
+        <w:pStyle w:val="Artdeco-listitem"/>
+        <w:numPr>
+          <w:ilvl w:val="0"/>
+          <w:numId w:val="1"/>
+        </w:numPr>
+        <w:spacing w:beforeAutospacing="0" w:before="0" w:afterAutospacing="0" w:after="0"/>
+        <w:ind w:hanging="360" w:left="720" w:right="0"/>
+        <w:rPr>
+          <w:rFonts w:ascii="Segoe UI" w:hAnsi="Segoe UI"/>
+          <w:sz w:val="24"/>
+          <w:szCs w:val="24"/>
+        </w:rPr>
+      </w:pPr>
+      <w:r>
+        <w:rPr>
+          <w:rFonts w:cs="Segoe UI" w:ascii="Segoe UI" w:hAnsi="Segoe UI"/>
+          <w:sz w:val="24"/>
+          <w:szCs w:val="24"/>
+        </w:rPr>
+        <w:t>AWS Certified Solutions Architect – Associate</w:t>
+      </w:r>
+    </w:p>
+    <w:p>
+      <w:pPr>
+        <w:pStyle w:val="Artdeco-listitem"/>
+        <w:numPr>
+          <w:ilvl w:val="0"/>
+          <w:numId w:val="1"/>
+        </w:numPr>
+        <w:spacing w:beforeAutospacing="0" w:before="0" w:afterAutospacing="0" w:after="0"/>
+        <w:ind w:hanging="360" w:left="720" w:right="0"/>
+        <w:rPr/>
+      </w:pPr>
+      <w:r>
+        <w:rPr>
+          <w:rStyle w:val="T-14"/>
+          <w:rFonts w:cs="Segoe UI" w:ascii="Segoe UI" w:hAnsi="Segoe UI"/>
+          <w:sz w:val="24"/>
+          <w:szCs w:val="24"/>
+        </w:rPr>
+        <w:t>AWS Certified Cloud Practitioner</w:t>
+      </w:r>
+    </w:p>
+    <w:p>
+      <w:pPr>
+        <w:pStyle w:val="Artdeco-listitem"/>
+        <w:numPr>
+          <w:ilvl w:val="0"/>
+          <w:numId w:val="1"/>
+        </w:numPr>
+        <w:spacing w:beforeAutospacing="0" w:before="0" w:afterAutospacing="0" w:after="0"/>
+        <w:ind w:hanging="360" w:left="720" w:right="0"/>
+        <w:rPr/>
+      </w:pPr>
+      <w:r>
+        <w:rPr>
+          <w:rStyle w:val="T-14"/>
+          <w:rFonts w:cs="Segoe UI" w:ascii="Segoe UI" w:hAnsi="Segoe UI"/>
+          <w:sz w:val="24"/>
+          <w:szCs w:val="24"/>
+        </w:rPr>
+        <w:t>AWS Knowledge: Compute</w:t>
+      </w:r>
+    </w:p>
+    <w:p>
+      <w:pPr>
+        <w:pStyle w:val="Artdeco-listitem"/>
+        <w:numPr>
+          <w:ilvl w:val="0"/>
+          <w:numId w:val="1"/>
+        </w:numPr>
+        <w:spacing w:beforeAutospacing="0" w:before="0" w:afterAutospacing="0" w:after="0"/>
+        <w:ind w:hanging="360" w:left="720" w:right="0"/>
+        <w:rPr/>
+      </w:pPr>
+      <w:r>
+        <w:rPr>
+          <w:rStyle w:val="T-14"/>
+          <w:rFonts w:cs="Segoe UI" w:ascii="Segoe UI" w:hAnsi="Segoe UI"/>
+          <w:sz w:val="24"/>
+          <w:szCs w:val="24"/>
+        </w:rPr>
+        <w:t>AWS Cloud Quest: Solutions Architect</w:t>
+      </w:r>
+    </w:p>
+    <w:p>
+      <w:pPr>
+        <w:pStyle w:val="Artdeco-listitem"/>
+        <w:numPr>
+          <w:ilvl w:val="0"/>
+          <w:numId w:val="1"/>
+        </w:numPr>
+        <w:spacing w:beforeAutospacing="0" w:before="0" w:afterAutospacing="0" w:after="0"/>
+        <w:ind w:hanging="360" w:left="720" w:right="0"/>
+        <w:rPr/>
+      </w:pPr>
+      <w:r>
+        <w:rPr>
+          <w:rStyle w:val="T-14"/>
+          <w:rFonts w:ascii="Segoe UI" w:hAnsi="Segoe UI"/>
+          <w:sz w:val="24"/>
+          <w:szCs w:val="24"/>
+        </w:rPr>
+        <w:t>AWS Cloud Quest: Cloud Practitioner</w:t>
+      </w:r>
+    </w:p>
+    <w:p>
+      <w:pPr>
+        <w:pStyle w:val="Artdeco-listitem"/>
+        <w:spacing w:beforeAutospacing="0" w:before="0" w:afterAutospacing="0" w:after="0"/>
+        <w:rPr>
+          <w:rFonts w:ascii="Segoe UI" w:hAnsi="Segoe UI" w:cs="Segoe UI"/>
+          <w:sz w:val="24"/>
+          <w:szCs w:val="24"/>
+        </w:rPr>
+      </w:pPr>
+      <w:r>
+        <w:rPr>
+          <w:rFonts w:cs="Segoe UI" w:ascii="Segoe UI" w:hAnsi="Segoe UI"/>
+          <w:sz w:val="24"/>
+          <w:szCs w:val="24"/>
+        </w:rPr>
+      </w:r>
+    </w:p>
+    <w:p>
+      <w:pPr>
+        <w:pStyle w:val="Normal"/>
+        <w:spacing w:beforeAutospacing="0" w:before="0" w:afterAutospacing="0" w:after="0"/>
+        <w:rPr>
+          <w:rStyle w:val="T-14"/>
+          <w:rFonts w:ascii="Segoe UI" w:hAnsi="Segoe UI" w:cs="Segoe UI"/>
+        </w:rPr>
+      </w:pPr>
+      <w:r>
         <w:drawing>
           <wp:anchor behindDoc="0" distT="0" distB="0" distL="0" distR="0" simplePos="0" locked="0" layoutInCell="0" allowOverlap="1" relativeHeight="2">
             <wp:simplePos x="0" y="0"/>
@@ -1192,7 +1439,7 @@
             <wp:extent cx="935355" cy="886460"/>
             <wp:effectExtent l="0" t="0" r="0" b="0"/>
             <wp:wrapSquare wrapText="largest"/>
-            <wp:docPr id="6" name="Image1" descr=""/>
+            <wp:docPr id="5" name="Image1" descr=""/>
             <wp:cNvGraphicFramePr>
               <a:graphicFrameLocks xmlns:a="http://schemas.openxmlformats.org/drawingml/2006/main" noChangeAspect="1"/>
             </wp:cNvGraphicFramePr>
@@ -1200,7 +1447,7 @@
               <a:graphicData uri="http://schemas.openxmlformats.org/drawingml/2006/picture">
                 <pic:pic xmlns:pic="http://schemas.openxmlformats.org/drawingml/2006/picture">
                   <pic:nvPicPr>
-                    <pic:cNvPr id="6" name="Image1" descr=""/>
+                    <pic:cNvPr id="5" name="Image1" descr=""/>
                     <pic:cNvPicPr>
                       <a:picLocks noChangeAspect="1" noChangeArrowheads="1"/>
                     </pic:cNvPicPr>
@@ -1237,7 +1484,7 @@
             <wp:extent cx="885825" cy="885825"/>
             <wp:effectExtent l="0" t="0" r="0" b="0"/>
             <wp:wrapSquare wrapText="largest"/>
-            <wp:docPr id="7" name="Image2" descr=""/>
+            <wp:docPr id="6" name="Image2" descr=""/>
             <wp:cNvGraphicFramePr>
               <a:graphicFrameLocks xmlns:a="http://schemas.openxmlformats.org/drawingml/2006/main" noChangeAspect="1"/>
             </wp:cNvGraphicFramePr>
@@ -1245,7 +1492,7 @@
               <a:graphicData uri="http://schemas.openxmlformats.org/drawingml/2006/picture">
                 <pic:pic xmlns:pic="http://schemas.openxmlformats.org/drawingml/2006/picture">
                   <pic:nvPicPr>
-                    <pic:cNvPr id="7" name="Image2" descr=""/>
+                    <pic:cNvPr id="6" name="Image2" descr=""/>
                     <pic:cNvPicPr>
                       <a:picLocks noChangeAspect="1" noChangeArrowheads="1"/>
                     </pic:cNvPicPr>
@@ -1283,7 +1530,7 @@
             <wp:extent cx="889000" cy="889000"/>
             <wp:effectExtent l="0" t="0" r="0" b="0"/>
             <wp:wrapSquare wrapText="largest"/>
-            <wp:docPr id="8" name="Image3" descr=""/>
+            <wp:docPr id="7" name="Image3" descr=""/>
             <wp:cNvGraphicFramePr>
               <a:graphicFrameLocks xmlns:a="http://schemas.openxmlformats.org/drawingml/2006/main" noChangeAspect="1"/>
             </wp:cNvGraphicFramePr>
@@ -1291,7 +1538,7 @@
               <a:graphicData uri="http://schemas.openxmlformats.org/drawingml/2006/picture">
                 <pic:pic xmlns:pic="http://schemas.openxmlformats.org/drawingml/2006/picture">
                   <pic:nvPicPr>
-                    <pic:cNvPr id="8" name="Image3" descr=""/>
+                    <pic:cNvPr id="7" name="Image3" descr=""/>
                     <pic:cNvPicPr>
                       <a:picLocks noChangeAspect="1" noChangeArrowheads="1"/>
                     </pic:cNvPicPr>
@@ -1328,7 +1575,7 @@
             <wp:extent cx="903605" cy="903605"/>
             <wp:effectExtent l="0" t="0" r="0" b="0"/>
             <wp:wrapSquare wrapText="largest"/>
-            <wp:docPr id="9" name="Image4" descr=""/>
+            <wp:docPr id="8" name="Image4" descr=""/>
             <wp:cNvGraphicFramePr>
               <a:graphicFrameLocks xmlns:a="http://schemas.openxmlformats.org/drawingml/2006/main" noChangeAspect="1"/>
             </wp:cNvGraphicFramePr>
@@ -1336,7 +1583,7 @@
               <a:graphicData uri="http://schemas.openxmlformats.org/drawingml/2006/picture">
                 <pic:pic xmlns:pic="http://schemas.openxmlformats.org/drawingml/2006/picture">
                   <pic:nvPicPr>
-                    <pic:cNvPr id="9" name="Image4" descr=""/>
+                    <pic:cNvPr id="8" name="Image4" descr=""/>
                     <pic:cNvPicPr>
                       <a:picLocks noChangeAspect="1" noChangeArrowheads="1"/>
                     </pic:cNvPicPr>
@@ -1362,7 +1609,7 @@
           </wp:anchor>
         </w:drawing>
         <w:drawing>
-          <wp:anchor behindDoc="0" distT="0" distB="0" distL="0" distR="0" simplePos="0" locked="0" layoutInCell="0" allowOverlap="1" relativeHeight="11">
+          <wp:anchor behindDoc="0" distT="0" distB="0" distL="0" distR="0" simplePos="0" locked="0" layoutInCell="0" allowOverlap="1" relativeHeight="9">
             <wp:simplePos x="0" y="0"/>
             <wp:positionH relativeFrom="column">
               <wp:posOffset>-27940</wp:posOffset>
@@ -1373,7 +1620,7 @@
             <wp:extent cx="882650" cy="882650"/>
             <wp:effectExtent l="0" t="0" r="0" b="0"/>
             <wp:wrapSquare wrapText="largest"/>
-            <wp:docPr id="10" name="Image9" descr=""/>
+            <wp:docPr id="9" name="Image9" descr=""/>
             <wp:cNvGraphicFramePr>
               <a:graphicFrameLocks xmlns:a="http://schemas.openxmlformats.org/drawingml/2006/main" noChangeAspect="1"/>
             </wp:cNvGraphicFramePr>
@@ -1381,7 +1628,7 @@
               <a:graphicData uri="http://schemas.openxmlformats.org/drawingml/2006/picture">
                 <pic:pic xmlns:pic="http://schemas.openxmlformats.org/drawingml/2006/picture">
                   <pic:nvPicPr>
-                    <pic:cNvPr id="10" name="Image9" descr=""/>
+                    <pic:cNvPr id="9" name="Image9" descr=""/>
                     <pic:cNvPicPr>
                       <a:picLocks noChangeAspect="1" noChangeArrowheads="1"/>
                     </pic:cNvPicPr>
@@ -1407,7 +1654,7 @@
           </wp:anchor>
         </w:drawing>
         <w:drawing>
-          <wp:anchor behindDoc="0" distT="0" distB="0" distL="0" distR="0" simplePos="0" locked="0" layoutInCell="0" allowOverlap="1" relativeHeight="12">
+          <wp:anchor behindDoc="0" distT="0" distB="0" distL="0" distR="0" simplePos="0" locked="0" layoutInCell="0" allowOverlap="1" relativeHeight="10">
             <wp:simplePos x="0" y="0"/>
             <wp:positionH relativeFrom="column">
               <wp:posOffset>-21590</wp:posOffset>
@@ -1418,7 +1665,7 @@
             <wp:extent cx="881380" cy="881380"/>
             <wp:effectExtent l="0" t="0" r="0" b="0"/>
             <wp:wrapSquare wrapText="largest"/>
-            <wp:docPr id="11" name="Image10" descr=""/>
+            <wp:docPr id="10" name="Image10" descr=""/>
             <wp:cNvGraphicFramePr>
               <a:graphicFrameLocks xmlns:a="http://schemas.openxmlformats.org/drawingml/2006/main" noChangeAspect="1"/>
             </wp:cNvGraphicFramePr>
@@ -1426,7 +1673,7 @@
               <a:graphicData uri="http://schemas.openxmlformats.org/drawingml/2006/picture">
                 <pic:pic xmlns:pic="http://schemas.openxmlformats.org/drawingml/2006/picture">
                   <pic:nvPicPr>
-                    <pic:cNvPr id="11" name="Image10" descr=""/>
+                    <pic:cNvPr id="10" name="Image10" descr=""/>
                     <pic:cNvPicPr>
                       <a:picLocks noChangeAspect="1" noChangeArrowheads="1"/>
                     </pic:cNvPicPr>
@@ -1452,7 +1699,7 @@
           </wp:anchor>
         </w:drawing>
         <w:drawing>
-          <wp:anchor behindDoc="0" distT="0" distB="0" distL="0" distR="0" simplePos="0" locked="0" layoutInCell="0" allowOverlap="1" relativeHeight="13">
+          <wp:anchor behindDoc="0" distT="0" distB="0" distL="0" distR="0" simplePos="0" locked="0" layoutInCell="0" allowOverlap="1" relativeHeight="11">
             <wp:simplePos x="0" y="0"/>
             <wp:positionH relativeFrom="column">
               <wp:posOffset>3917950</wp:posOffset>
@@ -1463,7 +1710,7 @@
             <wp:extent cx="880745" cy="880745"/>
             <wp:effectExtent l="0" t="0" r="0" b="0"/>
             <wp:wrapSquare wrapText="largest"/>
-            <wp:docPr id="12" name="Image11" descr=""/>
+            <wp:docPr id="11" name="Image11" descr=""/>
             <wp:cNvGraphicFramePr>
               <a:graphicFrameLocks xmlns:a="http://schemas.openxmlformats.org/drawingml/2006/main" noChangeAspect="1"/>
             </wp:cNvGraphicFramePr>
@@ -1471,7 +1718,7 @@
               <a:graphicData uri="http://schemas.openxmlformats.org/drawingml/2006/picture">
                 <pic:pic xmlns:pic="http://schemas.openxmlformats.org/drawingml/2006/picture">
                   <pic:nvPicPr>
-                    <pic:cNvPr id="12" name="Image11" descr=""/>
+                    <pic:cNvPr id="11" name="Image11" descr=""/>
                     <pic:cNvPicPr>
                       <a:picLocks noChangeAspect="1" noChangeArrowheads="1"/>
                     </pic:cNvPicPr>
@@ -1497,7 +1744,7 @@
           </wp:anchor>
         </w:drawing>
         <w:drawing>
-          <wp:anchor behindDoc="0" distT="0" distB="0" distL="0" distR="0" simplePos="0" locked="0" layoutInCell="0" allowOverlap="1" relativeHeight="14">
+          <wp:anchor behindDoc="0" distT="0" distB="0" distL="0" distR="0" simplePos="0" locked="0" layoutInCell="0" allowOverlap="1" relativeHeight="12">
             <wp:simplePos x="0" y="0"/>
             <wp:positionH relativeFrom="column">
               <wp:posOffset>952500</wp:posOffset>
@@ -1508,7 +1755,7 @@
             <wp:extent cx="867410" cy="867410"/>
             <wp:effectExtent l="0" t="0" r="0" b="0"/>
             <wp:wrapSquare wrapText="largest"/>
-            <wp:docPr id="13" name="Image12" descr=""/>
+            <wp:docPr id="12" name="Image12" descr=""/>
             <wp:cNvGraphicFramePr>
               <a:graphicFrameLocks xmlns:a="http://schemas.openxmlformats.org/drawingml/2006/main" noChangeAspect="1"/>
             </wp:cNvGraphicFramePr>
@@ -1516,7 +1763,7 @@
               <a:graphicData uri="http://schemas.openxmlformats.org/drawingml/2006/picture">
                 <pic:pic xmlns:pic="http://schemas.openxmlformats.org/drawingml/2006/picture">
                   <pic:nvPicPr>
-                    <pic:cNvPr id="13" name="Image12" descr=""/>
+                    <pic:cNvPr id="12" name="Image12" descr=""/>
                     <pic:cNvPicPr>
                       <a:picLocks noChangeAspect="1" noChangeArrowheads="1"/>
                     </pic:cNvPicPr>
@@ -1542,6 +1789,14 @@
           </wp:anchor>
         </w:drawing>
       </w:r>
+      <w:r>
+        <w:rPr>
+          <w:rStyle w:val="T-14"/>
+          <w:color w:val="CE9178"/>
+          <w:shd w:fill="1F1F1F" w:val="clear"/>
+        </w:rPr>
+        <w:t xml:space="preserve"> </w:t>
+      </w:r>
     </w:p>
     <w:sectPr>
       <w:type w:val="nextPage"/>
@@ -1554,6 +1809,553 @@
     </w:sectPr>
   </w:body>
 </w:document>
+</file>
+
+<file path=word/numbering.xml><?xml version="1.0" encoding="utf-8"?>
+<w:numbering xmlns:w="http://schemas.openxmlformats.org/wordprocessingml/2006/main" xmlns:o="urn:schemas-microsoft-com:office:office" xmlns:r="http://schemas.openxmlformats.org/officeDocument/2006/relationships" xmlns:v="urn:schemas-microsoft-com:vml" xmlns:mc="http://schemas.openxmlformats.org/markup-compatibility/2006" xmlns:w14="http://schemas.microsoft.com/office/word/2010/wordml" mc:Ignorable="w14">
+  <w:abstractNum w:abstractNumId="1">
+    <w:lvl w:ilvl="0">
+      <w:start w:val="1"/>
+      <w:numFmt w:val="bullet"/>
+      <w:lvlText w:val=""/>
+      <w:lvlJc w:val="left"/>
+      <w:pPr>
+        <w:tabs>
+          <w:tab w:val="num" w:pos="720"/>
+        </w:tabs>
+        <w:ind w:left="720" w:hanging="360"/>
+      </w:pPr>
+      <w:rPr>
+        <w:rFonts w:ascii="Symbol" w:hAnsi="Symbol" w:cs="Symbol" w:hint="default"/>
+      </w:rPr>
+    </w:lvl>
+    <w:lvl w:ilvl="1">
+      <w:start w:val="1"/>
+      <w:numFmt w:val="bullet"/>
+      <w:lvlText w:val="◦"/>
+      <w:lvlJc w:val="left"/>
+      <w:pPr>
+        <w:tabs>
+          <w:tab w:val="num" w:pos="1080"/>
+        </w:tabs>
+        <w:ind w:left="1080" w:hanging="360"/>
+      </w:pPr>
+      <w:rPr>
+        <w:rFonts w:ascii="OpenSymbol" w:hAnsi="OpenSymbol" w:cs="OpenSymbol" w:hint="default"/>
+      </w:rPr>
+    </w:lvl>
+    <w:lvl w:ilvl="2">
+      <w:start w:val="1"/>
+      <w:numFmt w:val="bullet"/>
+      <w:lvlText w:val="▪"/>
+      <w:lvlJc w:val="left"/>
+      <w:pPr>
+        <w:tabs>
+          <w:tab w:val="num" w:pos="1440"/>
+        </w:tabs>
+        <w:ind w:left="1440" w:hanging="360"/>
+      </w:pPr>
+      <w:rPr>
+        <w:rFonts w:ascii="OpenSymbol" w:hAnsi="OpenSymbol" w:cs="OpenSymbol" w:hint="default"/>
+      </w:rPr>
+    </w:lvl>
+    <w:lvl w:ilvl="3">
+      <w:start w:val="1"/>
+      <w:numFmt w:val="bullet"/>
+      <w:lvlText w:val=""/>
+      <w:lvlJc w:val="left"/>
+      <w:pPr>
+        <w:tabs>
+          <w:tab w:val="num" w:pos="1800"/>
+        </w:tabs>
+        <w:ind w:left="1800" w:hanging="360"/>
+      </w:pPr>
+      <w:rPr>
+        <w:rFonts w:ascii="Symbol" w:hAnsi="Symbol" w:cs="Symbol" w:hint="default"/>
+      </w:rPr>
+    </w:lvl>
+    <w:lvl w:ilvl="4">
+      <w:start w:val="1"/>
+      <w:numFmt w:val="bullet"/>
+      <w:lvlText w:val="◦"/>
+      <w:lvlJc w:val="left"/>
+      <w:pPr>
+        <w:tabs>
+          <w:tab w:val="num" w:pos="2160"/>
+        </w:tabs>
+        <w:ind w:left="2160" w:hanging="360"/>
+      </w:pPr>
+      <w:rPr>
+        <w:rFonts w:ascii="OpenSymbol" w:hAnsi="OpenSymbol" w:cs="OpenSymbol" w:hint="default"/>
+      </w:rPr>
+    </w:lvl>
+    <w:lvl w:ilvl="5">
+      <w:start w:val="1"/>
+      <w:numFmt w:val="bullet"/>
+      <w:lvlText w:val="▪"/>
+      <w:lvlJc w:val="left"/>
+      <w:pPr>
+        <w:tabs>
+          <w:tab w:val="num" w:pos="2520"/>
+        </w:tabs>
+        <w:ind w:left="2520" w:hanging="360"/>
+      </w:pPr>
+      <w:rPr>
+        <w:rFonts w:ascii="OpenSymbol" w:hAnsi="OpenSymbol" w:cs="OpenSymbol" w:hint="default"/>
+      </w:rPr>
+    </w:lvl>
+    <w:lvl w:ilvl="6">
+      <w:start w:val="1"/>
+      <w:numFmt w:val="bullet"/>
+      <w:lvlText w:val=""/>
+      <w:lvlJc w:val="left"/>
+      <w:pPr>
+        <w:tabs>
+          <w:tab w:val="num" w:pos="2880"/>
+        </w:tabs>
+        <w:ind w:left="2880" w:hanging="360"/>
+      </w:pPr>
+      <w:rPr>
+        <w:rFonts w:ascii="Symbol" w:hAnsi="Symbol" w:cs="Symbol" w:hint="default"/>
+      </w:rPr>
+    </w:lvl>
+    <w:lvl w:ilvl="7">
+      <w:start w:val="1"/>
+      <w:numFmt w:val="bullet"/>
+      <w:lvlText w:val="◦"/>
+      <w:lvlJc w:val="left"/>
+      <w:pPr>
+        <w:tabs>
+          <w:tab w:val="num" w:pos="3240"/>
+        </w:tabs>
+        <w:ind w:left="3240" w:hanging="360"/>
+      </w:pPr>
+      <w:rPr>
+        <w:rFonts w:ascii="OpenSymbol" w:hAnsi="OpenSymbol" w:cs="OpenSymbol" w:hint="default"/>
+      </w:rPr>
+    </w:lvl>
+    <w:lvl w:ilvl="8">
+      <w:start w:val="1"/>
+      <w:numFmt w:val="bullet"/>
+      <w:lvlText w:val="▪"/>
+      <w:lvlJc w:val="left"/>
+      <w:pPr>
+        <w:tabs>
+          <w:tab w:val="num" w:pos="3600"/>
+        </w:tabs>
+        <w:ind w:left="3600" w:hanging="360"/>
+      </w:pPr>
+      <w:rPr>
+        <w:rFonts w:ascii="OpenSymbol" w:hAnsi="OpenSymbol" w:cs="OpenSymbol" w:hint="default"/>
+      </w:rPr>
+    </w:lvl>
+  </w:abstractNum>
+  <w:abstractNum w:abstractNumId="2">
+    <w:lvl w:ilvl="0">
+      <w:start w:val="1"/>
+      <w:numFmt w:val="bullet"/>
+      <w:lvlText w:val=""/>
+      <w:lvlJc w:val="left"/>
+      <w:pPr>
+        <w:tabs>
+          <w:tab w:val="num" w:pos="720"/>
+        </w:tabs>
+        <w:ind w:left="720" w:hanging="360"/>
+      </w:pPr>
+      <w:rPr>
+        <w:rFonts w:ascii="Symbol" w:hAnsi="Symbol" w:cs="Symbol" w:hint="default"/>
+      </w:rPr>
+    </w:lvl>
+    <w:lvl w:ilvl="1">
+      <w:start w:val="1"/>
+      <w:numFmt w:val="bullet"/>
+      <w:lvlText w:val="◦"/>
+      <w:lvlJc w:val="left"/>
+      <w:pPr>
+        <w:tabs>
+          <w:tab w:val="num" w:pos="1080"/>
+        </w:tabs>
+        <w:ind w:left="1080" w:hanging="360"/>
+      </w:pPr>
+      <w:rPr>
+        <w:rFonts w:ascii="OpenSymbol" w:hAnsi="OpenSymbol" w:cs="OpenSymbol" w:hint="default"/>
+      </w:rPr>
+    </w:lvl>
+    <w:lvl w:ilvl="2">
+      <w:start w:val="1"/>
+      <w:numFmt w:val="bullet"/>
+      <w:lvlText w:val="▪"/>
+      <w:lvlJc w:val="left"/>
+      <w:pPr>
+        <w:tabs>
+          <w:tab w:val="num" w:pos="1440"/>
+        </w:tabs>
+        <w:ind w:left="1440" w:hanging="360"/>
+      </w:pPr>
+      <w:rPr>
+        <w:rFonts w:ascii="OpenSymbol" w:hAnsi="OpenSymbol" w:cs="OpenSymbol" w:hint="default"/>
+      </w:rPr>
+    </w:lvl>
+    <w:lvl w:ilvl="3">
+      <w:start w:val="1"/>
+      <w:numFmt w:val="bullet"/>
+      <w:lvlText w:val=""/>
+      <w:lvlJc w:val="left"/>
+      <w:pPr>
+        <w:tabs>
+          <w:tab w:val="num" w:pos="1800"/>
+        </w:tabs>
+        <w:ind w:left="1800" w:hanging="360"/>
+      </w:pPr>
+      <w:rPr>
+        <w:rFonts w:ascii="Symbol" w:hAnsi="Symbol" w:cs="Symbol" w:hint="default"/>
+      </w:rPr>
+    </w:lvl>
+    <w:lvl w:ilvl="4">
+      <w:start w:val="1"/>
+      <w:numFmt w:val="bullet"/>
+      <w:lvlText w:val="◦"/>
+      <w:lvlJc w:val="left"/>
+      <w:pPr>
+        <w:tabs>
+          <w:tab w:val="num" w:pos="2160"/>
+        </w:tabs>
+        <w:ind w:left="2160" w:hanging="360"/>
+      </w:pPr>
+      <w:rPr>
+        <w:rFonts w:ascii="OpenSymbol" w:hAnsi="OpenSymbol" w:cs="OpenSymbol" w:hint="default"/>
+      </w:rPr>
+    </w:lvl>
+    <w:lvl w:ilvl="5">
+      <w:start w:val="1"/>
+      <w:numFmt w:val="bullet"/>
+      <w:lvlText w:val="▪"/>
+      <w:lvlJc w:val="left"/>
+      <w:pPr>
+        <w:tabs>
+          <w:tab w:val="num" w:pos="2520"/>
+        </w:tabs>
+        <w:ind w:left="2520" w:hanging="360"/>
+      </w:pPr>
+      <w:rPr>
+        <w:rFonts w:ascii="OpenSymbol" w:hAnsi="OpenSymbol" w:cs="OpenSymbol" w:hint="default"/>
+      </w:rPr>
+    </w:lvl>
+    <w:lvl w:ilvl="6">
+      <w:start w:val="1"/>
+      <w:numFmt w:val="bullet"/>
+      <w:lvlText w:val=""/>
+      <w:lvlJc w:val="left"/>
+      <w:pPr>
+        <w:tabs>
+          <w:tab w:val="num" w:pos="2880"/>
+        </w:tabs>
+        <w:ind w:left="2880" w:hanging="360"/>
+      </w:pPr>
+      <w:rPr>
+        <w:rFonts w:ascii="Symbol" w:hAnsi="Symbol" w:cs="Symbol" w:hint="default"/>
+      </w:rPr>
+    </w:lvl>
+    <w:lvl w:ilvl="7">
+      <w:start w:val="1"/>
+      <w:numFmt w:val="bullet"/>
+      <w:lvlText w:val="◦"/>
+      <w:lvlJc w:val="left"/>
+      <w:pPr>
+        <w:tabs>
+          <w:tab w:val="num" w:pos="3240"/>
+        </w:tabs>
+        <w:ind w:left="3240" w:hanging="360"/>
+      </w:pPr>
+      <w:rPr>
+        <w:rFonts w:ascii="OpenSymbol" w:hAnsi="OpenSymbol" w:cs="OpenSymbol" w:hint="default"/>
+      </w:rPr>
+    </w:lvl>
+    <w:lvl w:ilvl="8">
+      <w:start w:val="1"/>
+      <w:numFmt w:val="bullet"/>
+      <w:lvlText w:val="▪"/>
+      <w:lvlJc w:val="left"/>
+      <w:pPr>
+        <w:tabs>
+          <w:tab w:val="num" w:pos="3600"/>
+        </w:tabs>
+        <w:ind w:left="3600" w:hanging="360"/>
+      </w:pPr>
+      <w:rPr>
+        <w:rFonts w:ascii="OpenSymbol" w:hAnsi="OpenSymbol" w:cs="OpenSymbol" w:hint="default"/>
+      </w:rPr>
+    </w:lvl>
+  </w:abstractNum>
+  <w:abstractNum w:abstractNumId="3">
+    <w:lvl w:ilvl="0">
+      <w:start w:val="1"/>
+      <w:numFmt w:val="bullet"/>
+      <w:lvlText w:val=""/>
+      <w:lvlJc w:val="left"/>
+      <w:pPr>
+        <w:tabs>
+          <w:tab w:val="num" w:pos="720"/>
+        </w:tabs>
+        <w:ind w:left="720" w:hanging="360"/>
+      </w:pPr>
+      <w:rPr>
+        <w:rFonts w:ascii="Symbol" w:hAnsi="Symbol" w:cs="Symbol" w:hint="default"/>
+      </w:rPr>
+    </w:lvl>
+    <w:lvl w:ilvl="1">
+      <w:start w:val="1"/>
+      <w:numFmt w:val="bullet"/>
+      <w:lvlText w:val="◦"/>
+      <w:lvlJc w:val="left"/>
+      <w:pPr>
+        <w:tabs>
+          <w:tab w:val="num" w:pos="1080"/>
+        </w:tabs>
+        <w:ind w:left="1080" w:hanging="360"/>
+      </w:pPr>
+      <w:rPr>
+        <w:rFonts w:ascii="OpenSymbol" w:hAnsi="OpenSymbol" w:cs="OpenSymbol" w:hint="default"/>
+      </w:rPr>
+    </w:lvl>
+    <w:lvl w:ilvl="2">
+      <w:start w:val="1"/>
+      <w:numFmt w:val="bullet"/>
+      <w:lvlText w:val="▪"/>
+      <w:lvlJc w:val="left"/>
+      <w:pPr>
+        <w:tabs>
+          <w:tab w:val="num" w:pos="1440"/>
+        </w:tabs>
+        <w:ind w:left="1440" w:hanging="360"/>
+      </w:pPr>
+      <w:rPr>
+        <w:rFonts w:ascii="OpenSymbol" w:hAnsi="OpenSymbol" w:cs="OpenSymbol" w:hint="default"/>
+      </w:rPr>
+    </w:lvl>
+    <w:lvl w:ilvl="3">
+      <w:start w:val="1"/>
+      <w:numFmt w:val="bullet"/>
+      <w:lvlText w:val=""/>
+      <w:lvlJc w:val="left"/>
+      <w:pPr>
+        <w:tabs>
+          <w:tab w:val="num" w:pos="1800"/>
+        </w:tabs>
+        <w:ind w:left="1800" w:hanging="360"/>
+      </w:pPr>
+      <w:rPr>
+        <w:rFonts w:ascii="Symbol" w:hAnsi="Symbol" w:cs="Symbol" w:hint="default"/>
+      </w:rPr>
+    </w:lvl>
+    <w:lvl w:ilvl="4">
+      <w:start w:val="1"/>
+      <w:numFmt w:val="bullet"/>
+      <w:lvlText w:val="◦"/>
+      <w:lvlJc w:val="left"/>
+      <w:pPr>
+        <w:tabs>
+          <w:tab w:val="num" w:pos="2160"/>
+        </w:tabs>
+        <w:ind w:left="2160" w:hanging="360"/>
+      </w:pPr>
+      <w:rPr>
+        <w:rFonts w:ascii="OpenSymbol" w:hAnsi="OpenSymbol" w:cs="OpenSymbol" w:hint="default"/>
+      </w:rPr>
+    </w:lvl>
+    <w:lvl w:ilvl="5">
+      <w:start w:val="1"/>
+      <w:numFmt w:val="bullet"/>
+      <w:lvlText w:val="▪"/>
+      <w:lvlJc w:val="left"/>
+      <w:pPr>
+        <w:tabs>
+          <w:tab w:val="num" w:pos="2520"/>
+        </w:tabs>
+        <w:ind w:left="2520" w:hanging="360"/>
+      </w:pPr>
+      <w:rPr>
+        <w:rFonts w:ascii="OpenSymbol" w:hAnsi="OpenSymbol" w:cs="OpenSymbol" w:hint="default"/>
+      </w:rPr>
+    </w:lvl>
+    <w:lvl w:ilvl="6">
+      <w:start w:val="1"/>
+      <w:numFmt w:val="bullet"/>
+      <w:lvlText w:val=""/>
+      <w:lvlJc w:val="left"/>
+      <w:pPr>
+        <w:tabs>
+          <w:tab w:val="num" w:pos="2880"/>
+        </w:tabs>
+        <w:ind w:left="2880" w:hanging="360"/>
+      </w:pPr>
+      <w:rPr>
+        <w:rFonts w:ascii="Symbol" w:hAnsi="Symbol" w:cs="Symbol" w:hint="default"/>
+      </w:rPr>
+    </w:lvl>
+    <w:lvl w:ilvl="7">
+      <w:start w:val="1"/>
+      <w:numFmt w:val="bullet"/>
+      <w:lvlText w:val="◦"/>
+      <w:lvlJc w:val="left"/>
+      <w:pPr>
+        <w:tabs>
+          <w:tab w:val="num" w:pos="3240"/>
+        </w:tabs>
+        <w:ind w:left="3240" w:hanging="360"/>
+      </w:pPr>
+      <w:rPr>
+        <w:rFonts w:ascii="OpenSymbol" w:hAnsi="OpenSymbol" w:cs="OpenSymbol" w:hint="default"/>
+      </w:rPr>
+    </w:lvl>
+    <w:lvl w:ilvl="8">
+      <w:start w:val="1"/>
+      <w:numFmt w:val="bullet"/>
+      <w:lvlText w:val="▪"/>
+      <w:lvlJc w:val="left"/>
+      <w:pPr>
+        <w:tabs>
+          <w:tab w:val="num" w:pos="3600"/>
+        </w:tabs>
+        <w:ind w:left="3600" w:hanging="360"/>
+      </w:pPr>
+      <w:rPr>
+        <w:rFonts w:ascii="OpenSymbol" w:hAnsi="OpenSymbol" w:cs="OpenSymbol" w:hint="default"/>
+      </w:rPr>
+    </w:lvl>
+  </w:abstractNum>
+  <w:abstractNum w:abstractNumId="4">
+    <w:lvl w:ilvl="0">
+      <w:start w:val="1"/>
+      <w:numFmt w:val="none"/>
+      <w:suff w:val="nothing"/>
+      <w:lvlText w:val=""/>
+      <w:lvlJc w:val="left"/>
+      <w:pPr>
+        <w:tabs>
+          <w:tab w:val="num" w:pos="0"/>
+        </w:tabs>
+        <w:ind w:left="0" w:hanging="0"/>
+      </w:pPr>
+    </w:lvl>
+    <w:lvl w:ilvl="1">
+      <w:start w:val="1"/>
+      <w:numFmt w:val="none"/>
+      <w:suff w:val="nothing"/>
+      <w:lvlText w:val=""/>
+      <w:lvlJc w:val="left"/>
+      <w:pPr>
+        <w:tabs>
+          <w:tab w:val="num" w:pos="0"/>
+        </w:tabs>
+        <w:ind w:left="0" w:hanging="0"/>
+      </w:pPr>
+    </w:lvl>
+    <w:lvl w:ilvl="2">
+      <w:start w:val="1"/>
+      <w:numFmt w:val="none"/>
+      <w:suff w:val="nothing"/>
+      <w:lvlText w:val=""/>
+      <w:lvlJc w:val="left"/>
+      <w:pPr>
+        <w:tabs>
+          <w:tab w:val="num" w:pos="0"/>
+        </w:tabs>
+        <w:ind w:left="0" w:hanging="0"/>
+      </w:pPr>
+    </w:lvl>
+    <w:lvl w:ilvl="3">
+      <w:start w:val="1"/>
+      <w:numFmt w:val="none"/>
+      <w:suff w:val="nothing"/>
+      <w:lvlText w:val=""/>
+      <w:lvlJc w:val="left"/>
+      <w:pPr>
+        <w:tabs>
+          <w:tab w:val="num" w:pos="0"/>
+        </w:tabs>
+        <w:ind w:left="0" w:hanging="0"/>
+      </w:pPr>
+    </w:lvl>
+    <w:lvl w:ilvl="4">
+      <w:start w:val="1"/>
+      <w:numFmt w:val="none"/>
+      <w:suff w:val="nothing"/>
+      <w:lvlText w:val=""/>
+      <w:lvlJc w:val="left"/>
+      <w:pPr>
+        <w:tabs>
+          <w:tab w:val="num" w:pos="0"/>
+        </w:tabs>
+        <w:ind w:left="0" w:hanging="0"/>
+      </w:pPr>
+    </w:lvl>
+    <w:lvl w:ilvl="5">
+      <w:start w:val="1"/>
+      <w:numFmt w:val="none"/>
+      <w:suff w:val="nothing"/>
+      <w:lvlText w:val=""/>
+      <w:lvlJc w:val="left"/>
+      <w:pPr>
+        <w:tabs>
+          <w:tab w:val="num" w:pos="0"/>
+        </w:tabs>
+        <w:ind w:left="0" w:hanging="0"/>
+      </w:pPr>
+    </w:lvl>
+    <w:lvl w:ilvl="6">
+      <w:start w:val="1"/>
+      <w:numFmt w:val="none"/>
+      <w:suff w:val="nothing"/>
+      <w:lvlText w:val=""/>
+      <w:lvlJc w:val="left"/>
+      <w:pPr>
+        <w:tabs>
+          <w:tab w:val="num" w:pos="0"/>
+        </w:tabs>
+        <w:ind w:left="0" w:hanging="0"/>
+      </w:pPr>
+    </w:lvl>
+    <w:lvl w:ilvl="7">
+      <w:start w:val="1"/>
+      <w:numFmt w:val="none"/>
+      <w:suff w:val="nothing"/>
+      <w:lvlText w:val=""/>
+      <w:lvlJc w:val="left"/>
+      <w:pPr>
+        <w:tabs>
+          <w:tab w:val="num" w:pos="0"/>
+        </w:tabs>
+        <w:ind w:left="0" w:hanging="0"/>
+      </w:pPr>
+    </w:lvl>
+    <w:lvl w:ilvl="8">
+      <w:start w:val="1"/>
+      <w:numFmt w:val="none"/>
+      <w:suff w:val="nothing"/>
+      <w:lvlText w:val=""/>
+      <w:lvlJc w:val="left"/>
+      <w:pPr>
+        <w:tabs>
+          <w:tab w:val="num" w:pos="0"/>
+        </w:tabs>
+        <w:ind w:left="0" w:hanging="0"/>
+      </w:pPr>
+    </w:lvl>
+  </w:abstractNum>
+  <w:num w:numId="1">
+    <w:abstractNumId w:val="1"/>
+  </w:num>
+  <w:num w:numId="2">
+    <w:abstractNumId w:val="2"/>
+  </w:num>
+  <w:num w:numId="3">
+    <w:abstractNumId w:val="3"/>
+  </w:num>
+  <w:num w:numId="4">
+    <w:abstractNumId w:val="4"/>
+  </w:num>
+</w:numbering>
 </file>
 
 <file path=word/styles.xml><?xml version="1.0" encoding="utf-8"?>
@@ -1958,7 +2760,8 @@
       <w:widowControl/>
       <w:suppressAutoHyphens w:val="true"/>
       <w:bidi w:val="0"/>
-      <w:spacing w:lineRule="auto" w:line="259" w:before="0" w:after="160"/>
+      <w:spacing w:lineRule="auto" w:line="259" w:before="0" w:after="0"/>
+      <w:ind w:hanging="0" w:right="0"/>
       <w:jc w:val="left"/>
     </w:pPr>
     <w:rPr>
@@ -1968,6 +2771,23 @@
       <w:sz w:val="22"/>
       <w:szCs w:val="22"/>
       <w:lang w:val="en-US" w:eastAsia="en-US" w:bidi="ar-SA"/>
+    </w:rPr>
+  </w:style>
+  <w:style w:type="paragraph" w:styleId="Heading1">
+    <w:name w:val="Heading 1"/>
+    <w:basedOn w:val="Heading"/>
+    <w:next w:val="BodyText"/>
+    <w:qFormat/>
+    <w:pPr>
+      <w:spacing w:before="240" w:after="120"/>
+      <w:outlineLvl w:val="0"/>
+    </w:pPr>
+    <w:rPr>
+      <w:rFonts w:ascii="Liberation Serif" w:hAnsi="Liberation Serif" w:eastAsia="Cantarell" w:cs="Noto Sans Arabic"/>
+      <w:b/>
+      <w:bCs/>
+      <w:sz w:val="48"/>
+      <w:szCs w:val="48"/>
     </w:rPr>
   </w:style>
   <w:style w:type="paragraph" w:styleId="Heading2">
@@ -2088,6 +2908,11 @@
       <w:b/>
       <w:bCs/>
     </w:rPr>
+  </w:style>
+  <w:style w:type="character" w:styleId="NumberingSymbols">
+    <w:name w:val="Numbering Symbols"/>
+    <w:qFormat/>
+    <w:rPr/>
   </w:style>
   <w:style w:type="paragraph" w:styleId="Heading">
     <w:name w:val="Heading"/>

--- a/cv_guidia_sv.docx
+++ b/cv_guidia_sv.docx
@@ -8,11 +8,13 @@
         <w:widowControl w:val="false"/>
         <w:spacing w:before="0" w:after="160"/>
         <w:jc w:val="left"/>
-        <w:rPr/>
-      </w:pPr>
-      <w:r>
-        <w:rPr>
-          <w:rFonts w:cs="Segoe UI" w:ascii="Segoe UI" w:hAnsi="Segoe UI"/>
+        <w:rPr>
+          <w:rFonts w:ascii="Calibri" w:hAnsi="Calibri"/>
+        </w:rPr>
+      </w:pPr>
+      <w:r>
+        <w:rPr>
+          <w:rFonts w:cs="Segoe UI" w:ascii="Calibri" w:hAnsi="Calibri"/>
           <w:b/>
           <w:bCs/>
           <w:sz w:val="36"/>
@@ -23,7 +25,7 @@
       </w:r>
       <w:r>
         <w:rPr>
-          <w:rFonts w:cs="Segoe UI" w:ascii="Segoe UI" w:hAnsi="Segoe UI"/>
+          <w:rFonts w:cs="Segoe UI" w:ascii="Calibri" w:hAnsi="Calibri"/>
           <w:b/>
           <w:bCs/>
           <w:sz w:val="36"/>
@@ -39,13 +41,17 @@
         <w:spacing w:before="0" w:after="0"/>
         <w:ind w:hanging="0" w:right="0"/>
         <w:jc w:val="left"/>
-        <w:rPr/>
-      </w:pPr>
-      <w:r>
-        <w:rPr>
-          <w:rFonts w:cs="Segoe UI" w:ascii="Segoe UI" w:hAnsi="Segoe UI"/>
-          <w:sz w:val="18"/>
-          <w:szCs w:val="18"/>
+        <w:rPr>
+          <w:rFonts w:ascii="Calibri" w:hAnsi="Calibri"/>
+          <w:sz w:val="22"/>
+          <w:szCs w:val="22"/>
+        </w:rPr>
+      </w:pPr>
+      <w:r>
+        <w:rPr>
+          <w:rFonts w:cs="Segoe UI" w:ascii="Calibri" w:hAnsi="Calibri"/>
+          <w:sz w:val="22"/>
+          <w:szCs w:val="22"/>
         </w:rPr>
         <w:t>Cell phone: 312-262-8595</w:t>
       </w:r>
@@ -61,9 +67,9 @@
       </w:pPr>
       <w:r>
         <w:rPr>
-          <w:rFonts w:cs="Segoe UI" w:ascii="Segoe UI" w:hAnsi="Segoe UI"/>
-          <w:sz w:val="18"/>
-          <w:szCs w:val="18"/>
+          <w:rFonts w:cs="Segoe UI" w:ascii="Calibri" w:hAnsi="Calibri"/>
+          <w:sz w:val="22"/>
+          <w:szCs w:val="22"/>
         </w:rPr>
         <w:t xml:space="preserve">E-mail: </w:t>
       </w:r>
@@ -71,9 +77,9 @@
         <w:r>
           <w:rPr>
             <w:rStyle w:val="Hyperlink"/>
-            <w:rFonts w:cs="Segoe UI" w:ascii="Segoe UI" w:hAnsi="Segoe UI"/>
-            <w:sz w:val="18"/>
-            <w:szCs w:val="18"/>
+            <w:rFonts w:cs="Segoe UI" w:ascii="Calibri" w:hAnsi="Calibri"/>
+            <w:sz w:val="22"/>
+            <w:szCs w:val="22"/>
           </w:rPr>
           <w:t>sv.guidia@gmail.com</w:t>
         </w:r>
@@ -92,32 +98,108 @@
         <w:r>
           <w:rPr>
             <w:rStyle w:val="Hyperlink"/>
-            <w:rFonts w:cs="Segoe UI" w:ascii="Segoe UI" w:hAnsi="Segoe UI"/>
+            <w:rFonts w:cs="Segoe UI" w:ascii="Calibri" w:hAnsi="Calibri"/>
+            <w:b/>
+            <w:bCs/>
+            <w:sz w:val="22"/>
+            <w:szCs w:val="22"/>
+          </w:rPr>
+          <w:t>https://ww.linkedin.com/in/sv-guidia/</w:t>
+        </w:r>
+      </w:hyperlink>
+      <w:hyperlink r:id="rId4">
+        <w:r>
+          <w:rPr>
+            <w:rStyle w:val="Hyperlink"/>
+            <w:rFonts w:cs="Segoe UI" w:ascii="Calibri" w:hAnsi="Calibri"/>
             <w:b/>
             <w:bCs/>
             <w:sz w:val="18"/>
             <w:szCs w:val="18"/>
           </w:rPr>
-          <w:t>https://ww.linkedin.com/in/sv-guidia/</w:t>
+          <w:br/>
         </w:r>
       </w:hyperlink>
-      <w:r>
-        <w:rPr>
-          <w:rStyle w:val="Hyperlink"/>
-          <w:rFonts w:cs="Segoe UI" w:ascii="Segoe UI" w:hAnsi="Segoe UI"/>
+    </w:p>
+    <w:p>
+      <w:pPr>
+        <w:pStyle w:val="HorizontalLine"/>
+        <w:rPr/>
+      </w:pPr>
+      <w:r>
+        <w:rPr/>
+      </w:r>
+    </w:p>
+    <w:p>
+      <w:pPr>
+        <w:pStyle w:val="Normal"/>
+        <w:widowControl w:val="false"/>
+        <w:spacing w:before="0" w:after="0"/>
+        <w:ind w:hanging="0" w:right="0"/>
+        <w:jc w:val="left"/>
+        <w:rPr>
+          <w:rFonts w:ascii="Calibri" w:hAnsi="Calibri"/>
+        </w:rPr>
+      </w:pPr>
+      <w:r>
+        <w:rPr>
+          <w:rFonts w:ascii="Calibri" w:hAnsi="Calibri"/>
           <w:b/>
           <w:bCs/>
-          <w:sz w:val="18"/>
-          <w:szCs w:val="18"/>
+          <w:sz w:val="30"/>
+          <w:szCs w:val="30"/>
+          <w:u w:val="none"/>
+        </w:rPr>
+        <w:t>Summary</w:t>
+      </w:r>
+    </w:p>
+    <w:p>
+      <w:pPr>
+        <w:pStyle w:val="Normal"/>
+        <w:widowControl w:val="false"/>
+        <w:spacing w:before="0" w:after="0"/>
+        <w:ind w:hanging="0" w:right="0"/>
+        <w:jc w:val="left"/>
+        <w:rPr>
+          <w:rFonts w:ascii="Calibri" w:hAnsi="Calibri"/>
+        </w:rPr>
+      </w:pPr>
+      <w:r>
+        <w:rPr>
+          <w:rFonts w:ascii="Calibri" w:hAnsi="Calibri"/>
+          <w:b/>
+          <w:bCs/>
+          <w:sz w:val="30"/>
+          <w:szCs w:val="30"/>
+          <w:u w:val="none"/>
         </w:rPr>
         <w:br/>
       </w:r>
+      <w:r>
+        <w:rPr>
+          <w:rFonts w:ascii="Calibri" w:hAnsi="Calibri"/>
+        </w:rPr>
+        <w:t>I believe that development is an endless journey of self-improvement. My passion for technology and my aspiration to achieve the highest level of expertise in DevOps inspire and drive me every day. My goal is to deepen my knowledge and skills in this field as deeply as possible. I envision a future in DevOps as a transformative tool capable of reshaping business processes and enhancing software development, and I am committed to becoming an expert in this pivotal domain. In the world of DevOps, the possibilities are limitless, and I am ready to explore them to the fullest and contribute to the advancement of this innovative field.</w:t>
+        <w:br/>
+      </w:r>
+    </w:p>
+    <w:p>
+      <w:pPr>
+        <w:pStyle w:val="HorizontalLine"/>
+        <w:rPr/>
+      </w:pPr>
+      <w:r>
+        <w:rPr/>
+      </w:r>
     </w:p>
     <w:p>
       <w:pPr>
         <w:pStyle w:val="Normal"/>
         <w:rPr>
-          <w:rFonts w:ascii="Segoe UI" w:hAnsi="Segoe UI"/>
+          <w:rFonts w:ascii="Calibri" w:hAnsi="Calibri"/>
+          <w:sz w:val="30"/>
+          <w:szCs w:val="30"/>
+          <w:u w:val="none"/>
         </w:rPr>
       </w:pPr>
       <w:r>
@@ -128,7 +210,7 @@
               <wp:posOffset>6059805</wp:posOffset>
             </wp:positionH>
             <wp:positionV relativeFrom="paragraph">
-              <wp:posOffset>147955</wp:posOffset>
+              <wp:posOffset>267970</wp:posOffset>
             </wp:positionV>
             <wp:extent cx="499745" cy="412750"/>
             <wp:effectExtent l="0" t="0" r="0" b="0"/>
@@ -147,7 +229,7 @@
                     </pic:cNvPicPr>
                   </pic:nvPicPr>
                   <pic:blipFill>
-                    <a:blip r:embed="rId4"/>
+                    <a:blip r:embed="rId5"/>
                     <a:stretch>
                       <a:fillRect/>
                     </a:stretch>
@@ -169,52 +251,61 @@
       </w:r>
       <w:r>
         <w:rPr>
-          <w:rFonts w:cs="Segoe UI" w:ascii="Segoe UI" w:hAnsi="Segoe UI"/>
+          <w:rFonts w:cs="Segoe UI" w:ascii="Calibri" w:hAnsi="Calibri"/>
           <w:b/>
           <w:bCs/>
-          <w:sz w:val="28"/>
-          <w:szCs w:val="28"/>
-          <w:u w:val="single"/>
-        </w:rPr>
-        <w:t xml:space="preserve">Experience: </w:t>
-      </w:r>
-    </w:p>
-    <w:p>
-      <w:pPr>
-        <w:pStyle w:val="Artdeco-listitem"/>
-        <w:spacing w:beforeAutospacing="0" w:before="0" w:afterAutospacing="0" w:after="0"/>
-        <w:rPr>
-          <w:rFonts w:ascii="Segoe UI" w:hAnsi="Segoe UI"/>
-        </w:rPr>
-      </w:pPr>
-      <w:r>
-        <w:rPr>
-          <w:rFonts w:cs="Segoe UI" w:ascii="Segoe UI" w:hAnsi="Segoe UI"/>
+          <w:sz w:val="30"/>
+          <w:szCs w:val="30"/>
+          <w:u w:val="none"/>
+        </w:rPr>
+        <w:t>Experience</w:t>
+        <w:br/>
+      </w:r>
+    </w:p>
+    <w:p>
+      <w:pPr>
+        <w:pStyle w:val="Artdeco-listitem"/>
+        <w:spacing w:beforeAutospacing="0" w:before="0" w:afterAutospacing="0" w:after="0"/>
+        <w:rPr>
+          <w:rFonts w:ascii="Calibri" w:hAnsi="Calibri"/>
+          <w:sz w:val="22"/>
+          <w:szCs w:val="22"/>
+        </w:rPr>
+      </w:pPr>
+      <w:r>
+        <w:rPr>
+          <w:rFonts w:cs="Segoe UI" w:ascii="Calibri" w:hAnsi="Calibri"/>
           <w:b/>
           <w:bCs/>
+          <w:sz w:val="22"/>
+          <w:szCs w:val="22"/>
         </w:rPr>
         <w:t>Aug 2022 – Present</w:t>
       </w:r>
       <w:r>
         <w:rPr>
-          <w:rFonts w:cs="Segoe UI" w:ascii="Segoe UI" w:hAnsi="Segoe UI"/>
+          <w:rFonts w:cs="Segoe UI" w:ascii="Calibri" w:hAnsi="Calibri"/>
           <w:b w:val="false"/>
           <w:bCs w:val="false"/>
-        </w:rPr>
-        <w:t>, Transmission &amp; Distribution Services LLC, Chicago IL, USA</w:t>
-      </w:r>
-    </w:p>
-    <w:p>
-      <w:pPr>
-        <w:pStyle w:val="Artdeco-listitem"/>
-        <w:spacing w:beforeAutospacing="0" w:before="0" w:afterAutospacing="0" w:after="0"/>
-        <w:rPr/>
-      </w:pPr>
-      <w:r>
-        <w:rPr>
-          <w:rFonts w:cs="Segoe UI" w:ascii="Segoe UI" w:hAnsi="Segoe UI"/>
+          <w:sz w:val="22"/>
+          <w:szCs w:val="22"/>
+        </w:rPr>
+        <w:t>, Transmission &amp; Distribution Services LLC</w:t>
+      </w:r>
+    </w:p>
+    <w:p>
+      <w:pPr>
+        <w:pStyle w:val="Artdeco-listitem"/>
+        <w:spacing w:beforeAutospacing="0" w:before="0" w:afterAutospacing="0" w:after="0"/>
+        <w:rPr/>
+      </w:pPr>
+      <w:r>
+        <w:rPr>
+          <w:rFonts w:cs="Segoe UI" w:ascii="Calibri" w:hAnsi="Calibri"/>
           <w:b/>
           <w:bCs/>
+          <w:sz w:val="22"/>
+          <w:szCs w:val="22"/>
         </w:rPr>
         <w:br/>
         <w:t>Dec</w:t>
@@ -222,9 +313,11 @@
       <w:r>
         <w:rPr>
           <w:rStyle w:val="T-14"/>
-          <w:rFonts w:cs="Segoe UI" w:ascii="Segoe UI" w:hAnsi="Segoe UI"/>
+          <w:rFonts w:cs="Segoe UI" w:ascii="Calibri" w:hAnsi="Calibri"/>
           <w:b/>
           <w:bCs/>
+          <w:sz w:val="22"/>
+          <w:szCs w:val="22"/>
         </w:rPr>
         <w:t xml:space="preserve"> 2020 - Apr 2022</w:t>
       </w:r>
@@ -233,12 +326,12 @@
           <wp:anchor behindDoc="0" distT="0" distB="0" distL="0" distR="0" simplePos="0" locked="0" layoutInCell="0" allowOverlap="1" relativeHeight="6">
             <wp:simplePos x="0" y="0"/>
             <wp:positionH relativeFrom="column">
-              <wp:posOffset>5334635</wp:posOffset>
+              <wp:posOffset>5512435</wp:posOffset>
             </wp:positionH>
             <wp:positionV relativeFrom="paragraph">
               <wp:posOffset>156210</wp:posOffset>
             </wp:positionV>
-            <wp:extent cx="1299210" cy="367665"/>
+            <wp:extent cx="1121410" cy="317500"/>
             <wp:effectExtent l="0" t="0" r="0" b="0"/>
             <wp:wrapSquare wrapText="largest"/>
             <wp:docPr id="2" name="Image5" descr=""/>
@@ -255,7 +348,7 @@
                     </pic:cNvPicPr>
                   </pic:nvPicPr>
                   <pic:blipFill>
-                    <a:blip r:embed="rId5"/>
+                    <a:blip r:embed="rId6"/>
                     <a:stretch>
                       <a:fillRect/>
                     </a:stretch>
@@ -263,7 +356,7 @@
                   <pic:spPr bwMode="auto">
                     <a:xfrm>
                       <a:off x="0" y="0"/>
-                      <a:ext cx="1299210" cy="367665"/>
+                      <a:ext cx="1121410" cy="317500"/>
                     </a:xfrm>
                     <a:prstGeom prst="rect">
                       <a:avLst/>
@@ -278,7 +371,9 @@
       <w:r>
         <w:rPr>
           <w:rStyle w:val="T-14"/>
-          <w:rFonts w:cs="Segoe UI" w:ascii="Segoe UI" w:hAnsi="Segoe UI"/>
+          <w:rFonts w:cs="Segoe UI" w:ascii="Calibri" w:hAnsi="Calibri"/>
+          <w:sz w:val="22"/>
+          <w:szCs w:val="22"/>
         </w:rPr>
         <w:t>, Vladlink LLC</w:t>
       </w:r>
@@ -292,9 +387,11 @@
       <w:r>
         <w:rPr>
           <w:rStyle w:val="T-14"/>
-          <w:rFonts w:cs="Segoe UI" w:ascii="Segoe UI" w:hAnsi="Segoe UI"/>
+          <w:rFonts w:cs="Segoe UI" w:ascii="Calibri" w:hAnsi="Calibri"/>
           <w:b/>
           <w:bCs/>
+          <w:sz w:val="22"/>
+          <w:szCs w:val="22"/>
         </w:rPr>
         <w:t xml:space="preserve">DevOps Engineer  </w:t>
       </w:r>
@@ -313,9 +410,11 @@
       <w:r>
         <w:rPr>
           <w:rStyle w:val="T-14"/>
-          <w:rFonts w:cs="Segoe UI" w:ascii="Segoe UI" w:hAnsi="Segoe UI"/>
+          <w:rFonts w:cs="Segoe UI" w:ascii="Calibri" w:hAnsi="Calibri"/>
           <w:b w:val="false"/>
           <w:bCs w:val="false"/>
+          <w:sz w:val="22"/>
+          <w:szCs w:val="22"/>
         </w:rPr>
         <w:t>Developed both cloud-based and on-premises continuous integration (CI), continuous delivery (CD), and continuous deployment (CD) pipelines, accelerating the release time of new versions by 80%.</w:t>
       </w:r>
@@ -334,9 +433,11 @@
       <w:r>
         <w:rPr>
           <w:rStyle w:val="T-14"/>
-          <w:rFonts w:cs="Segoe UI" w:ascii="Segoe UI" w:hAnsi="Segoe UI"/>
+          <w:rFonts w:cs="Segoe UI" w:ascii="Calibri" w:hAnsi="Calibri"/>
           <w:b w:val="false"/>
           <w:bCs w:val="false"/>
+          <w:sz w:val="22"/>
+          <w:szCs w:val="22"/>
         </w:rPr>
         <w:t>Automated the assembly and deployment of applications, improving the efficiency of the development process at various stages such as Development, Staging, and Production.</w:t>
       </w:r>
@@ -355,9 +456,11 @@
       <w:r>
         <w:rPr>
           <w:rStyle w:val="T-14"/>
-          <w:rFonts w:cs="Segoe UI" w:ascii="Segoe UI" w:hAnsi="Segoe UI"/>
+          <w:rFonts w:cs="Segoe UI" w:ascii="Calibri" w:hAnsi="Calibri"/>
           <w:b w:val="false"/>
           <w:bCs w:val="false"/>
+          <w:sz w:val="22"/>
+          <w:szCs w:val="22"/>
         </w:rPr>
         <w:t>Experienced in designing and implementing container orchestration systems using Kubernetes via Terraform, which enabled infrastructure management as code (IaC).</w:t>
       </w:r>
@@ -376,9 +479,11 @@
       <w:r>
         <w:rPr>
           <w:rStyle w:val="T-14"/>
-          <w:rFonts w:cs="Segoe UI" w:ascii="Segoe UI" w:hAnsi="Segoe UI"/>
+          <w:rFonts w:cs="Segoe UI" w:ascii="Calibri" w:hAnsi="Calibri"/>
           <w:b w:val="false"/>
           <w:bCs w:val="false"/>
+          <w:sz w:val="22"/>
+          <w:szCs w:val="22"/>
         </w:rPr>
         <w:t>Developed reusable Terraform modules.</w:t>
       </w:r>
@@ -397,9 +502,11 @@
       <w:r>
         <w:rPr>
           <w:rStyle w:val="T-14"/>
-          <w:rFonts w:cs="Segoe UI" w:ascii="Segoe UI" w:hAnsi="Segoe UI"/>
+          <w:rFonts w:cs="Segoe UI" w:ascii="Calibri" w:hAnsi="Calibri"/>
           <w:b w:val="false"/>
           <w:bCs w:val="false"/>
+          <w:sz w:val="22"/>
+          <w:szCs w:val="22"/>
         </w:rPr>
         <w:t>Defined Docker images for microservices deployment in Kubernetes.</w:t>
       </w:r>
@@ -418,9 +525,11 @@
       <w:r>
         <w:rPr>
           <w:rStyle w:val="T-14"/>
-          <w:rFonts w:cs="Segoe UI" w:ascii="Segoe UI" w:hAnsi="Segoe UI"/>
+          <w:rFonts w:cs="Segoe UI" w:ascii="Calibri" w:hAnsi="Calibri"/>
           <w:b w:val="false"/>
           <w:bCs w:val="false"/>
+          <w:sz w:val="22"/>
+          <w:szCs w:val="22"/>
         </w:rPr>
         <w:t>Deployed containerized applications using Helm Charts in Kubernetes.</w:t>
       </w:r>
@@ -439,9 +548,11 @@
       <w:r>
         <w:rPr>
           <w:rStyle w:val="T-14"/>
-          <w:rFonts w:cs="Segoe UI" w:ascii="Segoe UI" w:hAnsi="Segoe UI"/>
+          <w:rFonts w:cs="Segoe UI" w:ascii="Calibri" w:hAnsi="Calibri"/>
           <w:b w:val="false"/>
           <w:bCs w:val="false"/>
+          <w:sz w:val="22"/>
+          <w:szCs w:val="22"/>
         </w:rPr>
         <w:t>Implemented and configured HashiCorp Vault in Kubernetes clusters for managing secrets and tokens across various environments, significantly enhancing security a few times and automating processes.</w:t>
       </w:r>
@@ -460,9 +571,11 @@
       <w:r>
         <w:rPr>
           <w:rStyle w:val="T-14"/>
-          <w:rFonts w:cs="Segoe UI" w:ascii="Segoe UI" w:hAnsi="Segoe UI"/>
+          <w:rFonts w:cs="Segoe UI" w:ascii="Calibri" w:hAnsi="Calibri"/>
           <w:b w:val="false"/>
           <w:bCs w:val="false"/>
+          <w:sz w:val="22"/>
+          <w:szCs w:val="22"/>
         </w:rPr>
         <w:t>Deployed Prometheus and Grafana for monitoring services, which enabled the early detection of potential failures and errors, increasing system durability by 64%.</w:t>
       </w:r>
@@ -481,9 +594,11 @@
       <w:r>
         <w:rPr>
           <w:rStyle w:val="T-14"/>
-          <w:rFonts w:cs="Segoe UI" w:ascii="Segoe UI" w:hAnsi="Segoe UI"/>
+          <w:rFonts w:cs="Segoe UI" w:ascii="Calibri" w:hAnsi="Calibri"/>
           <w:b w:val="false"/>
           <w:bCs w:val="false"/>
+          <w:sz w:val="22"/>
+          <w:szCs w:val="22"/>
         </w:rPr>
         <w:t>Integrated linting, functional tests, and performance tests to ensure code quality and efficiency, significantly reducing the incidence of bugs reaching production.</w:t>
       </w:r>
@@ -502,9 +617,11 @@
       <w:r>
         <w:rPr>
           <w:rStyle w:val="T-14"/>
-          <w:rFonts w:cs="Segoe UI" w:ascii="Segoe UI" w:hAnsi="Segoe UI"/>
+          <w:rFonts w:cs="Segoe UI" w:ascii="Calibri" w:hAnsi="Calibri"/>
           <w:b w:val="false"/>
           <w:bCs w:val="false"/>
+          <w:sz w:val="22"/>
+          <w:szCs w:val="22"/>
         </w:rPr>
         <w:t>Designed Docker images and pushed them to registries such as ECR, Docker Hub, and GitLab.</w:t>
       </w:r>
@@ -523,9 +640,11 @@
       <w:r>
         <w:rPr>
           <w:rStyle w:val="T-14"/>
-          <w:rFonts w:cs="Segoe UI" w:ascii="Segoe UI" w:hAnsi="Segoe UI"/>
+          <w:rFonts w:cs="Segoe UI" w:ascii="Calibri" w:hAnsi="Calibri"/>
           <w:b w:val="false"/>
           <w:bCs w:val="false"/>
+          <w:sz w:val="22"/>
+          <w:szCs w:val="22"/>
         </w:rPr>
         <w:t xml:space="preserve">Сreated and managed Kubernetes deployments to decompose monolithic applications into microservices, enhancing developer workflows, scalability, and speed optimization. </w:t>
       </w:r>
@@ -544,9 +663,11 @@
       <w:r>
         <w:rPr>
           <w:rStyle w:val="T-14"/>
-          <w:rFonts w:cs="Segoe UI" w:ascii="Segoe UI" w:hAnsi="Segoe UI"/>
+          <w:rFonts w:cs="Segoe UI" w:ascii="Calibri" w:hAnsi="Calibri"/>
           <w:b w:val="false"/>
           <w:bCs w:val="false"/>
+          <w:sz w:val="22"/>
+          <w:szCs w:val="22"/>
         </w:rPr>
         <w:t>Followed best practices for implementing infrastructure as code.</w:t>
       </w:r>
@@ -565,9 +686,11 @@
       <w:r>
         <w:rPr>
           <w:rStyle w:val="T-14"/>
-          <w:rFonts w:cs="Segoe UI" w:ascii="Segoe UI" w:hAnsi="Segoe UI"/>
+          <w:rFonts w:cs="Segoe UI" w:ascii="Calibri" w:hAnsi="Calibri"/>
           <w:b w:val="false"/>
           <w:bCs w:val="false"/>
+          <w:sz w:val="22"/>
+          <w:szCs w:val="22"/>
         </w:rPr>
         <w:t>Created and updated AWS AMI images using EC2 Image Builder.</w:t>
       </w:r>
@@ -586,9 +709,11 @@
       <w:r>
         <w:rPr>
           <w:rStyle w:val="T-14"/>
-          <w:rFonts w:cs="Segoe UI" w:ascii="Segoe UI" w:hAnsi="Segoe UI"/>
+          <w:rFonts w:cs="Segoe UI" w:ascii="Calibri" w:hAnsi="Calibri"/>
           <w:b w:val="false"/>
           <w:bCs w:val="false"/>
+          <w:sz w:val="22"/>
+          <w:szCs w:val="22"/>
         </w:rPr>
         <w:t>Proficient with AWS services including EC2, Elastic Beanstalk, Lambda, S3, DynamoDB, Managed DB, VPC, ALB, ASG, IAM, among others.</w:t>
       </w:r>
@@ -596,32 +721,58 @@
     <w:p>
       <w:pPr>
         <w:pStyle w:val="Artdeco-listitem"/>
-        <w:spacing w:beforeAutospacing="0" w:before="0" w:afterAutospacing="0" w:after="0"/>
-        <w:rPr>
-          <w:rStyle w:val="T-14"/>
-          <w:rFonts w:ascii="Segoe UI" w:hAnsi="Segoe UI" w:cs="Segoe UI"/>
+        <w:numPr>
+          <w:ilvl w:val="0"/>
+          <w:numId w:val="2"/>
+        </w:numPr>
+        <w:spacing w:beforeAutospacing="0" w:before="0" w:afterAutospacing="0" w:after="0"/>
+        <w:ind w:hanging="360" w:left="720" w:right="0"/>
+        <w:rPr/>
+      </w:pPr>
+      <w:r>
+        <w:rPr>
+          <w:rStyle w:val="T-14"/>
+          <w:rFonts w:cs="Segoe UI" w:ascii="Calibri" w:hAnsi="Calibri"/>
           <w:b w:val="false"/>
           <w:bCs w:val="false"/>
-        </w:rPr>
-      </w:pPr>
-      <w:r>
-        <w:rPr>
-          <w:rFonts w:cs="Segoe UI" w:ascii="Segoe UI" w:hAnsi="Segoe UI"/>
+          <w:sz w:val="22"/>
+          <w:szCs w:val="22"/>
+        </w:rPr>
+        <w:t>Troubleshoot and resolve issues related to infrastructure and applications.</w:t>
+      </w:r>
+    </w:p>
+    <w:p>
+      <w:pPr>
+        <w:pStyle w:val="Artdeco-listitem"/>
+        <w:spacing w:beforeAutospacing="0" w:before="0" w:afterAutospacing="0" w:after="0"/>
+        <w:rPr>
+          <w:rFonts w:ascii="Calibri" w:hAnsi="Calibri" w:cs="Segoe UI"/>
           <w:b w:val="false"/>
           <w:bCs w:val="false"/>
-        </w:rPr>
-      </w:r>
-    </w:p>
-    <w:p>
-      <w:pPr>
-        <w:pStyle w:val="Artdeco-listitem"/>
-        <w:spacing w:beforeAutospacing="0" w:before="0" w:afterAutospacing="0" w:after="0"/>
-        <w:rPr/>
-      </w:pPr>
-      <w:r>
-        <w:rPr>
-          <w:rStyle w:val="T-14"/>
-          <w:rFonts w:cs="Segoe UI" w:ascii="Segoe UI" w:hAnsi="Segoe UI"/>
+          <w:sz w:val="22"/>
+          <w:szCs w:val="22"/>
+        </w:rPr>
+      </w:pPr>
+      <w:r>
+        <w:rPr>
+          <w:rFonts w:cs="Segoe UI" w:ascii="Calibri" w:hAnsi="Calibri"/>
+          <w:b w:val="false"/>
+          <w:bCs w:val="false"/>
+          <w:sz w:val="22"/>
+          <w:szCs w:val="22"/>
+        </w:rPr>
+      </w:r>
+    </w:p>
+    <w:p>
+      <w:pPr>
+        <w:pStyle w:val="Artdeco-listitem"/>
+        <w:spacing w:beforeAutospacing="0" w:before="0" w:afterAutospacing="0" w:after="0"/>
+        <w:rPr/>
+      </w:pPr>
+      <w:r>
+        <w:rPr>
+          <w:rStyle w:val="T-14"/>
+          <w:rFonts w:cs="Segoe UI" w:ascii="Calibri" w:hAnsi="Calibri"/>
           <w:b/>
           <w:bCs/>
           <w:i w:val="false"/>
@@ -629,7 +780,8 @@
           <w:smallCaps w:val="false"/>
           <w:color w:val="000000"/>
           <w:spacing w:val="0"/>
-          <w:sz w:val="24"/>
+          <w:sz w:val="22"/>
+          <w:szCs w:val="22"/>
         </w:rPr>
         <w:t>Jul 2016 – Dec 2020</w:t>
       </w:r>
@@ -660,7 +812,7 @@
                     </pic:cNvPicPr>
                   </pic:nvPicPr>
                   <pic:blipFill>
-                    <a:blip r:embed="rId6"/>
+                    <a:blip r:embed="rId7"/>
                     <a:stretch>
                       <a:fillRect/>
                     </a:stretch>
@@ -683,7 +835,7 @@
       <w:r>
         <w:rPr>
           <w:rStyle w:val="T-14"/>
-          <w:rFonts w:cs="Segoe UI" w:ascii="Segoe UI" w:hAnsi="Segoe UI"/>
+          <w:rFonts w:cs="Segoe UI" w:ascii="Calibri" w:hAnsi="Calibri"/>
           <w:b w:val="false"/>
           <w:bCs w:val="false"/>
           <w:i w:val="false"/>
@@ -691,7 +843,8 @@
           <w:smallCaps w:val="false"/>
           <w:color w:val="000000"/>
           <w:spacing w:val="0"/>
-          <w:sz w:val="24"/>
+          <w:sz w:val="22"/>
+          <w:szCs w:val="22"/>
         </w:rPr>
         <w:t>, Unilab LLC</w:t>
       </w:r>
@@ -705,7 +858,7 @@
       <w:r>
         <w:rPr>
           <w:rStyle w:val="T-14"/>
-          <w:rFonts w:cs="Segoe UI" w:ascii="Segoe UI" w:hAnsi="Segoe UI"/>
+          <w:rFonts w:cs="Segoe UI" w:ascii="Calibri" w:hAnsi="Calibri"/>
           <w:b/>
           <w:bCs/>
           <w:i w:val="false"/>
@@ -713,7 +866,8 @@
           <w:smallCaps w:val="false"/>
           <w:color w:val="000000"/>
           <w:spacing w:val="0"/>
-          <w:sz w:val="24"/>
+          <w:sz w:val="22"/>
+          <w:szCs w:val="22"/>
         </w:rPr>
         <w:t>Senior System Administrator</w:t>
       </w:r>
@@ -732,7 +886,7 @@
       <w:r>
         <w:rPr>
           <w:rStyle w:val="T-14"/>
-          <w:rFonts w:cs="Segoe UI" w:ascii="Segoe UI" w:hAnsi="Segoe UI"/>
+          <w:rFonts w:cs="Segoe UI" w:ascii="Calibri" w:hAnsi="Calibri"/>
           <w:b w:val="false"/>
           <w:bCs w:val="false"/>
           <w:i w:val="false"/>
@@ -740,7 +894,8 @@
           <w:smallCaps w:val="false"/>
           <w:color w:val="000000"/>
           <w:spacing w:val="0"/>
-          <w:sz w:val="24"/>
+          <w:sz w:val="22"/>
+          <w:szCs w:val="22"/>
         </w:rPr>
         <w:t>Administration of company servers and services.</w:t>
       </w:r>
@@ -759,7 +914,7 @@
       <w:r>
         <w:rPr>
           <w:rStyle w:val="T-14"/>
-          <w:rFonts w:cs="Segoe UI" w:ascii="Segoe UI" w:hAnsi="Segoe UI"/>
+          <w:rFonts w:cs="Segoe UI" w:ascii="Calibri" w:hAnsi="Calibri"/>
           <w:b w:val="false"/>
           <w:bCs w:val="false"/>
           <w:i w:val="false"/>
@@ -767,7 +922,8 @@
           <w:smallCaps w:val="false"/>
           <w:color w:val="000000"/>
           <w:spacing w:val="0"/>
-          <w:sz w:val="24"/>
+          <w:sz w:val="22"/>
+          <w:szCs w:val="22"/>
         </w:rPr>
         <w:t>Administration of business applications.</w:t>
       </w:r>
@@ -786,7 +942,7 @@
       <w:r>
         <w:rPr>
           <w:rStyle w:val="T-14"/>
-          <w:rFonts w:cs="Segoe UI" w:ascii="Segoe UI" w:hAnsi="Segoe UI"/>
+          <w:rFonts w:cs="Segoe UI" w:ascii="Calibri" w:hAnsi="Calibri"/>
           <w:b w:val="false"/>
           <w:bCs w:val="false"/>
           <w:i w:val="false"/>
@@ -794,7 +950,8 @@
           <w:smallCaps w:val="false"/>
           <w:color w:val="000000"/>
           <w:spacing w:val="0"/>
-          <w:sz w:val="24"/>
+          <w:sz w:val="22"/>
+          <w:szCs w:val="22"/>
         </w:rPr>
         <w:t>Administration of network equipment.</w:t>
       </w:r>
@@ -813,7 +970,7 @@
       <w:r>
         <w:rPr>
           <w:rStyle w:val="T-14"/>
-          <w:rFonts w:cs="Segoe UI" w:ascii="Segoe UI" w:hAnsi="Segoe UI"/>
+          <w:rFonts w:cs="Segoe UI" w:ascii="Calibri" w:hAnsi="Calibri"/>
           <w:b w:val="false"/>
           <w:bCs w:val="false"/>
           <w:i w:val="false"/>
@@ -821,23 +978,27 @@
           <w:smallCaps w:val="false"/>
           <w:color w:val="000000"/>
           <w:spacing w:val="0"/>
-          <w:sz w:val="24"/>
+          <w:sz w:val="22"/>
+          <w:szCs w:val="22"/>
         </w:rPr>
         <w:t>Diagnosis and resolution of equipment operational issues.</w:t>
-        <w:br/>
-        <w:t>Skills:</w:t>
-      </w:r>
-    </w:p>
-    <w:p>
-      <w:pPr>
-        <w:pStyle w:val="Artdeco-listitem"/>
-        <w:spacing w:beforeAutospacing="0" w:before="0" w:afterAutospacing="0" w:after="0"/>
-        <w:rPr/>
-      </w:pPr>
-      <w:r>
-        <w:rPr>
-          <w:rStyle w:val="T-14"/>
-          <w:rFonts w:cs="Segoe UI" w:ascii="Segoe UI" w:hAnsi="Segoe UI"/>
+      </w:r>
+    </w:p>
+    <w:p>
+      <w:pPr>
+        <w:pStyle w:val="Artdeco-listitem"/>
+        <w:numPr>
+          <w:ilvl w:val="0"/>
+          <w:numId w:val="3"/>
+        </w:numPr>
+        <w:spacing w:beforeAutospacing="0" w:before="0" w:afterAutospacing="0" w:after="0"/>
+        <w:ind w:hanging="360" w:left="720" w:right="0"/>
+        <w:rPr/>
+      </w:pPr>
+      <w:r>
+        <w:rPr>
+          <w:rStyle w:val="T-14"/>
+          <w:rFonts w:cs="Segoe UI" w:ascii="Calibri" w:hAnsi="Calibri"/>
           <w:b w:val="false"/>
           <w:bCs w:val="false"/>
           <w:i w:val="false"/>
@@ -845,21 +1006,27 @@
           <w:smallCaps w:val="false"/>
           <w:color w:val="000000"/>
           <w:spacing w:val="0"/>
-          <w:sz w:val="24"/>
-        </w:rPr>
-        <w:t>Microsoft Server: AD DS, IIS, WSUS, RDS, DHCP, DNS.</w:t>
-      </w:r>
-    </w:p>
-    <w:p>
-      <w:pPr>
-        <w:pStyle w:val="Artdeco-listitem"/>
-        <w:spacing w:beforeAutospacing="0" w:before="0" w:afterAutospacing="0" w:after="0"/>
-        <w:rPr/>
-      </w:pPr>
-      <w:r>
-        <w:rPr>
-          <w:rStyle w:val="T-14"/>
-          <w:rFonts w:cs="Segoe UI" w:ascii="Segoe UI" w:hAnsi="Segoe UI"/>
+          <w:sz w:val="22"/>
+          <w:szCs w:val="22"/>
+        </w:rPr>
+        <w:t>Experience in Microsoft Server: AD DS, IIS, WSUS, RDS, DHCP, DNS.</w:t>
+      </w:r>
+    </w:p>
+    <w:p>
+      <w:pPr>
+        <w:pStyle w:val="Artdeco-listitem"/>
+        <w:numPr>
+          <w:ilvl w:val="0"/>
+          <w:numId w:val="3"/>
+        </w:numPr>
+        <w:spacing w:beforeAutospacing="0" w:before="0" w:afterAutospacing="0" w:after="0"/>
+        <w:ind w:hanging="360" w:left="720" w:right="0"/>
+        <w:rPr/>
+      </w:pPr>
+      <w:r>
+        <w:rPr>
+          <w:rStyle w:val="T-14"/>
+          <w:rFonts w:cs="Segoe UI" w:ascii="Calibri" w:hAnsi="Calibri"/>
           <w:b w:val="false"/>
           <w:bCs w:val="false"/>
           <w:i w:val="false"/>
@@ -867,7 +1034,8 @@
           <w:smallCaps w:val="false"/>
           <w:color w:val="000000"/>
           <w:spacing w:val="0"/>
-          <w:sz w:val="24"/>
+          <w:sz w:val="22"/>
+          <w:szCs w:val="22"/>
         </w:rPr>
         <w:t>Experience in administering databases: MS SQL 2017, 1C 8.x cluster administration.</w:t>
       </w:r>
@@ -875,14 +1043,18 @@
     <w:p>
       <w:pPr>
         <w:pStyle w:val="Artdeco-listitem"/>
-        <w:spacing w:beforeAutospacing="0" w:before="0" w:afterAutospacing="0" w:after="0"/>
-        <w:ind w:hanging="0" w:right="0"/>
-        <w:rPr/>
-      </w:pPr>
-      <w:r>
-        <w:rPr>
-          <w:rStyle w:val="T-14"/>
-          <w:rFonts w:cs="Segoe UI" w:ascii="Segoe UI" w:hAnsi="Segoe UI"/>
+        <w:numPr>
+          <w:ilvl w:val="0"/>
+          <w:numId w:val="3"/>
+        </w:numPr>
+        <w:spacing w:beforeAutospacing="0" w:before="0" w:afterAutospacing="0" w:after="0"/>
+        <w:ind w:hanging="360" w:left="720" w:right="0"/>
+        <w:rPr/>
+      </w:pPr>
+      <w:r>
+        <w:rPr>
+          <w:rStyle w:val="T-14"/>
+          <w:rFonts w:cs="Segoe UI" w:ascii="Calibri" w:hAnsi="Calibri"/>
           <w:b w:val="false"/>
           <w:bCs w:val="false"/>
           <w:i w:val="false"/>
@@ -890,7 +1062,8 @@
           <w:smallCaps w:val="false"/>
           <w:color w:val="000000"/>
           <w:spacing w:val="0"/>
-          <w:sz w:val="24"/>
+          <w:sz w:val="22"/>
+          <w:szCs w:val="22"/>
         </w:rPr>
         <w:t>Microsoft Hyper-V virtualization administration.</w:t>
       </w:r>
@@ -898,13 +1071,18 @@
     <w:p>
       <w:pPr>
         <w:pStyle w:val="Artdeco-listitem"/>
-        <w:spacing w:beforeAutospacing="0" w:before="0" w:afterAutospacing="0" w:after="0"/>
-        <w:rPr/>
-      </w:pPr>
-      <w:r>
-        <w:rPr>
-          <w:rStyle w:val="T-14"/>
-          <w:rFonts w:cs="Segoe UI" w:ascii="Segoe UI" w:hAnsi="Segoe UI"/>
+        <w:numPr>
+          <w:ilvl w:val="0"/>
+          <w:numId w:val="3"/>
+        </w:numPr>
+        <w:spacing w:beforeAutospacing="0" w:before="0" w:afterAutospacing="0" w:after="0"/>
+        <w:ind w:hanging="360" w:left="720" w:right="0"/>
+        <w:rPr/>
+      </w:pPr>
+      <w:r>
+        <w:rPr>
+          <w:rStyle w:val="T-14"/>
+          <w:rFonts w:cs="Segoe UI" w:ascii="Calibri" w:hAnsi="Calibri"/>
           <w:b w:val="false"/>
           <w:bCs w:val="false"/>
           <w:i w:val="false"/>
@@ -912,7 +1090,8 @@
           <w:smallCaps w:val="false"/>
           <w:color w:val="000000"/>
           <w:spacing w:val="0"/>
-          <w:sz w:val="24"/>
+          <w:sz w:val="22"/>
+          <w:szCs w:val="22"/>
         </w:rPr>
         <w:t>Exchange administration.</w:t>
       </w:r>
@@ -920,13 +1099,18 @@
     <w:p>
       <w:pPr>
         <w:pStyle w:val="Artdeco-listitem"/>
-        <w:spacing w:beforeAutospacing="0" w:before="0" w:afterAutospacing="0" w:after="0"/>
-        <w:rPr/>
-      </w:pPr>
-      <w:r>
-        <w:rPr>
-          <w:rStyle w:val="T-14"/>
-          <w:rFonts w:cs="Segoe UI" w:ascii="Segoe UI" w:hAnsi="Segoe UI"/>
+        <w:numPr>
+          <w:ilvl w:val="0"/>
+          <w:numId w:val="3"/>
+        </w:numPr>
+        <w:spacing w:beforeAutospacing="0" w:before="0" w:afterAutospacing="0" w:after="0"/>
+        <w:ind w:hanging="360" w:left="720" w:right="0"/>
+        <w:rPr/>
+      </w:pPr>
+      <w:r>
+        <w:rPr>
+          <w:rStyle w:val="T-14"/>
+          <w:rFonts w:cs="Segoe UI" w:ascii="Calibri" w:hAnsi="Calibri"/>
           <w:b w:val="false"/>
           <w:bCs w:val="false"/>
           <w:i w:val="false"/>
@@ -934,29 +1118,8 @@
           <w:smallCaps w:val="false"/>
           <w:color w:val="000000"/>
           <w:spacing w:val="0"/>
-          <w:sz w:val="24"/>
-        </w:rPr>
-        <w:t>Database administration: Oracle.</w:t>
-      </w:r>
-    </w:p>
-    <w:p>
-      <w:pPr>
-        <w:pStyle w:val="Artdeco-listitem"/>
-        <w:spacing w:beforeAutospacing="0" w:before="0" w:afterAutospacing="0" w:after="0"/>
-        <w:rPr/>
-      </w:pPr>
-      <w:r>
-        <w:rPr>
-          <w:rStyle w:val="T-14"/>
-          <w:rFonts w:cs="Segoe UI" w:ascii="Segoe UI" w:hAnsi="Segoe UI"/>
-          <w:b w:val="false"/>
-          <w:bCs w:val="false"/>
-          <w:i w:val="false"/>
-          <w:caps w:val="false"/>
-          <w:smallCaps w:val="false"/>
-          <w:color w:val="000000"/>
-          <w:spacing w:val="0"/>
-          <w:sz w:val="24"/>
+          <w:sz w:val="22"/>
+          <w:szCs w:val="22"/>
         </w:rPr>
         <w:t>Monitoring with Zabbix.</w:t>
       </w:r>
@@ -965,40 +1128,21 @@
       <w:pPr>
         <w:pStyle w:val="Artdeco-listitem"/>
         <w:spacing w:beforeAutospacing="0" w:before="0" w:afterAutospacing="0" w:after="0"/>
-        <w:rPr/>
-      </w:pPr>
-      <w:r>
-        <w:rPr>
-          <w:rStyle w:val="T-14"/>
-          <w:rFonts w:cs="Segoe UI" w:ascii="Segoe UI" w:hAnsi="Segoe UI"/>
-          <w:b w:val="false"/>
-          <w:bCs w:val="false"/>
-          <w:i w:val="false"/>
-          <w:caps w:val="false"/>
-          <w:smallCaps w:val="false"/>
-          <w:color w:val="000000"/>
-          <w:spacing w:val="0"/>
-          <w:sz w:val="24"/>
-        </w:rPr>
-        <w:t>IP telephony with Asterisk (FreePBX).</w:t>
-      </w:r>
-    </w:p>
-    <w:p>
-      <w:pPr>
-        <w:pStyle w:val="Artdeco-listitem"/>
-        <w:spacing w:beforeAutospacing="0" w:before="0" w:afterAutospacing="0" w:after="0"/>
-        <w:rPr>
-          <w:rStyle w:val="T-14"/>
-          <w:rFonts w:ascii="Segoe UI" w:hAnsi="Segoe UI" w:cs="Segoe UI"/>
+        <w:rPr>
+          <w:rFonts w:ascii="Calibri" w:hAnsi="Calibri" w:cs="Segoe UI"/>
           <w:b/>
           <w:bCs/>
-        </w:rPr>
-      </w:pPr>
-      <w:r>
-        <w:rPr>
-          <w:rFonts w:cs="Segoe UI" w:ascii="Segoe UI" w:hAnsi="Segoe UI"/>
+          <w:sz w:val="22"/>
+          <w:szCs w:val="22"/>
+        </w:rPr>
+      </w:pPr>
+      <w:r>
+        <w:rPr>
+          <w:rFonts w:cs="Segoe UI" w:ascii="Calibri" w:hAnsi="Calibri"/>
           <w:b/>
           <w:bCs/>
+          <w:sz w:val="22"/>
+          <w:szCs w:val="22"/>
         </w:rPr>
       </w:r>
     </w:p>
@@ -1007,19 +1151,16 @@
         <w:pStyle w:val="Artdeco-listitem"/>
         <w:spacing w:beforeAutospacing="0" w:before="0" w:afterAutospacing="0" w:after="0"/>
         <w:ind w:hanging="0" w:right="0"/>
-        <w:rPr>
-          <w:rStyle w:val="T-14"/>
-          <w:rFonts w:ascii="Segoe UI" w:hAnsi="Segoe UI" w:cs="Segoe UI"/>
+        <w:rPr/>
+      </w:pPr>
+      <w:r>
+        <w:rPr>
+          <w:rStyle w:val="T-14"/>
+          <w:rFonts w:cs="Segoe UI" w:ascii="Calibri" w:hAnsi="Calibri"/>
           <w:b/>
           <w:bCs/>
-        </w:rPr>
-      </w:pPr>
-      <w:r>
-        <w:rPr>
-          <w:rStyle w:val="T-14"/>
-          <w:rFonts w:cs="Segoe UI" w:ascii="Segoe UI" w:hAnsi="Segoe UI"/>
-          <w:b/>
-          <w:bCs/>
+          <w:sz w:val="22"/>
+          <w:szCs w:val="22"/>
         </w:rPr>
         <w:t>Oct 2013 - Jul 2016</w:t>
       </w:r>
@@ -1050,7 +1191,7 @@
                     </pic:cNvPicPr>
                   </pic:nvPicPr>
                   <pic:blipFill>
-                    <a:blip r:embed="rId7"/>
+                    <a:blip r:embed="rId8"/>
                     <a:srcRect l="0" t="0" r="0" b="8440"/>
                     <a:stretch>
                       <a:fillRect/>
@@ -1074,7 +1215,9 @@
       <w:r>
         <w:rPr>
           <w:rStyle w:val="T-14"/>
-          <w:rFonts w:cs="Segoe UI" w:ascii="Segoe UI" w:hAnsi="Segoe UI"/>
+          <w:rFonts w:cs="Segoe UI" w:ascii="Calibri" w:hAnsi="Calibri"/>
+          <w:sz w:val="22"/>
+          <w:szCs w:val="22"/>
         </w:rPr>
         <w:t>, Far Eastern Federal University</w:t>
       </w:r>
@@ -1085,38 +1228,38 @@
         <w:spacing w:beforeAutospacing="0" w:before="0" w:afterAutospacing="0" w:after="0"/>
         <w:ind w:hanging="0" w:right="0"/>
         <w:rPr>
-          <w:rStyle w:val="T-14"/>
-          <w:rFonts w:ascii="Segoe UI" w:hAnsi="Segoe UI" w:cs="Segoe UI"/>
-        </w:rPr>
-      </w:pPr>
-      <w:r>
-        <w:rPr>
-          <w:rFonts w:cs="Segoe UI" w:ascii="Segoe UI" w:hAnsi="Segoe UI"/>
+          <w:rFonts w:ascii="Calibri" w:hAnsi="Calibri"/>
+          <w:sz w:val="22"/>
+          <w:szCs w:val="22"/>
+        </w:rPr>
+      </w:pPr>
+      <w:r>
+        <w:rPr>
+          <w:rFonts w:cs="Segoe UI" w:ascii="Calibri" w:hAnsi="Calibri"/>
           <w:b/>
           <w:bCs/>
+          <w:sz w:val="22"/>
+          <w:szCs w:val="22"/>
         </w:rPr>
         <w:t xml:space="preserve">Lead Engineer: </w:t>
       </w:r>
       <w:r>
         <w:rPr>
-          <w:rFonts w:cs="Segoe UI" w:ascii="Segoe UI" w:hAnsi="Segoe UI"/>
+          <w:rFonts w:cs="Segoe UI" w:ascii="Calibri" w:hAnsi="Calibri"/>
+          <w:sz w:val="22"/>
+          <w:szCs w:val="22"/>
         </w:rPr>
         <w:t xml:space="preserve">Own Tier II Data Center, Genesys call center, SAP Medical Information System, Laboratory information system 1C: LIS, PACS Image archiving and transmission system, PERCO Building security management system, including control of electronic locks and video surveillance, Integrated television reception system, Telemedicine system, Website of the medical center </w:t>
       </w:r>
     </w:p>
     <w:p>
       <w:pPr>
-        <w:pStyle w:val="Artdeco-listitem"/>
-        <w:spacing w:beforeAutospacing="0" w:before="0" w:afterAutospacing="0" w:after="0"/>
-        <w:rPr>
-          <w:rStyle w:val="T-14"/>
-          <w:rFonts w:ascii="Segoe UI" w:hAnsi="Segoe UI" w:cs="Segoe UI"/>
-        </w:rPr>
-      </w:pPr>
-      <w:r>
-        <w:rPr>
-          <w:rFonts w:cs="Segoe UI" w:ascii="Segoe UI" w:hAnsi="Segoe UI"/>
-        </w:rPr>
+        <w:pStyle w:val="HorizontalLine"/>
+        <w:rPr/>
+      </w:pPr>
+      <w:r>
+        <w:rPr/>
+        <w:br/>
       </w:r>
     </w:p>
     <w:p>
@@ -1129,13 +1272,13 @@
       <w:r>
         <w:rPr>
           <w:rStyle w:val="T-14"/>
-          <w:rFonts w:cs="Segoe UI" w:ascii="Segoe UI" w:hAnsi="Segoe UI"/>
+          <w:rFonts w:cs="Segoe UI" w:ascii="Calibri" w:hAnsi="Calibri"/>
           <w:b/>
           <w:bCs/>
-          <w:sz w:val="28"/>
-          <w:szCs w:val="28"/>
-        </w:rPr>
-        <w:t>Education:</w:t>
+          <w:sz w:val="30"/>
+          <w:szCs w:val="30"/>
+        </w:rPr>
+        <w:t>Education</w:t>
       </w:r>
     </w:p>
     <w:p>
@@ -1145,40 +1288,15 @@
         <w:ind w:hanging="0" w:right="0"/>
         <w:rPr>
           <w:rStyle w:val="T-14"/>
-          <w:rFonts w:ascii="Segoe UI" w:hAnsi="Segoe UI" w:cs="Segoe UI"/>
-        </w:rPr>
-      </w:pPr>
-      <w:r>
-        <w:rPr>
-          <w:rStyle w:val="T-14"/>
-          <w:rFonts w:cs="Segoe UI" w:ascii="Segoe UI" w:hAnsi="Segoe UI"/>
+          <w:rFonts w:ascii="Calibri" w:hAnsi="Calibri" w:cs="Segoe UI"/>
           <w:b/>
           <w:bCs/>
-        </w:rPr>
-        <w:t>2004-2009</w:t>
-      </w:r>
-      <w:r>
-        <w:rPr>
-          <w:rStyle w:val="T-14"/>
-          <w:rFonts w:cs="Segoe UI" w:ascii="Segoe UI" w:hAnsi="Segoe UI"/>
-        </w:rPr>
-        <w:tab/>
-        <w:t xml:space="preserve"> Bachelor degree and Master degree in Computer Engineering. Speciality “Computers, Complexes, System and Networks”, Far Eastern State Technical University, Russian</w:t>
-      </w:r>
-    </w:p>
-    <w:p>
-      <w:pPr>
-        <w:pStyle w:val="Artdeco-listitem"/>
-        <w:spacing w:beforeAutospacing="0" w:before="0" w:afterAutospacing="0" w:after="0"/>
-        <w:rPr>
-          <w:rStyle w:val="T-14"/>
-          <w:rFonts w:ascii="Segoe UI" w:hAnsi="Segoe UI" w:cs="Segoe UI"/>
-        </w:rPr>
-      </w:pPr>
-      <w:r>
-        <w:rPr>
-          <w:rFonts w:cs="Segoe UI" w:ascii="Segoe UI" w:hAnsi="Segoe UI"/>
-        </w:rPr>
+          <w:sz w:val="30"/>
+          <w:szCs w:val="30"/>
+        </w:rPr>
+      </w:pPr>
+      <w:r>
+        <w:rPr/>
       </w:r>
     </w:p>
     <w:p>
@@ -1191,32 +1309,192 @@
       <w:r>
         <w:rPr>
           <w:rStyle w:val="T-14"/>
-          <w:rFonts w:cs="Segoe UI" w:ascii="Segoe UI" w:hAnsi="Segoe UI"/>
+          <w:rFonts w:cs="Segoe UI" w:ascii="Calibri" w:hAnsi="Calibri"/>
           <w:b/>
           <w:bCs/>
-          <w:sz w:val="28"/>
-          <w:szCs w:val="28"/>
+          <w:sz w:val="22"/>
+          <w:szCs w:val="22"/>
+        </w:rPr>
+        <w:t>2004-200</w:t>
+      </w:r>
+      <w:r>
+        <w:rPr>
+          <w:rStyle w:val="T-14"/>
+          <w:rFonts w:cs="Segoe UI" w:ascii="Calibri" w:hAnsi="Calibri"/>
+          <w:b/>
+          <w:bCs/>
+          <w:sz w:val="22"/>
+          <w:szCs w:val="22"/>
+        </w:rPr>
+        <w:t xml:space="preserve">9 - </w:t>
+      </w:r>
+      <w:r>
+        <w:rPr>
+          <w:rStyle w:val="T-14"/>
+          <w:rFonts w:cs="Segoe UI" w:ascii="Calibri" w:hAnsi="Calibri"/>
+          <w:sz w:val="22"/>
+          <w:szCs w:val="22"/>
+        </w:rPr>
+        <w:t xml:space="preserve">Bachelor degree and Master degree in Computer Engineering. Speciality “Computers, Complexes, System and Networks”, </w:t>
+      </w:r>
+      <w:r>
+        <w:rPr>
+          <w:rStyle w:val="T-14"/>
+          <w:rFonts w:cs="Segoe UI" w:ascii="Calibri" w:hAnsi="Calibri"/>
+          <w:b/>
+          <w:bCs/>
+          <w:sz w:val="22"/>
+          <w:szCs w:val="22"/>
+        </w:rPr>
+        <w:t>Far Eastern State Technical University</w:t>
+      </w:r>
+    </w:p>
+    <w:p>
+      <w:pPr>
+        <w:pStyle w:val="HorizontalLine"/>
+        <w:rPr/>
+      </w:pPr>
+      <w:r>
+        <w:rPr/>
+        <w:br/>
+      </w:r>
+    </w:p>
+    <w:p>
+      <w:pPr>
+        <w:pStyle w:val="Artdeco-listitem"/>
+        <w:spacing w:beforeAutospacing="0" w:before="0" w:afterAutospacing="0" w:after="0"/>
+        <w:ind w:hanging="0" w:right="0"/>
+        <w:rPr/>
+      </w:pPr>
+      <w:r>
+        <w:rPr>
+          <w:rStyle w:val="T-14"/>
+          <w:rFonts w:cs="Segoe UI" w:ascii="Calibri" w:hAnsi="Calibri"/>
+          <w:b/>
+          <w:bCs/>
+          <w:sz w:val="30"/>
+          <w:szCs w:val="30"/>
           <w:u w:val="single"/>
         </w:rPr>
-        <w:t>IT Certifications:</w:t>
-      </w:r>
-    </w:p>
-    <w:p>
-      <w:pPr>
-        <w:pStyle w:val="Artdeco-listitem"/>
-        <w:spacing w:beforeAutospacing="0" w:before="0" w:afterAutospacing="0" w:after="0"/>
-        <w:rPr>
-          <w:rFonts w:ascii="Segoe UI" w:hAnsi="Segoe UI" w:cs="Segoe UI"/>
-          <w:sz w:val="24"/>
-          <w:szCs w:val="24"/>
-        </w:rPr>
-      </w:pPr>
-      <w:r>
-        <w:rPr>
-          <w:rFonts w:cs="Segoe UI" w:ascii="Segoe UI" w:hAnsi="Segoe UI"/>
-          <w:sz w:val="24"/>
-          <w:szCs w:val="24"/>
-        </w:rPr>
+        <w:t>Skills</w:t>
+      </w:r>
+    </w:p>
+    <w:p>
+      <w:pPr>
+        <w:pStyle w:val="Artdeco-listitem"/>
+        <w:spacing w:beforeAutospacing="0" w:before="0" w:afterAutospacing="0" w:after="0"/>
+        <w:ind w:hanging="0" w:right="0"/>
+        <w:rPr>
+          <w:rStyle w:val="T-14"/>
+          <w:rFonts w:ascii="Calibri" w:hAnsi="Calibri" w:cs="Segoe UI"/>
+          <w:b/>
+          <w:bCs/>
+          <w:sz w:val="30"/>
+          <w:szCs w:val="30"/>
+          <w:u w:val="single"/>
+        </w:rPr>
+      </w:pPr>
+      <w:r>
+        <w:rPr/>
+      </w:r>
+    </w:p>
+    <w:p>
+      <w:pPr>
+        <w:pStyle w:val="Artdeco-listitem"/>
+        <w:spacing w:beforeAutospacing="0" w:before="0" w:afterAutospacing="0" w:after="0"/>
+        <w:ind w:hanging="0" w:right="0"/>
+        <w:rPr/>
+      </w:pPr>
+      <w:r>
+        <w:rPr>
+          <w:rStyle w:val="T-14"/>
+          <w:rFonts w:cs="Segoe UI" w:ascii="Calibri" w:hAnsi="Calibri"/>
+          <w:b w:val="false"/>
+          <w:bCs w:val="false"/>
+          <w:sz w:val="22"/>
+          <w:szCs w:val="22"/>
+          <w:u w:val="single"/>
+        </w:rPr>
+        <w:t>Pipeline CI/CD, Docker, Kubernetes, Helm, Terraform, modules Terraform, Argo CD, Jenkins, Ansible, Python, Bash, Linux, Git, Database, Prometheus, Grafana, AWS, EC2, Lambda, VPC,</w:t>
+      </w:r>
+      <w:r>
+        <w:rPr>
+          <w:rStyle w:val="T-14"/>
+          <w:rFonts w:cs="Segoe UI" w:ascii="Calibri" w:hAnsi="Calibri"/>
+          <w:b w:val="false"/>
+          <w:bCs w:val="false"/>
+          <w:sz w:val="22"/>
+          <w:szCs w:val="22"/>
+          <w:u w:val="single"/>
+        </w:rPr>
+        <w:t xml:space="preserve"> Elastic Beanstalk, S3, DynamoDB, Managed DB, ALB, ASG, IAM, ACL, Security groups.</w:t>
+      </w:r>
+    </w:p>
+    <w:p>
+      <w:pPr>
+        <w:pStyle w:val="Artdeco-listitem"/>
+        <w:spacing w:beforeAutospacing="0" w:before="0" w:afterAutospacing="0" w:after="0"/>
+        <w:ind w:hanging="0" w:right="0"/>
+        <w:rPr>
+          <w:rStyle w:val="T-14"/>
+          <w:rFonts w:ascii="Calibri" w:hAnsi="Calibri" w:cs="Segoe UI"/>
+          <w:b/>
+          <w:bCs/>
+          <w:sz w:val="30"/>
+          <w:szCs w:val="30"/>
+          <w:u w:val="single"/>
+        </w:rPr>
+      </w:pPr>
+      <w:r>
+        <w:rPr/>
+      </w:r>
+    </w:p>
+    <w:p>
+      <w:pPr>
+        <w:pStyle w:val="HorizontalLine"/>
+        <w:rPr/>
+      </w:pPr>
+      <w:r>
+        <w:rPr/>
+      </w:r>
+    </w:p>
+    <w:p>
+      <w:pPr>
+        <w:pStyle w:val="Artdeco-listitem"/>
+        <w:spacing w:beforeAutospacing="0" w:before="0" w:afterAutospacing="0" w:after="0"/>
+        <w:ind w:hanging="0" w:right="0"/>
+        <w:rPr/>
+      </w:pPr>
+      <w:r>
+        <w:rPr>
+          <w:rStyle w:val="T-14"/>
+          <w:rFonts w:cs="Segoe UI" w:ascii="Calibri" w:hAnsi="Calibri"/>
+          <w:b/>
+          <w:bCs/>
+          <w:sz w:val="30"/>
+          <w:szCs w:val="30"/>
+          <w:u w:val="single"/>
+        </w:rPr>
+        <w:t>Certifications</w:t>
+      </w:r>
+    </w:p>
+    <w:p>
+      <w:pPr>
+        <w:pStyle w:val="Artdeco-listitem"/>
+        <w:spacing w:beforeAutospacing="0" w:before="0" w:afterAutospacing="0" w:after="0"/>
+        <w:ind w:hanging="0" w:right="0"/>
+        <w:rPr>
+          <w:rStyle w:val="T-14"/>
+          <w:rFonts w:ascii="Calibri" w:hAnsi="Calibri" w:cs="Segoe UI"/>
+          <w:b/>
+          <w:bCs/>
+          <w:sz w:val="30"/>
+          <w:szCs w:val="30"/>
+          <w:u w:val="single"/>
+        </w:rPr>
+      </w:pPr>
+      <w:r>
+        <w:rPr/>
       </w:r>
     </w:p>
     <w:p>
@@ -1229,16 +1507,16 @@
         <w:spacing w:beforeAutospacing="0" w:before="0" w:afterAutospacing="0" w:after="0"/>
         <w:ind w:hanging="360" w:left="720" w:right="0"/>
         <w:rPr>
-          <w:rFonts w:ascii="Segoe UI" w:hAnsi="Segoe UI"/>
-          <w:sz w:val="24"/>
-          <w:szCs w:val="24"/>
-        </w:rPr>
-      </w:pPr>
-      <w:r>
-        <w:rPr>
-          <w:rFonts w:cs="Segoe UI" w:ascii="Segoe UI" w:hAnsi="Segoe UI"/>
-          <w:sz w:val="24"/>
-          <w:szCs w:val="24"/>
+          <w:rFonts w:ascii="Calibri" w:hAnsi="Calibri"/>
+          <w:sz w:val="22"/>
+          <w:szCs w:val="22"/>
+        </w:rPr>
+      </w:pPr>
+      <w:r>
+        <w:rPr>
+          <w:rFonts w:cs="Segoe UI" w:ascii="Calibri" w:hAnsi="Calibri"/>
+          <w:sz w:val="22"/>
+          <w:szCs w:val="22"/>
         </w:rPr>
         <w:t>Certified Linux Administrator (LPIC-1) Linux Professional Institute (LPI)</w:t>
       </w:r>
@@ -1253,16 +1531,16 @@
         <w:spacing w:beforeAutospacing="0" w:before="0" w:afterAutospacing="0" w:after="0"/>
         <w:ind w:hanging="360" w:left="720" w:right="0"/>
         <w:rPr>
-          <w:rFonts w:ascii="Segoe UI" w:hAnsi="Segoe UI"/>
-          <w:sz w:val="24"/>
-          <w:szCs w:val="24"/>
-        </w:rPr>
-      </w:pPr>
-      <w:r>
-        <w:rPr>
-          <w:rFonts w:cs="Segoe UI" w:ascii="Segoe UI" w:hAnsi="Segoe UI"/>
-          <w:sz w:val="24"/>
-          <w:szCs w:val="24"/>
+          <w:rFonts w:ascii="Calibri" w:hAnsi="Calibri"/>
+          <w:sz w:val="22"/>
+          <w:szCs w:val="22"/>
+        </w:rPr>
+      </w:pPr>
+      <w:r>
+        <w:rPr>
+          <w:rFonts w:cs="Segoe UI" w:ascii="Calibri" w:hAnsi="Calibri"/>
+          <w:sz w:val="22"/>
+          <w:szCs w:val="22"/>
         </w:rPr>
         <w:t>CKA: Certified Kubernetes Administrator</w:t>
       </w:r>
@@ -1277,16 +1555,16 @@
         <w:spacing w:beforeAutospacing="0" w:before="0" w:afterAutospacing="0" w:after="0"/>
         <w:ind w:hanging="360" w:left="720" w:right="0"/>
         <w:rPr>
-          <w:rFonts w:ascii="Segoe UI" w:hAnsi="Segoe UI"/>
-          <w:sz w:val="24"/>
-          <w:szCs w:val="24"/>
-        </w:rPr>
-      </w:pPr>
-      <w:r>
-        <w:rPr>
-          <w:rFonts w:cs="Segoe UI" w:ascii="Segoe UI" w:hAnsi="Segoe UI"/>
-          <w:sz w:val="24"/>
-          <w:szCs w:val="24"/>
+          <w:rFonts w:ascii="Calibri" w:hAnsi="Calibri"/>
+          <w:sz w:val="22"/>
+          <w:szCs w:val="22"/>
+        </w:rPr>
+      </w:pPr>
+      <w:r>
+        <w:rPr>
+          <w:rFonts w:cs="Segoe UI" w:ascii="Calibri" w:hAnsi="Calibri"/>
+          <w:sz w:val="22"/>
+          <w:szCs w:val="22"/>
         </w:rPr>
         <w:t>CKAD: Certified Kubernetes Application Developer</w:t>
       </w:r>
@@ -1301,16 +1579,16 @@
         <w:spacing w:beforeAutospacing="0" w:before="0" w:afterAutospacing="0" w:after="0"/>
         <w:ind w:hanging="360" w:left="720" w:right="0"/>
         <w:rPr>
-          <w:rFonts w:ascii="Segoe UI" w:hAnsi="Segoe UI"/>
-          <w:sz w:val="24"/>
-          <w:szCs w:val="24"/>
-        </w:rPr>
-      </w:pPr>
-      <w:r>
-        <w:rPr>
-          <w:rFonts w:cs="Segoe UI" w:ascii="Segoe UI" w:hAnsi="Segoe UI"/>
-          <w:sz w:val="24"/>
-          <w:szCs w:val="24"/>
+          <w:rFonts w:ascii="Calibri" w:hAnsi="Calibri"/>
+          <w:sz w:val="22"/>
+          <w:szCs w:val="22"/>
+        </w:rPr>
+      </w:pPr>
+      <w:r>
+        <w:rPr>
+          <w:rFonts w:cs="Segoe UI" w:ascii="Calibri" w:hAnsi="Calibri"/>
+          <w:sz w:val="22"/>
+          <w:szCs w:val="22"/>
         </w:rPr>
         <w:t>AWS Certified Solutions Architect – Associate</w:t>
       </w:r>
@@ -1329,9 +1607,9 @@
       <w:r>
         <w:rPr>
           <w:rStyle w:val="T-14"/>
-          <w:rFonts w:cs="Segoe UI" w:ascii="Segoe UI" w:hAnsi="Segoe UI"/>
-          <w:sz w:val="24"/>
-          <w:szCs w:val="24"/>
+          <w:rFonts w:cs="Segoe UI" w:ascii="Calibri" w:hAnsi="Calibri"/>
+          <w:sz w:val="22"/>
+          <w:szCs w:val="22"/>
         </w:rPr>
         <w:t>AWS Certified Cloud Practitioner</w:t>
       </w:r>
@@ -1350,9 +1628,9 @@
       <w:r>
         <w:rPr>
           <w:rStyle w:val="T-14"/>
-          <w:rFonts w:cs="Segoe UI" w:ascii="Segoe UI" w:hAnsi="Segoe UI"/>
-          <w:sz w:val="24"/>
-          <w:szCs w:val="24"/>
+          <w:rFonts w:cs="Segoe UI" w:ascii="Calibri" w:hAnsi="Calibri"/>
+          <w:sz w:val="22"/>
+          <w:szCs w:val="22"/>
         </w:rPr>
         <w:t>AWS Knowledge: Compute</w:t>
       </w:r>
@@ -1371,9 +1649,9 @@
       <w:r>
         <w:rPr>
           <w:rStyle w:val="T-14"/>
-          <w:rFonts w:cs="Segoe UI" w:ascii="Segoe UI" w:hAnsi="Segoe UI"/>
-          <w:sz w:val="24"/>
-          <w:szCs w:val="24"/>
+          <w:rFonts w:cs="Segoe UI" w:ascii="Calibri" w:hAnsi="Calibri"/>
+          <w:sz w:val="22"/>
+          <w:szCs w:val="22"/>
         </w:rPr>
         <w:t>AWS Cloud Quest: Solutions Architect</w:t>
       </w:r>
@@ -1392,51 +1670,36 @@
       <w:r>
         <w:rPr>
           <w:rStyle w:val="T-14"/>
-          <w:rFonts w:ascii="Segoe UI" w:hAnsi="Segoe UI"/>
-          <w:sz w:val="24"/>
-          <w:szCs w:val="24"/>
+          <w:rFonts w:ascii="Calibri" w:hAnsi="Calibri"/>
+          <w:sz w:val="22"/>
+          <w:szCs w:val="22"/>
         </w:rPr>
         <w:t>AWS Cloud Quest: Cloud Practitioner</w:t>
       </w:r>
     </w:p>
     <w:p>
       <w:pPr>
-        <w:pStyle w:val="Artdeco-listitem"/>
-        <w:spacing w:beforeAutospacing="0" w:before="0" w:afterAutospacing="0" w:after="0"/>
-        <w:rPr>
-          <w:rFonts w:ascii="Segoe UI" w:hAnsi="Segoe UI" w:cs="Segoe UI"/>
-          <w:sz w:val="24"/>
-          <w:szCs w:val="24"/>
-        </w:rPr>
-      </w:pPr>
-      <w:r>
-        <w:rPr>
-          <w:rFonts w:cs="Segoe UI" w:ascii="Segoe UI" w:hAnsi="Segoe UI"/>
-          <w:sz w:val="24"/>
-          <w:szCs w:val="24"/>
-        </w:rPr>
-      </w:r>
-    </w:p>
-    <w:p>
-      <w:pPr>
         <w:pStyle w:val="Normal"/>
         <w:spacing w:beforeAutospacing="0" w:before="0" w:afterAutospacing="0" w:after="0"/>
-        <w:rPr>
-          <w:rStyle w:val="T-14"/>
-          <w:rFonts w:ascii="Segoe UI" w:hAnsi="Segoe UI" w:cs="Segoe UI"/>
-        </w:rPr>
-      </w:pPr>
-      <w:r>
+        <w:rPr/>
+      </w:pPr>
+      <w:r>
+        <w:rPr>
+          <w:rStyle w:val="T-14"/>
+          <w:rFonts w:ascii="Calibri" w:hAnsi="Calibri"/>
+          <w:color w:val="CE9178"/>
+          <w:shd w:fill="1F1F1F" w:val="clear"/>
+        </w:rPr>
         <w:drawing>
           <wp:anchor behindDoc="0" distT="0" distB="0" distL="0" distR="0" simplePos="0" locked="0" layoutInCell="0" allowOverlap="1" relativeHeight="2">
             <wp:simplePos x="0" y="0"/>
             <wp:positionH relativeFrom="column">
-              <wp:posOffset>-32385</wp:posOffset>
+              <wp:posOffset>3321050</wp:posOffset>
             </wp:positionH>
             <wp:positionV relativeFrom="paragraph">
-              <wp:posOffset>2034540</wp:posOffset>
+              <wp:posOffset>70485</wp:posOffset>
             </wp:positionV>
-            <wp:extent cx="935355" cy="886460"/>
+            <wp:extent cx="476250" cy="451485"/>
             <wp:effectExtent l="0" t="0" r="0" b="0"/>
             <wp:wrapSquare wrapText="largest"/>
             <wp:docPr id="5" name="Image1" descr=""/>
@@ -1453,7 +1716,7 @@
                     </pic:cNvPicPr>
                   </pic:nvPicPr>
                   <pic:blipFill>
-                    <a:blip r:embed="rId8"/>
+                    <a:blip r:embed="rId9"/>
                     <a:stretch>
                       <a:fillRect/>
                     </a:stretch>
@@ -1461,7 +1724,7 @@
                   <pic:spPr bwMode="auto">
                     <a:xfrm>
                       <a:off x="0" y="0"/>
-                      <a:ext cx="935355" cy="886460"/>
+                      <a:ext cx="476250" cy="451485"/>
                     </a:xfrm>
                     <a:prstGeom prst="rect">
                       <a:avLst/>
@@ -1476,12 +1739,12 @@
           <wp:anchor behindDoc="0" distT="0" distB="0" distL="0" distR="0" simplePos="0" locked="0" layoutInCell="0" allowOverlap="1" relativeHeight="3">
             <wp:simplePos x="0" y="0"/>
             <wp:positionH relativeFrom="column">
-              <wp:posOffset>2932430</wp:posOffset>
+              <wp:posOffset>1435735</wp:posOffset>
             </wp:positionH>
             <wp:positionV relativeFrom="paragraph">
-              <wp:posOffset>72390</wp:posOffset>
+              <wp:posOffset>80645</wp:posOffset>
             </wp:positionV>
-            <wp:extent cx="885825" cy="885825"/>
+            <wp:extent cx="430530" cy="430530"/>
             <wp:effectExtent l="0" t="0" r="0" b="0"/>
             <wp:wrapSquare wrapText="largest"/>
             <wp:docPr id="6" name="Image2" descr=""/>
@@ -1498,7 +1761,7 @@
                     </pic:cNvPicPr>
                   </pic:nvPicPr>
                   <pic:blipFill>
-                    <a:blip r:embed="rId9"/>
+                    <a:blip r:embed="rId10"/>
                     <a:srcRect l="2823" t="2823" r="2823" b="2823"/>
                     <a:stretch>
                       <a:fillRect/>
@@ -1507,7 +1770,7 @@
                   <pic:spPr bwMode="auto">
                     <a:xfrm>
                       <a:off x="0" y="0"/>
-                      <a:ext cx="885825" cy="885825"/>
+                      <a:ext cx="430530" cy="430530"/>
                     </a:xfrm>
                     <a:prstGeom prst="rect">
                       <a:avLst/>
@@ -1522,12 +1785,12 @@
           <wp:anchor behindDoc="0" distT="0" distB="0" distL="0" distR="0" simplePos="0" locked="0" layoutInCell="0" allowOverlap="1" relativeHeight="4">
             <wp:simplePos x="0" y="0"/>
             <wp:positionH relativeFrom="column">
-              <wp:posOffset>1951990</wp:posOffset>
+              <wp:posOffset>944245</wp:posOffset>
             </wp:positionH>
             <wp:positionV relativeFrom="paragraph">
-              <wp:posOffset>73025</wp:posOffset>
+              <wp:posOffset>78105</wp:posOffset>
             </wp:positionV>
-            <wp:extent cx="889000" cy="889000"/>
+            <wp:extent cx="434340" cy="434340"/>
             <wp:effectExtent l="0" t="0" r="0" b="0"/>
             <wp:wrapSquare wrapText="largest"/>
             <wp:docPr id="7" name="Image3" descr=""/>
@@ -1544,51 +1807,6 @@
                     </pic:cNvPicPr>
                   </pic:nvPicPr>
                   <pic:blipFill>
-                    <a:blip r:embed="rId10"/>
-                    <a:stretch>
-                      <a:fillRect/>
-                    </a:stretch>
-                  </pic:blipFill>
-                  <pic:spPr bwMode="auto">
-                    <a:xfrm>
-                      <a:off x="0" y="0"/>
-                      <a:ext cx="889000" cy="889000"/>
-                    </a:xfrm>
-                    <a:prstGeom prst="rect">
-                      <a:avLst/>
-                    </a:prstGeom>
-                  </pic:spPr>
-                </pic:pic>
-              </a:graphicData>
-            </a:graphic>
-          </wp:anchor>
-        </w:drawing>
-        <w:drawing>
-          <wp:anchor behindDoc="0" distT="0" distB="0" distL="0" distR="0" simplePos="0" locked="0" layoutInCell="0" allowOverlap="1" relativeHeight="5">
-            <wp:simplePos x="0" y="0"/>
-            <wp:positionH relativeFrom="column">
-              <wp:posOffset>934085</wp:posOffset>
-            </wp:positionH>
-            <wp:positionV relativeFrom="paragraph">
-              <wp:posOffset>63500</wp:posOffset>
-            </wp:positionV>
-            <wp:extent cx="903605" cy="903605"/>
-            <wp:effectExtent l="0" t="0" r="0" b="0"/>
-            <wp:wrapSquare wrapText="largest"/>
-            <wp:docPr id="8" name="Image4" descr=""/>
-            <wp:cNvGraphicFramePr>
-              <a:graphicFrameLocks xmlns:a="http://schemas.openxmlformats.org/drawingml/2006/main" noChangeAspect="1"/>
-            </wp:cNvGraphicFramePr>
-            <a:graphic xmlns:a="http://schemas.openxmlformats.org/drawingml/2006/main">
-              <a:graphicData uri="http://schemas.openxmlformats.org/drawingml/2006/picture">
-                <pic:pic xmlns:pic="http://schemas.openxmlformats.org/drawingml/2006/picture">
-                  <pic:nvPicPr>
-                    <pic:cNvPr id="8" name="Image4" descr=""/>
-                    <pic:cNvPicPr>
-                      <a:picLocks noChangeAspect="1" noChangeArrowheads="1"/>
-                    </pic:cNvPicPr>
-                  </pic:nvPicPr>
-                  <pic:blipFill>
                     <a:blip r:embed="rId11"/>
                     <a:stretch>
                       <a:fillRect/>
@@ -1597,7 +1815,7 @@
                   <pic:spPr bwMode="auto">
                     <a:xfrm>
                       <a:off x="0" y="0"/>
-                      <a:ext cx="903605" cy="903605"/>
+                      <a:ext cx="434340" cy="434340"/>
                     </a:xfrm>
                     <a:prstGeom prst="rect">
                       <a:avLst/>
@@ -1615,12 +1833,12 @@
               <wp:posOffset>-27940</wp:posOffset>
             </wp:positionH>
             <wp:positionV relativeFrom="paragraph">
-              <wp:posOffset>66675</wp:posOffset>
+              <wp:posOffset>69850</wp:posOffset>
             </wp:positionV>
-            <wp:extent cx="882650" cy="882650"/>
+            <wp:extent cx="445770" cy="445770"/>
             <wp:effectExtent l="0" t="0" r="0" b="0"/>
             <wp:wrapSquare wrapText="largest"/>
-            <wp:docPr id="9" name="Image9" descr=""/>
+            <wp:docPr id="8" name="Image9" descr=""/>
             <wp:cNvGraphicFramePr>
               <a:graphicFrameLocks xmlns:a="http://schemas.openxmlformats.org/drawingml/2006/main" noChangeAspect="1"/>
             </wp:cNvGraphicFramePr>
@@ -1628,7 +1846,7 @@
               <a:graphicData uri="http://schemas.openxmlformats.org/drawingml/2006/picture">
                 <pic:pic xmlns:pic="http://schemas.openxmlformats.org/drawingml/2006/picture">
                   <pic:nvPicPr>
-                    <pic:cNvPr id="9" name="Image9" descr=""/>
+                    <pic:cNvPr id="8" name="Image9" descr=""/>
                     <pic:cNvPicPr>
                       <a:picLocks noChangeAspect="1" noChangeArrowheads="1"/>
                     </pic:cNvPicPr>
@@ -1642,7 +1860,7 @@
                   <pic:spPr bwMode="auto">
                     <a:xfrm>
                       <a:off x="0" y="0"/>
-                      <a:ext cx="882650" cy="882650"/>
+                      <a:ext cx="445770" cy="445770"/>
                     </a:xfrm>
                     <a:prstGeom prst="rect">
                       <a:avLst/>
@@ -1657,15 +1875,15 @@
           <wp:anchor behindDoc="0" distT="0" distB="0" distL="0" distR="0" simplePos="0" locked="0" layoutInCell="0" allowOverlap="1" relativeHeight="10">
             <wp:simplePos x="0" y="0"/>
             <wp:positionH relativeFrom="column">
-              <wp:posOffset>-21590</wp:posOffset>
+              <wp:posOffset>2853055</wp:posOffset>
             </wp:positionH>
             <wp:positionV relativeFrom="paragraph">
-              <wp:posOffset>1071880</wp:posOffset>
+              <wp:posOffset>80010</wp:posOffset>
             </wp:positionV>
-            <wp:extent cx="881380" cy="881380"/>
+            <wp:extent cx="432435" cy="432435"/>
             <wp:effectExtent l="0" t="0" r="0" b="0"/>
             <wp:wrapSquare wrapText="largest"/>
-            <wp:docPr id="10" name="Image10" descr=""/>
+            <wp:docPr id="9" name="Image10" descr=""/>
             <wp:cNvGraphicFramePr>
               <a:graphicFrameLocks xmlns:a="http://schemas.openxmlformats.org/drawingml/2006/main" noChangeAspect="1"/>
             </wp:cNvGraphicFramePr>
@@ -1673,7 +1891,7 @@
               <a:graphicData uri="http://schemas.openxmlformats.org/drawingml/2006/picture">
                 <pic:pic xmlns:pic="http://schemas.openxmlformats.org/drawingml/2006/picture">
                   <pic:nvPicPr>
-                    <pic:cNvPr id="10" name="Image10" descr=""/>
+                    <pic:cNvPr id="9" name="Image10" descr=""/>
                     <pic:cNvPicPr>
                       <a:picLocks noChangeAspect="1" noChangeArrowheads="1"/>
                     </pic:cNvPicPr>
@@ -1687,7 +1905,7 @@
                   <pic:spPr bwMode="auto">
                     <a:xfrm>
                       <a:off x="0" y="0"/>
-                      <a:ext cx="881380" cy="881380"/>
+                      <a:ext cx="432435" cy="432435"/>
                     </a:xfrm>
                     <a:prstGeom prst="rect">
                       <a:avLst/>
@@ -1702,15 +1920,15 @@
           <wp:anchor behindDoc="0" distT="0" distB="0" distL="0" distR="0" simplePos="0" locked="0" layoutInCell="0" allowOverlap="1" relativeHeight="11">
             <wp:simplePos x="0" y="0"/>
             <wp:positionH relativeFrom="column">
-              <wp:posOffset>3917950</wp:posOffset>
+              <wp:posOffset>1915795</wp:posOffset>
             </wp:positionH>
             <wp:positionV relativeFrom="paragraph">
-              <wp:posOffset>70485</wp:posOffset>
+              <wp:posOffset>78105</wp:posOffset>
             </wp:positionV>
-            <wp:extent cx="880745" cy="880745"/>
+            <wp:extent cx="434340" cy="434340"/>
             <wp:effectExtent l="0" t="0" r="0" b="0"/>
             <wp:wrapSquare wrapText="largest"/>
-            <wp:docPr id="11" name="Image11" descr=""/>
+            <wp:docPr id="10" name="Image11" descr=""/>
             <wp:cNvGraphicFramePr>
               <a:graphicFrameLocks xmlns:a="http://schemas.openxmlformats.org/drawingml/2006/main" noChangeAspect="1"/>
             </wp:cNvGraphicFramePr>
@@ -1718,7 +1936,7 @@
               <a:graphicData uri="http://schemas.openxmlformats.org/drawingml/2006/picture">
                 <pic:pic xmlns:pic="http://schemas.openxmlformats.org/drawingml/2006/picture">
                   <pic:nvPicPr>
-                    <pic:cNvPr id="11" name="Image11" descr=""/>
+                    <pic:cNvPr id="10" name="Image11" descr=""/>
                     <pic:cNvPicPr>
                       <a:picLocks noChangeAspect="1" noChangeArrowheads="1"/>
                     </pic:cNvPicPr>
@@ -1732,7 +1950,7 @@
                   <pic:spPr bwMode="auto">
                     <a:xfrm>
                       <a:off x="0" y="0"/>
-                      <a:ext cx="880745" cy="880745"/>
+                      <a:ext cx="434340" cy="434340"/>
                     </a:xfrm>
                     <a:prstGeom prst="rect">
                       <a:avLst/>
@@ -1747,15 +1965,15 @@
           <wp:anchor behindDoc="0" distT="0" distB="0" distL="0" distR="0" simplePos="0" locked="0" layoutInCell="0" allowOverlap="1" relativeHeight="12">
             <wp:simplePos x="0" y="0"/>
             <wp:positionH relativeFrom="column">
-              <wp:posOffset>952500</wp:posOffset>
+              <wp:posOffset>2379980</wp:posOffset>
             </wp:positionH>
             <wp:positionV relativeFrom="paragraph">
-              <wp:posOffset>1080770</wp:posOffset>
+              <wp:posOffset>80645</wp:posOffset>
             </wp:positionV>
-            <wp:extent cx="867410" cy="867410"/>
+            <wp:extent cx="434340" cy="434340"/>
             <wp:effectExtent l="0" t="0" r="0" b="0"/>
             <wp:wrapSquare wrapText="largest"/>
-            <wp:docPr id="12" name="Image12" descr=""/>
+            <wp:docPr id="11" name="Image12" descr=""/>
             <wp:cNvGraphicFramePr>
               <a:graphicFrameLocks xmlns:a="http://schemas.openxmlformats.org/drawingml/2006/main" noChangeAspect="1"/>
             </wp:cNvGraphicFramePr>
@@ -1763,7 +1981,7 @@
               <a:graphicData uri="http://schemas.openxmlformats.org/drawingml/2006/picture">
                 <pic:pic xmlns:pic="http://schemas.openxmlformats.org/drawingml/2006/picture">
                   <pic:nvPicPr>
-                    <pic:cNvPr id="12" name="Image12" descr=""/>
+                    <pic:cNvPr id="11" name="Image12" descr=""/>
                     <pic:cNvPicPr>
                       <a:picLocks noChangeAspect="1" noChangeArrowheads="1"/>
                     </pic:cNvPicPr>
@@ -1777,7 +1995,7 @@
                   <pic:spPr bwMode="auto">
                     <a:xfrm>
                       <a:off x="0" y="0"/>
-                      <a:ext cx="867410" cy="867410"/>
+                      <a:ext cx="434340" cy="434340"/>
                     </a:xfrm>
                     <a:prstGeom prst="rect">
                       <a:avLst/>
@@ -1788,10 +2006,56 @@
             </a:graphic>
           </wp:anchor>
         </w:drawing>
-      </w:r>
-      <w:r>
-        <w:rPr>
-          <w:rStyle w:val="T-14"/>
+        <w:drawing>
+          <wp:anchor behindDoc="0" distT="0" distB="0" distL="0" distR="0" simplePos="0" locked="0" layoutInCell="0" allowOverlap="1" relativeHeight="5">
+            <wp:simplePos x="0" y="0"/>
+            <wp:positionH relativeFrom="column">
+              <wp:posOffset>455295</wp:posOffset>
+            </wp:positionH>
+            <wp:positionV relativeFrom="paragraph">
+              <wp:posOffset>69850</wp:posOffset>
+            </wp:positionV>
+            <wp:extent cx="445135" cy="445135"/>
+            <wp:effectExtent l="0" t="0" r="0" b="0"/>
+            <wp:wrapSquare wrapText="largest"/>
+            <wp:docPr id="12" name="Image4" descr=""/>
+            <wp:cNvGraphicFramePr>
+              <a:graphicFrameLocks xmlns:a="http://schemas.openxmlformats.org/drawingml/2006/main" noChangeAspect="1"/>
+            </wp:cNvGraphicFramePr>
+            <a:graphic xmlns:a="http://schemas.openxmlformats.org/drawingml/2006/main">
+              <a:graphicData uri="http://schemas.openxmlformats.org/drawingml/2006/picture">
+                <pic:pic xmlns:pic="http://schemas.openxmlformats.org/drawingml/2006/picture">
+                  <pic:nvPicPr>
+                    <pic:cNvPr id="12" name="Image4" descr=""/>
+                    <pic:cNvPicPr>
+                      <a:picLocks noChangeAspect="1" noChangeArrowheads="1"/>
+                    </pic:cNvPicPr>
+                  </pic:nvPicPr>
+                  <pic:blipFill>
+                    <a:blip r:embed="rId16"/>
+                    <a:stretch>
+                      <a:fillRect/>
+                    </a:stretch>
+                  </pic:blipFill>
+                  <pic:spPr bwMode="auto">
+                    <a:xfrm>
+                      <a:off x="0" y="0"/>
+                      <a:ext cx="445135" cy="445135"/>
+                    </a:xfrm>
+                    <a:prstGeom prst="rect">
+                      <a:avLst/>
+                    </a:prstGeom>
+                  </pic:spPr>
+                </pic:pic>
+              </a:graphicData>
+            </a:graphic>
+          </wp:anchor>
+        </w:drawing>
+      </w:r>
+      <w:r>
+        <w:rPr>
+          <w:rStyle w:val="T-14"/>
+          <w:rFonts w:ascii="Calibri" w:hAnsi="Calibri"/>
           <w:color w:val="CE9178"/>
           <w:shd w:fill="1F1F1F" w:val="clear"/>
         </w:rPr>
@@ -3023,6 +3287,23 @@
       <w:bCs/>
     </w:rPr>
   </w:style>
+  <w:style w:type="paragraph" w:styleId="HorizontalLine">
+    <w:name w:val="Horizontal Line"/>
+    <w:basedOn w:val="Normal"/>
+    <w:next w:val="BodyText"/>
+    <w:qFormat/>
+    <w:pPr>
+      <w:suppressLineNumbers/>
+      <w:pBdr>
+        <w:bottom w:val="double" w:sz="2" w:space="0" w:color="808080"/>
+      </w:pBdr>
+      <w:spacing w:before="0" w:after="283"/>
+    </w:pPr>
+    <w:rPr>
+      <w:sz w:val="12"/>
+      <w:szCs w:val="12"/>
+    </w:rPr>
+  </w:style>
   <w:style w:type="numbering" w:styleId="NoList" w:default="1">
     <w:name w:val="No List"/>
     <w:uiPriority w:val="99"/>

--- a/cv_guidia_sv.docx
+++ b/cv_guidia_sv.docx
@@ -14,7 +14,7 @@
       </w:pPr>
       <w:r>
         <w:rPr>
-          <w:rFonts w:cs="Segoe UI" w:ascii="Calibri" w:hAnsi="Calibri"/>
+          <w:rFonts w:cs="Segoe UI"/>
           <w:b/>
           <w:bCs/>
           <w:sz w:val="36"/>
@@ -25,7 +25,7 @@
       </w:r>
       <w:r>
         <w:rPr>
-          <w:rFonts w:cs="Segoe UI" w:ascii="Calibri" w:hAnsi="Calibri"/>
+          <w:rFonts w:cs="Segoe UI"/>
           <w:b/>
           <w:bCs/>
           <w:sz w:val="36"/>
@@ -49,7 +49,7 @@
       </w:pPr>
       <w:r>
         <w:rPr>
-          <w:rFonts w:cs="Segoe UI" w:ascii="Calibri" w:hAnsi="Calibri"/>
+          <w:rFonts w:cs="Segoe UI"/>
           <w:sz w:val="22"/>
           <w:szCs w:val="22"/>
         </w:rPr>
@@ -67,7 +67,7 @@
       </w:pPr>
       <w:r>
         <w:rPr>
-          <w:rFonts w:cs="Segoe UI" w:ascii="Calibri" w:hAnsi="Calibri"/>
+          <w:rFonts w:cs="Segoe UI"/>
           <w:sz w:val="22"/>
           <w:szCs w:val="22"/>
         </w:rPr>
@@ -77,7 +77,7 @@
         <w:r>
           <w:rPr>
             <w:rStyle w:val="Hyperlink"/>
-            <w:rFonts w:cs="Segoe UI" w:ascii="Calibri" w:hAnsi="Calibri"/>
+            <w:rFonts w:cs="Segoe UI"/>
             <w:sz w:val="22"/>
             <w:szCs w:val="22"/>
           </w:rPr>
@@ -98,7 +98,7 @@
         <w:r>
           <w:rPr>
             <w:rStyle w:val="Hyperlink"/>
-            <w:rFonts w:cs="Segoe UI" w:ascii="Calibri" w:hAnsi="Calibri"/>
+            <w:rFonts w:cs="Segoe UI"/>
             <w:b/>
             <w:bCs/>
             <w:sz w:val="22"/>
@@ -107,79 +107,15 @@
           <w:t>https://ww.linkedin.com/in/sv-guidia/</w:t>
         </w:r>
       </w:hyperlink>
-      <w:hyperlink r:id="rId4">
-        <w:r>
-          <w:rPr>
-            <w:rStyle w:val="Hyperlink"/>
-            <w:rFonts w:cs="Segoe UI" w:ascii="Calibri" w:hAnsi="Calibri"/>
-            <w:b/>
-            <w:bCs/>
-            <w:sz w:val="18"/>
-            <w:szCs w:val="18"/>
-          </w:rPr>
-          <w:br/>
-        </w:r>
-      </w:hyperlink>
-    </w:p>
-    <w:p>
-      <w:pPr>
-        <w:pStyle w:val="HorizontalLine"/>
-        <w:rPr/>
-      </w:pPr>
-      <w:r>
-        <w:rPr/>
-      </w:r>
-    </w:p>
-    <w:p>
-      <w:pPr>
-        <w:pStyle w:val="Normal"/>
-        <w:widowControl w:val="false"/>
-        <w:spacing w:before="0" w:after="0"/>
-        <w:ind w:hanging="0" w:right="0"/>
-        <w:jc w:val="left"/>
-        <w:rPr>
-          <w:rFonts w:ascii="Calibri" w:hAnsi="Calibri"/>
-        </w:rPr>
-      </w:pPr>
-      <w:r>
-        <w:rPr>
-          <w:rFonts w:ascii="Calibri" w:hAnsi="Calibri"/>
+      <w:r>
+        <w:rPr>
+          <w:rStyle w:val="Hyperlink"/>
+          <w:rFonts w:cs="Segoe UI"/>
           <w:b/>
           <w:bCs/>
-          <w:sz w:val="30"/>
-          <w:szCs w:val="30"/>
-          <w:u w:val="none"/>
-        </w:rPr>
-        <w:t>Summary</w:t>
-      </w:r>
-    </w:p>
-    <w:p>
-      <w:pPr>
-        <w:pStyle w:val="Normal"/>
-        <w:widowControl w:val="false"/>
-        <w:spacing w:before="0" w:after="0"/>
-        <w:ind w:hanging="0" w:right="0"/>
-        <w:jc w:val="left"/>
-        <w:rPr>
-          <w:rFonts w:ascii="Calibri" w:hAnsi="Calibri"/>
-        </w:rPr>
-      </w:pPr>
-      <w:r>
-        <w:rPr>
-          <w:rFonts w:ascii="Calibri" w:hAnsi="Calibri"/>
-          <w:b/>
-          <w:bCs/>
-          <w:sz w:val="30"/>
-          <w:szCs w:val="30"/>
-          <w:u w:val="none"/>
-        </w:rPr>
-        <w:br/>
-      </w:r>
-      <w:r>
-        <w:rPr>
-          <w:rFonts w:ascii="Calibri" w:hAnsi="Calibri"/>
-        </w:rPr>
-        <w:t>I believe that development is an endless journey of self-improvement. My passion for technology and my aspiration to achieve the highest level of expertise in DevOps inspire and drive me every day. My goal is to deepen my knowledge and skills in this field as deeply as possible. I envision a future in DevOps as a transformative tool capable of reshaping business processes and enhancing software development, and I am committed to becoming an expert in this pivotal domain. In the world of DevOps, the possibilities are limitless, and I am ready to explore them to the fullest and contribute to the advancement of this innovative field.</w:t>
+          <w:sz w:val="18"/>
+          <w:szCs w:val="18"/>
+        </w:rPr>
         <w:br/>
       </w:r>
     </w:p>
@@ -229,7 +165,7 @@
                     </pic:cNvPicPr>
                   </pic:nvPicPr>
                   <pic:blipFill>
-                    <a:blip r:embed="rId5"/>
+                    <a:blip r:embed="rId4"/>
                     <a:stretch>
                       <a:fillRect/>
                     </a:stretch>
@@ -251,7 +187,7 @@
       </w:r>
       <w:r>
         <w:rPr>
-          <w:rFonts w:cs="Segoe UI" w:ascii="Calibri" w:hAnsi="Calibri"/>
+          <w:rFonts w:cs="Segoe UI"/>
           <w:b/>
           <w:bCs/>
           <w:sz w:val="30"/>
@@ -348,7 +284,7 @@
                     </pic:cNvPicPr>
                   </pic:nvPicPr>
                   <pic:blipFill>
-                    <a:blip r:embed="rId6"/>
+                    <a:blip r:embed="rId5"/>
                     <a:stretch>
                       <a:fillRect/>
                     </a:stretch>
@@ -812,7 +748,7 @@
                     </pic:cNvPicPr>
                   </pic:nvPicPr>
                   <pic:blipFill>
-                    <a:blip r:embed="rId7"/>
+                    <a:blip r:embed="rId6"/>
                     <a:stretch>
                       <a:fillRect/>
                     </a:stretch>
@@ -1191,7 +1127,7 @@
                     </pic:cNvPicPr>
                   </pic:nvPicPr>
                   <pic:blipFill>
-                    <a:blip r:embed="rId8"/>
+                    <a:blip r:embed="rId7"/>
                     <a:srcRect l="0" t="0" r="0" b="8440"/>
                     <a:stretch>
                       <a:fillRect/>
@@ -1296,27 +1232,22 @@
         </w:rPr>
       </w:pPr>
       <w:r>
-        <w:rPr/>
-      </w:r>
-    </w:p>
-    <w:p>
-      <w:pPr>
-        <w:pStyle w:val="Artdeco-listitem"/>
-        <w:spacing w:beforeAutospacing="0" w:before="0" w:afterAutospacing="0" w:after="0"/>
-        <w:ind w:hanging="0" w:right="0"/>
-        <w:rPr/>
-      </w:pPr>
-      <w:r>
-        <w:rPr>
-          <w:rStyle w:val="T-14"/>
+        <w:rPr>
           <w:rFonts w:cs="Segoe UI" w:ascii="Calibri" w:hAnsi="Calibri"/>
           <w:b/>
           <w:bCs/>
-          <w:sz w:val="22"/>
-          <w:szCs w:val="22"/>
-        </w:rPr>
-        <w:t>2004-200</w:t>
-      </w:r>
+          <w:sz w:val="30"/>
+          <w:szCs w:val="30"/>
+        </w:rPr>
+      </w:r>
+    </w:p>
+    <w:p>
+      <w:pPr>
+        <w:pStyle w:val="Artdeco-listitem"/>
+        <w:spacing w:beforeAutospacing="0" w:before="0" w:afterAutospacing="0" w:after="0"/>
+        <w:ind w:hanging="0" w:right="0"/>
+        <w:rPr/>
+      </w:pPr>
       <w:r>
         <w:rPr>
           <w:rStyle w:val="T-14"/>
@@ -1326,7 +1257,7 @@
           <w:sz w:val="22"/>
           <w:szCs w:val="22"/>
         </w:rPr>
-        <w:t xml:space="preserve">9 - </w:t>
+        <w:t xml:space="preserve">2004-2009 - </w:t>
       </w:r>
       <w:r>
         <w:rPr>
@@ -1395,7 +1326,14 @@
         </w:rPr>
       </w:pPr>
       <w:r>
-        <w:rPr/>
+        <w:rPr>
+          <w:rFonts w:cs="Segoe UI" w:ascii="Calibri" w:hAnsi="Calibri"/>
+          <w:b/>
+          <w:bCs/>
+          <w:sz w:val="30"/>
+          <w:szCs w:val="30"/>
+          <w:u w:val="single"/>
+        </w:rPr>
       </w:r>
     </w:p>
     <w:p>
@@ -1415,19 +1353,7 @@
           <w:szCs w:val="22"/>
           <w:u w:val="single"/>
         </w:rPr>
-        <w:t>Pipeline CI/CD, Docker, Kubernetes, Helm, Terraform, modules Terraform, Argo CD, Jenkins, Ansible, Python, Bash, Linux, Git, Database, Prometheus, Grafana, AWS, EC2, Lambda, VPC,</w:t>
-      </w:r>
-      <w:r>
-        <w:rPr>
-          <w:rStyle w:val="T-14"/>
-          <w:rFonts w:cs="Segoe UI" w:ascii="Calibri" w:hAnsi="Calibri"/>
-          <w:b w:val="false"/>
-          <w:bCs w:val="false"/>
-          <w:sz w:val="22"/>
-          <w:szCs w:val="22"/>
-          <w:u w:val="single"/>
-        </w:rPr>
-        <w:t xml:space="preserve"> Elastic Beanstalk, S3, DynamoDB, Managed DB, ALB, ASG, IAM, ACL, Security groups.</w:t>
+        <w:t>Pipeline CI/CD, Docker, Kubernetes, Helm, Terraform, modules Terraform, Argo CD, Jenkins, Ansible, Python, Bash, Linux, Git, Database, Prometheus, Grafana, AWS, EC2, Lambda, VPC, Elastic Beanstalk, S3, DynamoDB, Managed DB, ALB, ASG, IAM, ACL, Security groups.</w:t>
       </w:r>
     </w:p>
     <w:p>
@@ -1446,7 +1372,14 @@
         </w:rPr>
       </w:pPr>
       <w:r>
-        <w:rPr/>
+        <w:rPr>
+          <w:rFonts w:cs="Segoe UI" w:ascii="Calibri" w:hAnsi="Calibri"/>
+          <w:b/>
+          <w:bCs/>
+          <w:sz w:val="30"/>
+          <w:szCs w:val="30"/>
+          <w:u w:val="single"/>
+        </w:rPr>
       </w:r>
     </w:p>
     <w:p>
@@ -1494,7 +1427,14 @@
         </w:rPr>
       </w:pPr>
       <w:r>
-        <w:rPr/>
+        <w:rPr>
+          <w:rFonts w:cs="Segoe UI" w:ascii="Calibri" w:hAnsi="Calibri"/>
+          <w:b/>
+          <w:bCs/>
+          <w:sz w:val="30"/>
+          <w:szCs w:val="30"/>
+          <w:u w:val="single"/>
+        </w:rPr>
       </w:r>
     </w:p>
     <w:p>
@@ -1675,6 +1615,7 @@
           <w:szCs w:val="22"/>
         </w:rPr>
         <w:t>AWS Cloud Quest: Cloud Practitioner</w:t>
+        <w:br/>
       </w:r>
     </w:p>
     <w:p>
@@ -1684,12 +1625,6 @@
         <w:rPr/>
       </w:pPr>
       <w:r>
-        <w:rPr>
-          <w:rStyle w:val="T-14"/>
-          <w:rFonts w:ascii="Calibri" w:hAnsi="Calibri"/>
-          <w:color w:val="CE9178"/>
-          <w:shd w:fill="1F1F1F" w:val="clear"/>
-        </w:rPr>
         <w:drawing>
           <wp:anchor behindDoc="0" distT="0" distB="0" distL="0" distR="0" simplePos="0" locked="0" layoutInCell="0" allowOverlap="1" relativeHeight="2">
             <wp:simplePos x="0" y="0"/>
@@ -1716,7 +1651,7 @@
                     </pic:cNvPicPr>
                   </pic:nvPicPr>
                   <pic:blipFill>
-                    <a:blip r:embed="rId9"/>
+                    <a:blip r:embed="rId8"/>
                     <a:stretch>
                       <a:fillRect/>
                     </a:stretch>
@@ -1761,7 +1696,7 @@
                     </pic:cNvPicPr>
                   </pic:nvPicPr>
                   <pic:blipFill>
-                    <a:blip r:embed="rId10"/>
+                    <a:blip r:embed="rId9"/>
                     <a:srcRect l="2823" t="2823" r="2823" b="2823"/>
                     <a:stretch>
                       <a:fillRect/>
@@ -1807,6 +1742,51 @@
                     </pic:cNvPicPr>
                   </pic:nvPicPr>
                   <pic:blipFill>
+                    <a:blip r:embed="rId10"/>
+                    <a:stretch>
+                      <a:fillRect/>
+                    </a:stretch>
+                  </pic:blipFill>
+                  <pic:spPr bwMode="auto">
+                    <a:xfrm>
+                      <a:off x="0" y="0"/>
+                      <a:ext cx="434340" cy="434340"/>
+                    </a:xfrm>
+                    <a:prstGeom prst="rect">
+                      <a:avLst/>
+                    </a:prstGeom>
+                  </pic:spPr>
+                </pic:pic>
+              </a:graphicData>
+            </a:graphic>
+          </wp:anchor>
+        </w:drawing>
+        <w:drawing>
+          <wp:anchor behindDoc="0" distT="0" distB="0" distL="0" distR="0" simplePos="0" locked="0" layoutInCell="0" allowOverlap="1" relativeHeight="5">
+            <wp:simplePos x="0" y="0"/>
+            <wp:positionH relativeFrom="column">
+              <wp:posOffset>455295</wp:posOffset>
+            </wp:positionH>
+            <wp:positionV relativeFrom="paragraph">
+              <wp:posOffset>69850</wp:posOffset>
+            </wp:positionV>
+            <wp:extent cx="445135" cy="445135"/>
+            <wp:effectExtent l="0" t="0" r="0" b="0"/>
+            <wp:wrapSquare wrapText="largest"/>
+            <wp:docPr id="8" name="Image4" descr=""/>
+            <wp:cNvGraphicFramePr>
+              <a:graphicFrameLocks xmlns:a="http://schemas.openxmlformats.org/drawingml/2006/main" noChangeAspect="1"/>
+            </wp:cNvGraphicFramePr>
+            <a:graphic xmlns:a="http://schemas.openxmlformats.org/drawingml/2006/main">
+              <a:graphicData uri="http://schemas.openxmlformats.org/drawingml/2006/picture">
+                <pic:pic xmlns:pic="http://schemas.openxmlformats.org/drawingml/2006/picture">
+                  <pic:nvPicPr>
+                    <pic:cNvPr id="8" name="Image4" descr=""/>
+                    <pic:cNvPicPr>
+                      <a:picLocks noChangeAspect="1" noChangeArrowheads="1"/>
+                    </pic:cNvPicPr>
+                  </pic:nvPicPr>
+                  <pic:blipFill>
                     <a:blip r:embed="rId11"/>
                     <a:stretch>
                       <a:fillRect/>
@@ -1815,7 +1795,7 @@
                   <pic:spPr bwMode="auto">
                     <a:xfrm>
                       <a:off x="0" y="0"/>
-                      <a:ext cx="434340" cy="434340"/>
+                      <a:ext cx="445135" cy="445135"/>
                     </a:xfrm>
                     <a:prstGeom prst="rect">
                       <a:avLst/>
@@ -1838,7 +1818,7 @@
             <wp:extent cx="445770" cy="445770"/>
             <wp:effectExtent l="0" t="0" r="0" b="0"/>
             <wp:wrapSquare wrapText="largest"/>
-            <wp:docPr id="8" name="Image9" descr=""/>
+            <wp:docPr id="9" name="Image9" descr=""/>
             <wp:cNvGraphicFramePr>
               <a:graphicFrameLocks xmlns:a="http://schemas.openxmlformats.org/drawingml/2006/main" noChangeAspect="1"/>
             </wp:cNvGraphicFramePr>
@@ -1846,7 +1826,7 @@
               <a:graphicData uri="http://schemas.openxmlformats.org/drawingml/2006/picture">
                 <pic:pic xmlns:pic="http://schemas.openxmlformats.org/drawingml/2006/picture">
                   <pic:nvPicPr>
-                    <pic:cNvPr id="8" name="Image9" descr=""/>
+                    <pic:cNvPr id="9" name="Image9" descr=""/>
                     <pic:cNvPicPr>
                       <a:picLocks noChangeAspect="1" noChangeArrowheads="1"/>
                     </pic:cNvPicPr>
@@ -1883,7 +1863,7 @@
             <wp:extent cx="432435" cy="432435"/>
             <wp:effectExtent l="0" t="0" r="0" b="0"/>
             <wp:wrapSquare wrapText="largest"/>
-            <wp:docPr id="9" name="Image10" descr=""/>
+            <wp:docPr id="10" name="Image10" descr=""/>
             <wp:cNvGraphicFramePr>
               <a:graphicFrameLocks xmlns:a="http://schemas.openxmlformats.org/drawingml/2006/main" noChangeAspect="1"/>
             </wp:cNvGraphicFramePr>
@@ -1891,7 +1871,7 @@
               <a:graphicData uri="http://schemas.openxmlformats.org/drawingml/2006/picture">
                 <pic:pic xmlns:pic="http://schemas.openxmlformats.org/drawingml/2006/picture">
                   <pic:nvPicPr>
-                    <pic:cNvPr id="9" name="Image10" descr=""/>
+                    <pic:cNvPr id="10" name="Image10" descr=""/>
                     <pic:cNvPicPr>
                       <a:picLocks noChangeAspect="1" noChangeArrowheads="1"/>
                     </pic:cNvPicPr>
@@ -1928,7 +1908,7 @@
             <wp:extent cx="434340" cy="434340"/>
             <wp:effectExtent l="0" t="0" r="0" b="0"/>
             <wp:wrapSquare wrapText="largest"/>
-            <wp:docPr id="10" name="Image11" descr=""/>
+            <wp:docPr id="11" name="Image11" descr=""/>
             <wp:cNvGraphicFramePr>
               <a:graphicFrameLocks xmlns:a="http://schemas.openxmlformats.org/drawingml/2006/main" noChangeAspect="1"/>
             </wp:cNvGraphicFramePr>
@@ -1936,7 +1916,7 @@
               <a:graphicData uri="http://schemas.openxmlformats.org/drawingml/2006/picture">
                 <pic:pic xmlns:pic="http://schemas.openxmlformats.org/drawingml/2006/picture">
                   <pic:nvPicPr>
-                    <pic:cNvPr id="10" name="Image11" descr=""/>
+                    <pic:cNvPr id="11" name="Image11" descr=""/>
                     <pic:cNvPicPr>
                       <a:picLocks noChangeAspect="1" noChangeArrowheads="1"/>
                     </pic:cNvPicPr>
@@ -1973,7 +1953,7 @@
             <wp:extent cx="434340" cy="434340"/>
             <wp:effectExtent l="0" t="0" r="0" b="0"/>
             <wp:wrapSquare wrapText="largest"/>
-            <wp:docPr id="11" name="Image12" descr=""/>
+            <wp:docPr id="12" name="Image12" descr=""/>
             <wp:cNvGraphicFramePr>
               <a:graphicFrameLocks xmlns:a="http://schemas.openxmlformats.org/drawingml/2006/main" noChangeAspect="1"/>
             </wp:cNvGraphicFramePr>
@@ -1981,7 +1961,7 @@
               <a:graphicData uri="http://schemas.openxmlformats.org/drawingml/2006/picture">
                 <pic:pic xmlns:pic="http://schemas.openxmlformats.org/drawingml/2006/picture">
                   <pic:nvPicPr>
-                    <pic:cNvPr id="11" name="Image12" descr=""/>
+                    <pic:cNvPr id="12" name="Image12" descr=""/>
                     <pic:cNvPicPr>
                       <a:picLocks noChangeAspect="1" noChangeArrowheads="1"/>
                     </pic:cNvPicPr>
@@ -2006,56 +1986,10 @@
             </a:graphic>
           </wp:anchor>
         </w:drawing>
-        <w:drawing>
-          <wp:anchor behindDoc="0" distT="0" distB="0" distL="0" distR="0" simplePos="0" locked="0" layoutInCell="0" allowOverlap="1" relativeHeight="5">
-            <wp:simplePos x="0" y="0"/>
-            <wp:positionH relativeFrom="column">
-              <wp:posOffset>455295</wp:posOffset>
-            </wp:positionH>
-            <wp:positionV relativeFrom="paragraph">
-              <wp:posOffset>69850</wp:posOffset>
-            </wp:positionV>
-            <wp:extent cx="445135" cy="445135"/>
-            <wp:effectExtent l="0" t="0" r="0" b="0"/>
-            <wp:wrapSquare wrapText="largest"/>
-            <wp:docPr id="12" name="Image4" descr=""/>
-            <wp:cNvGraphicFramePr>
-              <a:graphicFrameLocks xmlns:a="http://schemas.openxmlformats.org/drawingml/2006/main" noChangeAspect="1"/>
-            </wp:cNvGraphicFramePr>
-            <a:graphic xmlns:a="http://schemas.openxmlformats.org/drawingml/2006/main">
-              <a:graphicData uri="http://schemas.openxmlformats.org/drawingml/2006/picture">
-                <pic:pic xmlns:pic="http://schemas.openxmlformats.org/drawingml/2006/picture">
-                  <pic:nvPicPr>
-                    <pic:cNvPr id="12" name="Image4" descr=""/>
-                    <pic:cNvPicPr>
-                      <a:picLocks noChangeAspect="1" noChangeArrowheads="1"/>
-                    </pic:cNvPicPr>
-                  </pic:nvPicPr>
-                  <pic:blipFill>
-                    <a:blip r:embed="rId16"/>
-                    <a:stretch>
-                      <a:fillRect/>
-                    </a:stretch>
-                  </pic:blipFill>
-                  <pic:spPr bwMode="auto">
-                    <a:xfrm>
-                      <a:off x="0" y="0"/>
-                      <a:ext cx="445135" cy="445135"/>
-                    </a:xfrm>
-                    <a:prstGeom prst="rect">
-                      <a:avLst/>
-                    </a:prstGeom>
-                  </pic:spPr>
-                </pic:pic>
-              </a:graphicData>
-            </a:graphic>
-          </wp:anchor>
-        </w:drawing>
-      </w:r>
-      <w:r>
-        <w:rPr>
-          <w:rStyle w:val="T-14"/>
-          <w:rFonts w:ascii="Calibri" w:hAnsi="Calibri"/>
+      </w:r>
+      <w:r>
+        <w:rPr>
+          <w:rStyle w:val="T-14"/>
           <w:color w:val="CE9178"/>
           <w:shd w:fill="1F1F1F" w:val="clear"/>
         </w:rPr>

--- a/cv_guidia_sv.docx
+++ b/cv_guidia_sv.docx
@@ -1257,27 +1257,17 @@
           <w:sz w:val="22"/>
           <w:szCs w:val="22"/>
         </w:rPr>
-        <w:t xml:space="preserve">2004-2009 - </w:t>
-      </w:r>
-      <w:r>
-        <w:rPr>
-          <w:rStyle w:val="T-14"/>
-          <w:rFonts w:cs="Segoe UI" w:ascii="Calibri" w:hAnsi="Calibri"/>
-          <w:sz w:val="22"/>
-          <w:szCs w:val="22"/>
-        </w:rPr>
-        <w:t xml:space="preserve">Bachelor degree and Master degree in Computer Engineering. Speciality “Computers, Complexes, System and Networks”, </w:t>
-      </w:r>
-      <w:r>
-        <w:rPr>
-          <w:rStyle w:val="T-14"/>
-          <w:rFonts w:cs="Segoe UI" w:ascii="Calibri" w:hAnsi="Calibri"/>
-          <w:b/>
-          <w:bCs/>
-          <w:sz w:val="22"/>
-          <w:szCs w:val="22"/>
-        </w:rPr>
         <w:t>Far Eastern State Technical University</w:t>
+        <w:br/>
+      </w:r>
+      <w:r>
+        <w:rPr>
+          <w:rStyle w:val="T-14"/>
+          <w:rFonts w:cs="Segoe UI" w:ascii="Calibri" w:hAnsi="Calibri"/>
+          <w:sz w:val="22"/>
+          <w:szCs w:val="22"/>
+        </w:rPr>
+        <w:t>Bachelor degree and Master degree in Computer Engineering. Speciality “Computers, Complexes, System and Networks”</w:t>
       </w:r>
     </w:p>
     <w:p>
